--- a/docs/entregables/04-ficha-auditoria/Ficha-auditoria-producto.docx
+++ b/docs/entregables/04-ficha-auditoria/Ficha-auditoria-producto.docx
@@ -1571,7 +1571,7 @@
                 <w:color w:val="131B2E"/>
                 <w:sz w:val="19"/>
               </w:rPr>
-              <w:t>Repositorio público con 507 archivos versionados y 330 registros de cambios trazables</w:t>
+              <w:t>Repositorio público con 514 archivos versionados y 340 registros de cambios trazables</w:t>
             </w:r>
           </w:p>
         </w:tc>
@@ -1645,7 +1645,7 @@
                 <w:color w:val="131B2E"/>
                 <w:sz w:val="19"/>
               </w:rPr>
-              <w:t>Los datasets NO están publicados: excluidos del repositorio por tamaño. Impide reproducir el entrenamiento</w:t>
+              <w:t>NO publicados. El repositorio excluye artifacts/ en bloque y esa regla arrastra al dataset (708 KB) y al modelo (8 KB) junto con lo que sí pesa: 60 MB de dependencias y 24 MB de capturas</w:t>
             </w:r>
           </w:p>
         </w:tc>

--- a/docs/entregables/04-ficha-auditoria/Ficha-auditoria-producto.docx
+++ b/docs/entregables/04-ficha-auditoria/Ficha-auditoria-producto.docx
@@ -408,6 +408,316 @@
         </w:tc>
       </w:tr>
     </w:tbl>
+    <w:p>
+      <w:r>
+        <w:br w:type="page"/>
+      </w:r>
+    </w:p>
+    <w:p>
+      <w:pPr>
+        <w:spacing w:before="320" w:after="120"/>
+        <w:pBdr>
+          <w:bottom w:val="single" w:sz="8" w:color="0F8A7D"/>
+        </w:pBdr>
+      </w:pPr>
+      <w:r>
+        <w:rPr>
+          <w:b/>
+          <w:color w:val="131B2E"/>
+          <w:sz w:val="28"/>
+        </w:rPr>
+        <w:t>Procedimiento seguido</w:t>
+      </w:r>
+    </w:p>
+    <w:p>
+      <w:pPr>
+        <w:spacing w:after="120"/>
+        <w:jc w:val="both"/>
+      </w:pPr>
+      <w:r>
+        <w:rPr>
+          <w:b w:val="0"/>
+          <w:i w:val="0"/>
+          <w:color w:val="131B2E"/>
+          <w:sz w:val="20"/>
+        </w:rPr>
+        <w:t>La consigna planteaba seis pasos. Se dejan explícitos para que pueda verificarse que se siguieron y no solo que se entregó la ficha:</w:t>
+      </w:r>
+    </w:p>
+    <w:p>
+      <w:pPr>
+        <w:pStyle w:val="ListBullet"/>
+        <w:spacing w:after="60"/>
+      </w:pPr>
+      <w:r>
+        <w:rPr>
+          <w:b/>
+          <w:color w:val="131B2E"/>
+          <w:sz w:val="20"/>
+        </w:rPr>
+        <w:t>Paso 1 — Conformación del equipo.</w:t>
+      </w:r>
+      <w:r>
+        <w:rPr>
+          <w:b w:val="0"/>
+          <w:color w:val="131B2E"/>
+          <w:sz w:val="20"/>
+        </w:rPr>
+        <w:t xml:space="preserve"> Rubén Mark Salazar Tocas y Uziel Elias Sauñe Fernandez, los mismos integrantes del proyecto auditado.</w:t>
+      </w:r>
+    </w:p>
+    <w:p>
+      <w:pPr>
+        <w:pStyle w:val="ListBullet"/>
+        <w:spacing w:after="60"/>
+      </w:pPr>
+      <w:r>
+        <w:rPr>
+          <w:b/>
+          <w:color w:val="131B2E"/>
+          <w:sz w:val="20"/>
+        </w:rPr>
+        <w:t>Paso 2 — Análisis del producto validado.</w:t>
+      </w:r>
+      <w:r>
+        <w:rPr>
+          <w:b w:val="0"/>
+          <w:color w:val="131B2E"/>
+          <w:sz w:val="20"/>
+        </w:rPr>
+        <w:t xml:space="preserve"> Se auditó el sistema realmente desplegado en VM02, no su especificación: motor de decisión, mecanismo de bloqueo y panel de observación.</w:t>
+      </w:r>
+    </w:p>
+    <w:p>
+      <w:pPr>
+        <w:pStyle w:val="ListBullet"/>
+        <w:spacing w:after="60"/>
+      </w:pPr>
+      <w:r>
+        <w:rPr>
+          <w:b/>
+          <w:color w:val="131B2E"/>
+          <w:sz w:val="20"/>
+        </w:rPr>
+        <w:t>Paso 3 — Evidencia de confiabilidad.</w:t>
+      </w:r>
+      <w:r>
+        <w:rPr>
+          <w:b w:val="0"/>
+          <w:color w:val="131B2E"/>
+          <w:sz w:val="20"/>
+        </w:rPr>
+        <w:t xml:space="preserve"> Las tres vías nombradas (Alfa, Kappa, validación cruzada) más las que corresponden a un sistema de software. → Sección 1</w:t>
+      </w:r>
+    </w:p>
+    <w:p>
+      <w:pPr>
+        <w:pStyle w:val="ListBullet"/>
+        <w:spacing w:after="60"/>
+      </w:pPr>
+      <w:r>
+        <w:rPr>
+          <w:b/>
+          <w:color w:val="131B2E"/>
+          <w:sz w:val="20"/>
+        </w:rPr>
+        <w:t>Paso 4 — Evidencia de replicabilidad.</w:t>
+      </w:r>
+      <w:r>
+        <w:rPr>
+          <w:b w:val="0"/>
+          <w:color w:val="131B2E"/>
+          <w:sz w:val="20"/>
+        </w:rPr>
+        <w:t xml:space="preserve"> Se comprobó ejecutando, no solo leyendo documentación, qué está publicado y qué no. → Sección 2</w:t>
+      </w:r>
+    </w:p>
+    <w:p>
+      <w:pPr>
+        <w:pStyle w:val="ListBullet"/>
+        <w:spacing w:after="60"/>
+      </w:pPr>
+      <w:r>
+        <w:rPr>
+          <w:b/>
+          <w:color w:val="131B2E"/>
+          <w:sz w:val="20"/>
+        </w:rPr>
+        <w:t>Paso 5 — Evidencia de pertinencia.</w:t>
+      </w:r>
+      <w:r>
+        <w:rPr>
+          <w:b w:val="0"/>
+          <w:color w:val="131B2E"/>
+          <w:sz w:val="20"/>
+        </w:rPr>
+        <w:t xml:space="preserve"> Se contrastó el producto con el problema declarado y con los requisitos comprometidos. → Sección 3</w:t>
+      </w:r>
+    </w:p>
+    <w:p>
+      <w:pPr>
+        <w:pStyle w:val="ListBullet"/>
+        <w:spacing w:after="60"/>
+      </w:pPr>
+      <w:r>
+        <w:rPr>
+          <w:b/>
+          <w:color w:val="131B2E"/>
+          <w:sz w:val="20"/>
+        </w:rPr>
+        <w:t>Paso 6 — Diligenciamiento y cálculo.</w:t>
+      </w:r>
+      <w:r>
+        <w:rPr>
+          <w:b w:val="0"/>
+          <w:color w:val="131B2E"/>
+          <w:sz w:val="20"/>
+        </w:rPr>
+        <w:t xml:space="preserve"> Puntuación ítem por ítem, subtotales y puntaje final. → Secciones 4 y 5</w:t>
+      </w:r>
+    </w:p>
+    <w:p/>
+    <w:p>
+      <w:pPr>
+        <w:spacing w:before="320" w:after="120"/>
+        <w:pBdr>
+          <w:bottom w:val="single" w:sz="8" w:color="0F8A7D"/>
+        </w:pBdr>
+      </w:pPr>
+      <w:r>
+        <w:rPr>
+          <w:b/>
+          <w:color w:val="131B2E"/>
+          <w:sz w:val="28"/>
+        </w:rPr>
+        <w:t>Cómo se realizó la auditoría</w:t>
+      </w:r>
+    </w:p>
+    <w:p>
+      <w:pPr>
+        <w:spacing w:after="120"/>
+        <w:jc w:val="both"/>
+      </w:pPr>
+      <w:r>
+        <w:rPr>
+          <w:b w:val="0"/>
+          <w:i w:val="0"/>
+          <w:color w:val="131B2E"/>
+          <w:sz w:val="20"/>
+        </w:rPr>
+        <w:t>Para que la ficha sea verificable y no una autoevaluación complaciente, se fijó de antemano qué se aceptaría como evidencia:</w:t>
+      </w:r>
+    </w:p>
+    <w:p>
+      <w:pPr>
+        <w:pStyle w:val="ListBullet"/>
+        <w:spacing w:after="60"/>
+      </w:pPr>
+      <w:r>
+        <w:rPr>
+          <w:b/>
+          <w:color w:val="131B2E"/>
+          <w:sz w:val="20"/>
+        </w:rPr>
+        <w:t>Solo cuenta lo que puede comprobar un tercero.</w:t>
+      </w:r>
+      <w:r>
+        <w:rPr>
+          <w:b w:val="0"/>
+          <w:color w:val="131B2E"/>
+          <w:sz w:val="20"/>
+        </w:rPr>
+        <w:t xml:space="preserve"> Una afirmación documentada pero no ejecutada se puntúa como declarada, nunca como completa.</w:t>
+      </w:r>
+    </w:p>
+    <w:p>
+      <w:pPr>
+        <w:pStyle w:val="ListBullet"/>
+        <w:spacing w:after="60"/>
+      </w:pPr>
+      <w:r>
+        <w:rPr>
+          <w:b/>
+          <w:color w:val="131B2E"/>
+          <w:sz w:val="20"/>
+        </w:rPr>
+        <w:t>Se verificó ejecutando, no leyendo.</w:t>
+      </w:r>
+      <w:r>
+        <w:rPr>
+          <w:b w:val="0"/>
+          <w:color w:val="131B2E"/>
+          <w:sz w:val="20"/>
+        </w:rPr>
+        <w:t xml:space="preserve"> La reproducibilidad se comprobó reevaluando el modelo congelado; la disponibilidad de datos, inspeccionando qué excluye el repositorio y cuánto ocupa cada artefacto.</w:t>
+      </w:r>
+    </w:p>
+    <w:p>
+      <w:pPr>
+        <w:pStyle w:val="ListBullet"/>
+        <w:spacing w:after="60"/>
+      </w:pPr>
+      <w:r>
+        <w:rPr>
+          <w:b/>
+          <w:color w:val="131B2E"/>
+          <w:sz w:val="20"/>
+        </w:rPr>
+        <w:t>Las cifras del proyecto no se transcriben a mano.</w:t>
+      </w:r>
+      <w:r>
+        <w:rPr>
+          <w:b w:val="0"/>
+          <w:color w:val="131B2E"/>
+          <w:sz w:val="20"/>
+        </w:rPr>
+        <w:t xml:space="preserve"> Se leen del manifiesto de calibración y de los registros de la validación operativa.</w:t>
+      </w:r>
+    </w:p>
+    <w:p>
+      <w:pPr>
+        <w:pStyle w:val="ListBullet"/>
+        <w:spacing w:after="60"/>
+      </w:pPr>
+      <w:r>
+        <w:rPr>
+          <w:b/>
+          <w:color w:val="131B2E"/>
+          <w:sz w:val="20"/>
+        </w:rPr>
+        <w:t>Lo ausente se puntúa como ausente.</w:t>
+      </w:r>
+      <w:r>
+        <w:rPr>
+          <w:b w:val="0"/>
+          <w:color w:val="131B2E"/>
+          <w:sz w:val="20"/>
+        </w:rPr>
+        <w:t xml:space="preserve"> No se compensa una carencia con una fortaleza de otra dimensión.</w:t>
+      </w:r>
+    </w:p>
+    <w:p>
+      <w:pPr>
+        <w:pStyle w:val="ListBullet"/>
+        <w:spacing w:after="60"/>
+      </w:pPr>
+      <w:r>
+        <w:rPr>
+          <w:b/>
+          <w:color w:val="131B2E"/>
+          <w:sz w:val="20"/>
+        </w:rPr>
+        <w:t>Lo que no aplica se excluye del cálculo</w:t>
+      </w:r>
+      <w:r>
+        <w:rPr>
+          <w:b w:val="0"/>
+          <w:color w:val="131B2E"/>
+          <w:sz w:val="20"/>
+        </w:rPr>
+        <w:t>, en vez de puntuarse con cero.</w:t>
+      </w:r>
+    </w:p>
     <w:p>
       <w:r>
         <w:br w:type="page"/>
@@ -1571,7 +1881,7 @@
                 <w:color w:val="131B2E"/>
                 <w:sz w:val="19"/>
               </w:rPr>
-              <w:t>Repositorio público con 514 archivos versionados y 340 registros de cambios trazables</w:t>
+              <w:t>Repositorio público con 515 archivos versionados y 342 registros de cambios trazables</w:t>
             </w:r>
           </w:p>
         </w:tc>
@@ -4024,6 +4334,628 @@
         </w:tc>
       </w:tr>
     </w:tbl>
+    <w:p>
+      <w:r>
+        <w:br w:type="page"/>
+      </w:r>
+    </w:p>
+    <w:p>
+      <w:pPr>
+        <w:spacing w:before="320" w:after="120"/>
+        <w:pBdr>
+          <w:bottom w:val="single" w:sz="8" w:color="0F8A7D"/>
+        </w:pBdr>
+      </w:pPr>
+      <w:r>
+        <w:rPr>
+          <w:b/>
+          <w:color w:val="131B2E"/>
+          <w:sz w:val="28"/>
+        </w:rPr>
+        <w:t>6.  Correspondencia con la norma ISO/IEC 25010</w:t>
+      </w:r>
+    </w:p>
+    <w:p>
+      <w:pPr>
+        <w:spacing w:after="120"/>
+        <w:jc w:val="both"/>
+      </w:pPr>
+      <w:r>
+        <w:rPr>
+          <w:b w:val="0"/>
+          <w:i w:val="0"/>
+          <w:color w:val="131B2E"/>
+          <w:sz w:val="20"/>
+        </w:rPr>
+        <w:t xml:space="preserve">La norma de calidad de producto de software permite situar los resultados en un marco reconocido. Se declara solo lo que el proyecto </w:t>
+      </w:r>
+      <w:r>
+        <w:rPr>
+          <w:b/>
+          <w:i w:val="0"/>
+          <w:color w:val="131B2E"/>
+          <w:sz w:val="20"/>
+        </w:rPr>
+        <w:t>midió</w:t>
+      </w:r>
+      <w:r>
+        <w:rPr>
+          <w:b w:val="0"/>
+          <w:i w:val="0"/>
+          <w:color w:val="131B2E"/>
+          <w:sz w:val="20"/>
+        </w:rPr>
+        <w:t>; el resto se marca como no evaluado, en lugar de suponerlo.</w:t>
+      </w:r>
+    </w:p>
+    <w:tbl>
+      <w:tblPr>
+        <w:tblStyle w:val="TableGrid"/>
+        <w:tblW w:type="auto" w:w="0"/>
+        <w:jc w:val="center"/>
+        <w:tblLook w:firstColumn="1" w:firstRow="1" w:lastColumn="0" w:lastRow="0" w:noHBand="0" w:noVBand="1" w:val="04A0"/>
+      </w:tblPr>
+      <w:tblGrid>
+        <w:gridCol w:w="3400"/>
+        <w:gridCol w:w="3400"/>
+        <w:gridCol w:w="3400"/>
+      </w:tblGrid>
+      <w:tr>
+        <w:tc>
+          <w:tcPr>
+            <w:tcW w:type="dxa" w:w="3061"/>
+            <w:shd w:val="clear" w:fill="0F8A7D"/>
+          </w:tcPr>
+          <w:p>
+            <w:r/>
+            <w:r>
+              <w:rPr>
+                <w:rFonts w:ascii="Calibri" w:hAnsi="Calibri"/>
+                <w:b/>
+                <w:color w:val="FFFFFF"/>
+                <w:sz w:val="19"/>
+              </w:rPr>
+              <w:t>Característica ISO/IEC 25010</w:t>
+            </w:r>
+          </w:p>
+        </w:tc>
+        <w:tc>
+          <w:tcPr>
+            <w:tcW w:type="dxa" w:w="1247"/>
+            <w:shd w:val="clear" w:fill="0F8A7D"/>
+          </w:tcPr>
+          <w:p>
+            <w:r/>
+            <w:r>
+              <w:rPr>
+                <w:rFonts w:ascii="Calibri" w:hAnsi="Calibri"/>
+                <w:b/>
+                <w:color w:val="FFFFFF"/>
+                <w:sz w:val="19"/>
+              </w:rPr>
+              <w:t>¿Se evaluó?</w:t>
+            </w:r>
+          </w:p>
+        </w:tc>
+        <w:tc>
+          <w:tcPr>
+            <w:tcW w:type="dxa" w:w="5046"/>
+            <w:shd w:val="clear" w:fill="0F8A7D"/>
+          </w:tcPr>
+          <w:p>
+            <w:r/>
+            <w:r>
+              <w:rPr>
+                <w:rFonts w:ascii="Calibri" w:hAnsi="Calibri"/>
+                <w:b/>
+                <w:color w:val="FFFFFF"/>
+                <w:sz w:val="19"/>
+              </w:rPr>
+              <w:t>Evidencia en este proyecto</w:t>
+            </w:r>
+          </w:p>
+        </w:tc>
+      </w:tr>
+      <w:tr>
+        <w:tc>
+          <w:tcPr>
+            <w:tcW w:type="dxa" w:w="3061"/>
+          </w:tcPr>
+          <w:p>
+            <w:r/>
+            <w:r>
+              <w:rPr>
+                <w:rFonts w:ascii="Calibri" w:hAnsi="Calibri"/>
+                <w:b w:val="0"/>
+                <w:color w:val="131B2E"/>
+                <w:sz w:val="19"/>
+              </w:rPr>
+              <w:t>Fiabilidad — madurez, disponibilidad, tolerancia a fallos</w:t>
+            </w:r>
+          </w:p>
+        </w:tc>
+        <w:tc>
+          <w:tcPr>
+            <w:tcW w:type="dxa" w:w="1247"/>
+            <w:shd w:val="clear" w:fill="E0F3E6"/>
+          </w:tcPr>
+          <w:p>
+            <w:r/>
+            <w:r>
+              <w:rPr>
+                <w:rFonts w:ascii="Calibri" w:hAnsi="Calibri"/>
+                <w:b w:val="0"/>
+                <w:color w:val="131B2E"/>
+                <w:sz w:val="19"/>
+              </w:rPr>
+              <w:t>Sí</w:t>
+            </w:r>
+          </w:p>
+        </w:tc>
+        <w:tc>
+          <w:tcPr>
+            <w:tcW w:type="dxa" w:w="5046"/>
+          </w:tcPr>
+          <w:p>
+            <w:r/>
+            <w:r>
+              <w:rPr>
+                <w:rFonts w:ascii="Calibri" w:hAnsi="Calibri"/>
+                <w:b w:val="0"/>
+                <w:color w:val="131B2E"/>
+                <w:sz w:val="19"/>
+              </w:rPr>
+              <w:t>100 % de disponibilidad en 57 corridas, sin pérdida de paquetes. Tres fallos de producción detectados y corregidos con prueba positiva y negativa</w:t>
+            </w:r>
+          </w:p>
+        </w:tc>
+      </w:tr>
+      <w:tr>
+        <w:tc>
+          <w:tcPr>
+            <w:tcW w:type="dxa" w:w="3061"/>
+            <w:shd w:val="clear" w:fill="F4F6FB"/>
+          </w:tcPr>
+          <w:p>
+            <w:r/>
+            <w:r>
+              <w:rPr>
+                <w:rFonts w:ascii="Calibri" w:hAnsi="Calibri"/>
+                <w:b w:val="0"/>
+                <w:color w:val="131B2E"/>
+                <w:sz w:val="19"/>
+              </w:rPr>
+              <w:t>Eficiencia de desempeño — comportamiento temporal</w:t>
+            </w:r>
+          </w:p>
+        </w:tc>
+        <w:tc>
+          <w:tcPr>
+            <w:tcW w:type="dxa" w:w="1247"/>
+            <w:shd w:val="clear" w:fill="E0F3E6"/>
+          </w:tcPr>
+          <w:p>
+            <w:r/>
+            <w:r>
+              <w:rPr>
+                <w:rFonts w:ascii="Calibri" w:hAnsi="Calibri"/>
+                <w:b w:val="0"/>
+                <w:color w:val="131B2E"/>
+                <w:sz w:val="19"/>
+              </w:rPr>
+              <w:t>Sí</w:t>
+            </w:r>
+          </w:p>
+        </w:tc>
+        <w:tc>
+          <w:tcPr>
+            <w:tcW w:type="dxa" w:w="5046"/>
+            <w:shd w:val="clear" w:fill="F4F6FB"/>
+          </w:tcPr>
+          <w:p>
+            <w:r/>
+            <w:r>
+              <w:rPr>
+                <w:rFonts w:ascii="Calibri" w:hAnsi="Calibri"/>
+                <w:b w:val="0"/>
+                <w:color w:val="131B2E"/>
+                <w:sz w:val="19"/>
+              </w:rPr>
+              <w:t>Bloqueo en una mediana de 8 s. Límite declarado: bajo carga sostenida el motor acumula retraso</w:t>
+            </w:r>
+          </w:p>
+        </w:tc>
+      </w:tr>
+      <w:tr>
+        <w:tc>
+          <w:tcPr>
+            <w:tcW w:type="dxa" w:w="3061"/>
+          </w:tcPr>
+          <w:p>
+            <w:r/>
+            <w:r>
+              <w:rPr>
+                <w:rFonts w:ascii="Calibri" w:hAnsi="Calibri"/>
+                <w:b w:val="0"/>
+                <w:color w:val="131B2E"/>
+                <w:sz w:val="19"/>
+              </w:rPr>
+              <w:t>Adecuación funcional — completitud y corrección</w:t>
+            </w:r>
+          </w:p>
+        </w:tc>
+        <w:tc>
+          <w:tcPr>
+            <w:tcW w:type="dxa" w:w="1247"/>
+            <w:shd w:val="clear" w:fill="FDECD2"/>
+          </w:tcPr>
+          <w:p>
+            <w:r/>
+            <w:r>
+              <w:rPr>
+                <w:rFonts w:ascii="Calibri" w:hAnsi="Calibri"/>
+                <w:b w:val="0"/>
+                <w:color w:val="131B2E"/>
+                <w:sz w:val="19"/>
+              </w:rPr>
+              <w:t>Parcial</w:t>
+            </w:r>
+          </w:p>
+        </w:tc>
+        <w:tc>
+          <w:tcPr>
+            <w:tcW w:type="dxa" w:w="5046"/>
+          </w:tcPr>
+          <w:p>
+            <w:r/>
+            <w:r>
+              <w:rPr>
+                <w:rFonts w:ascii="Calibri" w:hAnsi="Calibri"/>
+                <w:b w:val="0"/>
+                <w:color w:val="131B2E"/>
+                <w:sz w:val="19"/>
+              </w:rPr>
+              <w:t>Detecta y bloquea las 6 familias previstas (88,8 %), pero la corrección se degrada con tráfico legítimo intenso (error 23–26 %)</w:t>
+            </w:r>
+          </w:p>
+        </w:tc>
+      </w:tr>
+      <w:tr>
+        <w:tc>
+          <w:tcPr>
+            <w:tcW w:type="dxa" w:w="3061"/>
+            <w:shd w:val="clear" w:fill="F4F6FB"/>
+          </w:tcPr>
+          <w:p>
+            <w:r/>
+            <w:r>
+              <w:rPr>
+                <w:rFonts w:ascii="Calibri" w:hAnsi="Calibri"/>
+                <w:b w:val="0"/>
+                <w:color w:val="131B2E"/>
+                <w:sz w:val="19"/>
+              </w:rPr>
+              <w:t>Seguridad — confidencialidad, integridad, no repudio</w:t>
+            </w:r>
+          </w:p>
+        </w:tc>
+        <w:tc>
+          <w:tcPr>
+            <w:tcW w:type="dxa" w:w="1247"/>
+            <w:shd w:val="clear" w:fill="FDECD2"/>
+          </w:tcPr>
+          <w:p>
+            <w:r/>
+            <w:r>
+              <w:rPr>
+                <w:rFonts w:ascii="Calibri" w:hAnsi="Calibri"/>
+                <w:b w:val="0"/>
+                <w:color w:val="131B2E"/>
+                <w:sz w:val="19"/>
+              </w:rPr>
+              <w:t>Parcial</w:t>
+            </w:r>
+          </w:p>
+        </w:tc>
+        <w:tc>
+          <w:tcPr>
+            <w:tcW w:type="dxa" w:w="5046"/>
+            <w:shd w:val="clear" w:fill="F4F6FB"/>
+          </w:tcPr>
+          <w:p>
+            <w:r/>
+            <w:r>
+              <w:rPr>
+                <w:rFonts w:ascii="Calibri" w:hAnsi="Calibri"/>
+                <w:b w:val="0"/>
+                <w:color w:val="131B2E"/>
+                <w:sz w:val="19"/>
+              </w:rPr>
+              <w:t>Integridad verificable por SHA-256 y acceso por helper de alcance estrecho. NO se evaluó el sistema como objetivo de ataque (evasión, suplantación de IP)</w:t>
+            </w:r>
+          </w:p>
+        </w:tc>
+      </w:tr>
+      <w:tr>
+        <w:tc>
+          <w:tcPr>
+            <w:tcW w:type="dxa" w:w="3061"/>
+          </w:tcPr>
+          <w:p>
+            <w:r/>
+            <w:r>
+              <w:rPr>
+                <w:rFonts w:ascii="Calibri" w:hAnsi="Calibri"/>
+                <w:b w:val="0"/>
+                <w:color w:val="131B2E"/>
+                <w:sz w:val="19"/>
+              </w:rPr>
+              <w:t>Mantenibilidad — modularidad, reusabilidad</w:t>
+            </w:r>
+          </w:p>
+        </w:tc>
+        <w:tc>
+          <w:tcPr>
+            <w:tcW w:type="dxa" w:w="1247"/>
+            <w:shd w:val="clear" w:fill="FDECD2"/>
+          </w:tcPr>
+          <w:p>
+            <w:r/>
+            <w:r>
+              <w:rPr>
+                <w:rFonts w:ascii="Calibri" w:hAnsi="Calibri"/>
+                <w:b w:val="0"/>
+                <w:color w:val="131B2E"/>
+                <w:sz w:val="19"/>
+              </w:rPr>
+              <w:t>Parcial</w:t>
+            </w:r>
+          </w:p>
+        </w:tc>
+        <w:tc>
+          <w:tcPr>
+            <w:tcW w:type="dxa" w:w="5046"/>
+          </w:tcPr>
+          <w:p>
+            <w:r/>
+            <w:r>
+              <w:rPr>
+                <w:rFonts w:ascii="Calibri" w:hAnsi="Calibri"/>
+                <w:b w:val="0"/>
+                <w:color w:val="131B2E"/>
+                <w:sz w:val="19"/>
+              </w:rPr>
+              <w:t>El motor reutiliza el extractor congelado sin duplicar fórmulas; 515 archivos versionados. Sin métricas formales</w:t>
+            </w:r>
+          </w:p>
+        </w:tc>
+      </w:tr>
+      <w:tr>
+        <w:tc>
+          <w:tcPr>
+            <w:tcW w:type="dxa" w:w="3061"/>
+            <w:shd w:val="clear" w:fill="F4F6FB"/>
+          </w:tcPr>
+          <w:p>
+            <w:r/>
+            <w:r>
+              <w:rPr>
+                <w:rFonts w:ascii="Calibri" w:hAnsi="Calibri"/>
+                <w:b w:val="0"/>
+                <w:color w:val="131B2E"/>
+                <w:sz w:val="19"/>
+              </w:rPr>
+              <w:t>Usabilidad</w:t>
+            </w:r>
+          </w:p>
+        </w:tc>
+        <w:tc>
+          <w:tcPr>
+            <w:tcW w:type="dxa" w:w="1247"/>
+            <w:shd w:val="clear" w:fill="FBE3E1"/>
+          </w:tcPr>
+          <w:p>
+            <w:r/>
+            <w:r>
+              <w:rPr>
+                <w:rFonts w:ascii="Calibri" w:hAnsi="Calibri"/>
+                <w:b w:val="0"/>
+                <w:color w:val="131B2E"/>
+                <w:sz w:val="19"/>
+              </w:rPr>
+              <w:t>No</w:t>
+            </w:r>
+          </w:p>
+        </w:tc>
+        <w:tc>
+          <w:tcPr>
+            <w:tcW w:type="dxa" w:w="5046"/>
+            <w:shd w:val="clear" w:fill="F4F6FB"/>
+          </w:tcPr>
+          <w:p>
+            <w:r/>
+            <w:r>
+              <w:rPr>
+                <w:rFonts w:ascii="Calibri" w:hAnsi="Calibri"/>
+                <w:b w:val="0"/>
+                <w:color w:val="131B2E"/>
+                <w:sz w:val="19"/>
+              </w:rPr>
+              <w:t>El panel no se sometió a ninguna evaluación de uso (ver ítems 3.1 y 3.2)</w:t>
+            </w:r>
+          </w:p>
+        </w:tc>
+      </w:tr>
+      <w:tr>
+        <w:tc>
+          <w:tcPr>
+            <w:tcW w:type="dxa" w:w="3061"/>
+          </w:tcPr>
+          <w:p>
+            <w:r/>
+            <w:r>
+              <w:rPr>
+                <w:rFonts w:ascii="Calibri" w:hAnsi="Calibri"/>
+                <w:b w:val="0"/>
+                <w:color w:val="131B2E"/>
+                <w:sz w:val="19"/>
+              </w:rPr>
+              <w:t>Portabilidad</w:t>
+            </w:r>
+          </w:p>
+        </w:tc>
+        <w:tc>
+          <w:tcPr>
+            <w:tcW w:type="dxa" w:w="1247"/>
+            <w:shd w:val="clear" w:fill="FBE3E1"/>
+          </w:tcPr>
+          <w:p>
+            <w:r/>
+            <w:r>
+              <w:rPr>
+                <w:rFonts w:ascii="Calibri" w:hAnsi="Calibri"/>
+                <w:b w:val="0"/>
+                <w:color w:val="131B2E"/>
+                <w:sz w:val="19"/>
+              </w:rPr>
+              <w:t>No</w:t>
+            </w:r>
+          </w:p>
+        </w:tc>
+        <w:tc>
+          <w:tcPr>
+            <w:tcW w:type="dxa" w:w="5046"/>
+          </w:tcPr>
+          <w:p>
+            <w:r/>
+            <w:r>
+              <w:rPr>
+                <w:rFonts w:ascii="Calibri" w:hAnsi="Calibri"/>
+                <w:b w:val="0"/>
+                <w:color w:val="131B2E"/>
+                <w:sz w:val="19"/>
+              </w:rPr>
+              <w:t>Desplegado sobre una única configuración de laboratorio; no se probó en otro entorno</w:t>
+            </w:r>
+          </w:p>
+        </w:tc>
+      </w:tr>
+      <w:tr>
+        <w:tc>
+          <w:tcPr>
+            <w:tcW w:type="dxa" w:w="3061"/>
+            <w:shd w:val="clear" w:fill="F4F6FB"/>
+          </w:tcPr>
+          <w:p>
+            <w:r/>
+            <w:r>
+              <w:rPr>
+                <w:rFonts w:ascii="Calibri" w:hAnsi="Calibri"/>
+                <w:b w:val="0"/>
+                <w:color w:val="131B2E"/>
+                <w:sz w:val="19"/>
+              </w:rPr>
+              <w:t>Compatibilidad</w:t>
+            </w:r>
+          </w:p>
+        </w:tc>
+        <w:tc>
+          <w:tcPr>
+            <w:tcW w:type="dxa" w:w="1247"/>
+            <w:shd w:val="clear" w:fill="FBE3E1"/>
+          </w:tcPr>
+          <w:p>
+            <w:r/>
+            <w:r>
+              <w:rPr>
+                <w:rFonts w:ascii="Calibri" w:hAnsi="Calibri"/>
+                <w:b w:val="0"/>
+                <w:color w:val="131B2E"/>
+                <w:sz w:val="19"/>
+              </w:rPr>
+              <w:t>No</w:t>
+            </w:r>
+          </w:p>
+        </w:tc>
+        <w:tc>
+          <w:tcPr>
+            <w:tcW w:type="dxa" w:w="5046"/>
+            <w:shd w:val="clear" w:fill="F4F6FB"/>
+          </w:tcPr>
+          <w:p>
+            <w:r/>
+            <w:r>
+              <w:rPr>
+                <w:rFonts w:ascii="Calibri" w:hAnsi="Calibri"/>
+                <w:b w:val="0"/>
+                <w:color w:val="131B2E"/>
+                <w:sz w:val="19"/>
+              </w:rPr>
+              <w:t>No se evaluó la coexistencia con otras herramientas de monitoreo</w:t>
+            </w:r>
+          </w:p>
+        </w:tc>
+      </w:tr>
+    </w:tbl>
+    <w:p/>
+    <w:tbl>
+      <w:tblPr>
+        <w:tblW w:type="auto" w:w="0"/>
+        <w:jc w:val="center"/>
+        <w:tblLook w:firstColumn="1" w:firstRow="1" w:lastColumn="0" w:lastRow="0" w:noHBand="0" w:noVBand="1" w:val="04A0"/>
+      </w:tblPr>
+      <w:tblGrid>
+        <w:gridCol w:w="10200"/>
+      </w:tblGrid>
+      <w:tr>
+        <w:tc>
+          <w:tcPr>
+            <w:tcW w:type="dxa" w:w="10200"/>
+            <w:shd w:val="clear" w:fill="EEF1F8"/>
+          </w:tcPr>
+          <w:p>
+            <w:r/>
+            <w:r>
+              <w:rPr>
+                <w:b/>
+                <w:color w:val="0F8A7D"/>
+                <w:sz w:val="20"/>
+              </w:rPr>
+              <w:t>Lectura</w:t>
+            </w:r>
+          </w:p>
+          <w:p>
+            <w:pPr>
+              <w:jc w:val="both"/>
+            </w:pPr>
+            <w:r>
+              <w:rPr>
+                <w:b w:val="0"/>
+                <w:color w:val="131B2E"/>
+                <w:sz w:val="19"/>
+              </w:rPr>
+              <w:t xml:space="preserve">Las dos características que el producto </w:t>
+            </w:r>
+            <w:r>
+              <w:rPr>
+                <w:b/>
+                <w:color w:val="131B2E"/>
+                <w:sz w:val="19"/>
+              </w:rPr>
+              <w:t>sí demuestra con evidencia</w:t>
+            </w:r>
+            <w:r>
+              <w:rPr>
+                <w:b w:val="0"/>
+                <w:color w:val="131B2E"/>
+                <w:sz w:val="19"/>
+              </w:rPr>
+              <w:t xml:space="preserve"> —fiabilidad y eficiencia de desempeño— son precisamente las críticas en un sistema de detección en tiempo real. Las no evaluadas coinciden con las carencias que ya señala la ficha: usabilidad con la ausencia de validación con usuarios, y seguridad con la ausencia de pruebas de evasión.</w:t>
+            </w:r>
+          </w:p>
+        </w:tc>
+      </w:tr>
+    </w:tbl>
     <w:p/>
     <w:p>
       <w:pPr>
@@ -4038,7 +4970,7 @@
           <w:color w:val="131B2E"/>
           <w:sz w:val="28"/>
         </w:rPr>
-        <w:t>6.  Conclusión de la auditoría</w:t>
+        <w:t>7.  Conclusión de la auditoría</w:t>
       </w:r>
     </w:p>
     <w:p>
@@ -4123,6 +5055,155 @@
           <w:sz w:val="20"/>
         </w:rPr>
         <w:t>, porque el material ya existe y solo requiere publicarse o ejecutarse. La excepción es la validación con usuarios, que exige planificar una sesión con evaluadores externos.</w:t>
+      </w:r>
+    </w:p>
+    <w:p/>
+    <w:p>
+      <w:pPr>
+        <w:spacing w:before="320" w:after="120"/>
+        <w:pBdr>
+          <w:bottom w:val="single" w:sz="8" w:color="0F8A7D"/>
+        </w:pBdr>
+      </w:pPr>
+      <w:r>
+        <w:rPr>
+          <w:b/>
+          <w:color w:val="131B2E"/>
+          <w:sz w:val="28"/>
+        </w:rPr>
+        <w:t>Referencias</w:t>
+      </w:r>
+    </w:p>
+    <w:p>
+      <w:pPr>
+        <w:pStyle w:val="ListBullet"/>
+        <w:spacing w:after="60"/>
+      </w:pPr>
+      <w:r>
+        <w:rPr>
+          <w:b/>
+          <w:color w:val="131B2E"/>
+          <w:sz w:val="20"/>
+        </w:rPr>
+        <w:t>ISO/IEC 25010:2011.</w:t>
+      </w:r>
+      <w:r>
+        <w:rPr>
+          <w:b w:val="0"/>
+          <w:color w:val="131B2E"/>
+          <w:sz w:val="20"/>
+        </w:rPr>
+        <w:t xml:space="preserve"> Systems and software engineering — SQuaRE — System and software quality models. International Organization for Standardization.</w:t>
+      </w:r>
+    </w:p>
+    <w:p>
+      <w:pPr>
+        <w:pStyle w:val="ListBullet"/>
+        <w:spacing w:after="60"/>
+      </w:pPr>
+      <w:r>
+        <w:rPr>
+          <w:b/>
+          <w:color w:val="131B2E"/>
+          <w:sz w:val="20"/>
+        </w:rPr>
+        <w:t>Cronbach, L. J. (1951).</w:t>
+      </w:r>
+      <w:r>
+        <w:rPr>
+          <w:b w:val="0"/>
+          <w:color w:val="131B2E"/>
+          <w:sz w:val="20"/>
+        </w:rPr>
+        <w:t xml:space="preserve"> Coefficient alpha and the internal structure of tests. Psychometrika, 16(3), 297–334. — Origen del criterio del ítem 1.1.</w:t>
+      </w:r>
+    </w:p>
+    <w:p>
+      <w:pPr>
+        <w:pStyle w:val="ListBullet"/>
+        <w:spacing w:after="60"/>
+      </w:pPr>
+      <w:r>
+        <w:rPr>
+          <w:b/>
+          <w:color w:val="131B2E"/>
+          <w:sz w:val="20"/>
+        </w:rPr>
+        <w:t>Cohen, J. (1960).</w:t>
+      </w:r>
+      <w:r>
+        <w:rPr>
+          <w:b w:val="0"/>
+          <w:color w:val="131B2E"/>
+          <w:sz w:val="20"/>
+        </w:rPr>
+        <w:t xml:space="preserve"> A coefficient of agreement for nominal scales. Educational and Psychological Measurement, 20(1), 37–46. — Origen del criterio del ítem 1.2.</w:t>
+      </w:r>
+    </w:p>
+    <w:p>
+      <w:pPr>
+        <w:pStyle w:val="ListBullet"/>
+        <w:spacing w:after="60"/>
+      </w:pPr>
+      <w:r>
+        <w:rPr>
+          <w:b/>
+          <w:color w:val="131B2E"/>
+          <w:sz w:val="20"/>
+        </w:rPr>
+        <w:t>Wilson, E. B. (1927).</w:t>
+      </w:r>
+      <w:r>
+        <w:rPr>
+          <w:b w:val="0"/>
+          <w:color w:val="131B2E"/>
+          <w:sz w:val="20"/>
+        </w:rPr>
+        <w:t xml:space="preserve"> Probable inference, the law of succession, and statistical inference. Journal of the American Statistical Association, 22(158), 209–212. — Método usado para los intervalos del ítem 1.6.</w:t>
+      </w:r>
+    </w:p>
+    <w:p>
+      <w:pPr>
+        <w:pStyle w:val="ListBullet"/>
+        <w:spacing w:after="60"/>
+      </w:pPr>
+      <w:r>
+        <w:rPr>
+          <w:b/>
+          <w:color w:val="131B2E"/>
+          <w:sz w:val="20"/>
+        </w:rPr>
+        <w:t>Wilkinson, M. D., et al. (2016).</w:t>
+      </w:r>
+      <w:r>
+        <w:rPr>
+          <w:b w:val="0"/>
+          <w:color w:val="131B2E"/>
+          <w:sz w:val="20"/>
+        </w:rPr>
+        <w:t xml:space="preserve"> The FAIR Guiding Principles for scientific data management and stewardship. Scientific Data, 3, 160018. — Marco de referencia de la sección 2.</w:t>
+      </w:r>
+    </w:p>
+    <w:p>
+      <w:pPr>
+        <w:pStyle w:val="ListBullet"/>
+        <w:spacing w:after="60"/>
+      </w:pPr>
+      <w:r>
+        <w:rPr>
+          <w:b/>
+          <w:color w:val="131B2E"/>
+          <w:sz w:val="20"/>
+        </w:rPr>
+        <w:t>Peng, R. D. (2011).</w:t>
+      </w:r>
+      <w:r>
+        <w:rPr>
+          <w:b w:val="0"/>
+          <w:color w:val="131B2E"/>
+          <w:sz w:val="20"/>
+        </w:rPr>
+        <w:t xml:space="preserve"> Reproducible research in computational science. Science, 334(6060), 1226–1227. — Distinción entre reproducibilidad y replicabilidad, ítems 1.4 y 2.1–2.6.</w:t>
       </w:r>
     </w:p>
     <w:sectPr>

--- a/docs/entregables/04-ficha-auditoria/Ficha-auditoria-producto.docx
+++ b/docs/entregables/04-ficha-auditoria/Ficha-auditoria-producto.docx
@@ -1881,7 +1881,7 @@
                 <w:color w:val="131B2E"/>
                 <w:sz w:val="19"/>
               </w:rPr>
-              <w:t>Repositorio público con 515 archivos versionados y 342 registros de cambios trazables</w:t>
+              <w:t>Repositorio público con 522 archivos versionados y 346 registros de cambios trazables</w:t>
             </w:r>
           </w:p>
         </w:tc>
@@ -4725,7 +4725,7 @@
                 <w:color w:val="131B2E"/>
                 <w:sz w:val="19"/>
               </w:rPr>
-              <w:t>El motor reutiliza el extractor congelado sin duplicar fórmulas; 515 archivos versionados. Sin métricas formales</w:t>
+              <w:t>El motor reutiliza el extractor congelado sin duplicar fórmulas; 522 archivos versionados. Sin métricas formales</w:t>
             </w:r>
           </w:p>
         </w:tc>

--- a/docs/entregables/04-ficha-auditoria/Ficha-auditoria-producto.docx
+++ b/docs/entregables/04-ficha-auditoria/Ficha-auditoria-producto.docx
@@ -1096,6 +1096,519 @@
           <w:color w:val="131B2E"/>
           <w:sz w:val="28"/>
         </w:rPr>
+        <w:t>Ficha de auditoría de validación — esquema del curso</w:t>
+      </w:r>
+    </w:p>
+    <w:p>
+      <w:pPr>
+        <w:spacing w:after="120"/>
+        <w:jc w:val="both"/>
+      </w:pPr>
+      <w:r>
+        <w:rPr>
+          <w:b w:val="0"/>
+          <w:i w:val="0"/>
+          <w:color w:val="131B2E"/>
+          <w:sz w:val="20"/>
+        </w:rPr>
+        <w:t>Los seis criterios sobre 20 puntos de la Sesión 02. El análisis extenso de las secciones 1 a 3 los sustenta con 18 ítems sobre 51 puntos.</w:t>
+      </w:r>
+    </w:p>
+    <w:tbl>
+      <w:tblPr>
+        <w:tblStyle w:val="TableGrid"/>
+        <w:tblW w:type="auto" w:w="0"/>
+        <w:jc w:val="center"/>
+        <w:tblLook w:firstColumn="1" w:firstRow="1" w:lastColumn="0" w:lastRow="0" w:noHBand="0" w:noVBand="1" w:val="04A0"/>
+      </w:tblPr>
+      <w:tblGrid>
+        <w:gridCol w:w="3400"/>
+        <w:gridCol w:w="3400"/>
+        <w:gridCol w:w="3400"/>
+      </w:tblGrid>
+      <w:tr>
+        <w:tc>
+          <w:tcPr>
+            <w:tcW w:type="dxa" w:w="2835"/>
+            <w:shd w:val="clear" w:fill="0F8A7D"/>
+          </w:tcPr>
+          <w:p>
+            <w:r/>
+            <w:r>
+              <w:rPr>
+                <w:rFonts w:ascii="Calibri" w:hAnsi="Calibri"/>
+                <w:b/>
+                <w:color w:val="FFFFFF"/>
+                <w:sz w:val="19"/>
+              </w:rPr>
+              <w:t>Criterio</w:t>
+            </w:r>
+          </w:p>
+        </w:tc>
+        <w:tc>
+          <w:tcPr>
+            <w:tcW w:type="dxa" w:w="5102"/>
+            <w:shd w:val="clear" w:fill="0F8A7D"/>
+          </w:tcPr>
+          <w:p>
+            <w:r/>
+            <w:r>
+              <w:rPr>
+                <w:rFonts w:ascii="Calibri" w:hAnsi="Calibri"/>
+                <w:b/>
+                <w:color w:val="FFFFFF"/>
+                <w:sz w:val="19"/>
+              </w:rPr>
+              <w:t>Evidencia encontrada</w:t>
+            </w:r>
+          </w:p>
+        </w:tc>
+        <w:tc>
+          <w:tcPr>
+            <w:tcW w:type="dxa" w:w="1134"/>
+            <w:shd w:val="clear" w:fill="0F8A7D"/>
+          </w:tcPr>
+          <w:p>
+            <w:r/>
+            <w:r>
+              <w:rPr>
+                <w:rFonts w:ascii="Calibri" w:hAnsi="Calibri"/>
+                <w:b/>
+                <w:color w:val="FFFFFF"/>
+                <w:sz w:val="19"/>
+              </w:rPr>
+              <w:t>Puntaje</w:t>
+            </w:r>
+          </w:p>
+        </w:tc>
+      </w:tr>
+      <w:tr>
+        <w:tc>
+          <w:tcPr>
+            <w:tcW w:type="dxa" w:w="2835"/>
+          </w:tcPr>
+          <w:p>
+            <w:r/>
+            <w:r>
+              <w:rPr>
+                <w:rFonts w:ascii="Calibri" w:hAnsi="Calibri"/>
+                <w:b w:val="0"/>
+                <w:color w:val="131B2E"/>
+                <w:sz w:val="19"/>
+              </w:rPr>
+              <w:t>Confiabilidad estadística reportada (Alfa, Kappa u otra)</w:t>
+            </w:r>
+          </w:p>
+        </w:tc>
+        <w:tc>
+          <w:tcPr>
+            <w:tcW w:type="dxa" w:w="5102"/>
+          </w:tcPr>
+          <w:p>
+            <w:r/>
+            <w:r>
+              <w:rPr>
+                <w:rFonts w:ascii="Calibri" w:hAnsi="Calibri"/>
+                <w:b w:val="0"/>
+                <w:color w:val="131B2E"/>
+                <w:sz w:val="19"/>
+              </w:rPr>
+              <w:t>Intervalos de Wilson 95 % en toda proporción, McNemar exacto con corrección de Holm sobre 21 comparaciones y ROC-AUC 0,974. Alfa no aplica: no hay escalas. Kappa no aplica: no hay jueces</w:t>
+            </w:r>
+          </w:p>
+        </w:tc>
+        <w:tc>
+          <w:tcPr>
+            <w:tcW w:type="dxa" w:w="1134"/>
+            <w:shd w:val="clear" w:fill="FDECD2"/>
+          </w:tcPr>
+          <w:p>
+            <w:r/>
+            <w:r>
+              <w:rPr>
+                <w:rFonts w:ascii="Calibri" w:hAnsi="Calibri"/>
+                <w:b w:val="0"/>
+                <w:color w:val="131B2E"/>
+                <w:sz w:val="19"/>
+              </w:rPr>
+              <w:t>3 / 4</w:t>
+            </w:r>
+          </w:p>
+        </w:tc>
+      </w:tr>
+      <w:tr>
+        <w:tc>
+          <w:tcPr>
+            <w:tcW w:type="dxa" w:w="2835"/>
+            <w:shd w:val="clear" w:fill="F4F6FB"/>
+          </w:tcPr>
+          <w:p>
+            <w:r/>
+            <w:r>
+              <w:rPr>
+                <w:rFonts w:ascii="Calibri" w:hAnsi="Calibri"/>
+                <w:b w:val="0"/>
+                <w:color w:val="131B2E"/>
+                <w:sz w:val="19"/>
+              </w:rPr>
+              <w:t>Método de validación de resultados declarado</w:t>
+            </w:r>
+          </w:p>
+        </w:tc>
+        <w:tc>
+          <w:tcPr>
+            <w:tcW w:type="dxa" w:w="5102"/>
+            <w:shd w:val="clear" w:fill="F4F6FB"/>
+          </w:tcPr>
+          <w:p>
+            <w:r/>
+            <w:r>
+              <w:rPr>
+                <w:rFonts w:ascii="Calibri" w:hAnsi="Calibri"/>
+                <w:b w:val="0"/>
+                <w:color w:val="131B2E"/>
+                <w:sz w:val="19"/>
+              </w:rPr>
+              <w:t>Hold-out con partición disjunta por episodio, umbral calibrado solo con validation y evaluación bloqueada de un solo paso. Falta validación cruzada y jornada de holdout externa</w:t>
+            </w:r>
+          </w:p>
+        </w:tc>
+        <w:tc>
+          <w:tcPr>
+            <w:tcW w:type="dxa" w:w="1134"/>
+            <w:shd w:val="clear" w:fill="FDECD2"/>
+          </w:tcPr>
+          <w:p>
+            <w:r/>
+            <w:r>
+              <w:rPr>
+                <w:rFonts w:ascii="Calibri" w:hAnsi="Calibri"/>
+                <w:b w:val="0"/>
+                <w:color w:val="131B2E"/>
+                <w:sz w:val="19"/>
+              </w:rPr>
+              <w:t>3 / 4</w:t>
+            </w:r>
+          </w:p>
+        </w:tc>
+      </w:tr>
+      <w:tr>
+        <w:tc>
+          <w:tcPr>
+            <w:tcW w:type="dxa" w:w="2835"/>
+          </w:tcPr>
+          <w:p>
+            <w:r/>
+            <w:r>
+              <w:rPr>
+                <w:rFonts w:ascii="Calibri" w:hAnsi="Calibri"/>
+                <w:b w:val="0"/>
+                <w:color w:val="131B2E"/>
+                <w:sz w:val="19"/>
+              </w:rPr>
+              <w:t>Confiabilidad de sistema / determinismo</w:t>
+            </w:r>
+          </w:p>
+        </w:tc>
+        <w:tc>
+          <w:tcPr>
+            <w:tcW w:type="dxa" w:w="5102"/>
+          </w:tcPr>
+          <w:p>
+            <w:r/>
+            <w:r>
+              <w:rPr>
+                <w:rFonts w:ascii="Calibri" w:hAnsi="Calibri"/>
+                <w:b w:val="0"/>
+                <w:color w:val="131B2E"/>
+                <w:sz w:val="19"/>
+              </w:rPr>
+              <w:t>Reproducción bit a bit verificada: el umbral coincide en sus 16 dígitos y los 7 modelos reproducen el manifiesto. Las semillas aún no se declaran como protocolo</w:t>
+            </w:r>
+          </w:p>
+        </w:tc>
+        <w:tc>
+          <w:tcPr>
+            <w:tcW w:type="dxa" w:w="1134"/>
+            <w:shd w:val="clear" w:fill="E0F3E6"/>
+          </w:tcPr>
+          <w:p>
+            <w:r/>
+            <w:r>
+              <w:rPr>
+                <w:rFonts w:ascii="Calibri" w:hAnsi="Calibri"/>
+                <w:b w:val="0"/>
+                <w:color w:val="131B2E"/>
+                <w:sz w:val="19"/>
+              </w:rPr>
+              <w:t>3 / 3</w:t>
+            </w:r>
+          </w:p>
+        </w:tc>
+      </w:tr>
+      <w:tr>
+        <w:tc>
+          <w:tcPr>
+            <w:tcW w:type="dxa" w:w="2835"/>
+            <w:shd w:val="clear" w:fill="F4F6FB"/>
+          </w:tcPr>
+          <w:p>
+            <w:r/>
+            <w:r>
+              <w:rPr>
+                <w:rFonts w:ascii="Calibri" w:hAnsi="Calibri"/>
+                <w:b w:val="0"/>
+                <w:color w:val="131B2E"/>
+                <w:sz w:val="19"/>
+              </w:rPr>
+              <w:t>Datos y/o código disponibles públicamente</w:t>
+            </w:r>
+          </w:p>
+        </w:tc>
+        <w:tc>
+          <w:tcPr>
+            <w:tcW w:type="dxa" w:w="5102"/>
+            <w:shd w:val="clear" w:fill="F4F6FB"/>
+          </w:tcPr>
+          <w:p>
+            <w:r/>
+            <w:r>
+              <w:rPr>
+                <w:rFonts w:ascii="Calibri" w:hAnsi="Calibri"/>
+                <w:b w:val="0"/>
+                <w:color w:val="131B2E"/>
+                <w:sz w:val="19"/>
+              </w:rPr>
+              <w:t>Dataset, manifiesto y los 7 modelos candidatos publicados, verificables con sha256sum -c, bajo licencias MIT y CC BY 4.0</w:t>
+            </w:r>
+          </w:p>
+        </w:tc>
+        <w:tc>
+          <w:tcPr>
+            <w:tcW w:type="dxa" w:w="1134"/>
+            <w:shd w:val="clear" w:fill="E0F3E6"/>
+          </w:tcPr>
+          <w:p>
+            <w:r/>
+            <w:r>
+              <w:rPr>
+                <w:rFonts w:ascii="Calibri" w:hAnsi="Calibri"/>
+                <w:b w:val="0"/>
+                <w:color w:val="131B2E"/>
+                <w:sz w:val="19"/>
+              </w:rPr>
+              <w:t>3 / 3</w:t>
+            </w:r>
+          </w:p>
+        </w:tc>
+      </w:tr>
+      <w:tr>
+        <w:tc>
+          <w:tcPr>
+            <w:tcW w:type="dxa" w:w="2835"/>
+          </w:tcPr>
+          <w:p>
+            <w:r/>
+            <w:r>
+              <w:rPr>
+                <w:rFonts w:ascii="Calibri" w:hAnsi="Calibri"/>
+                <w:b w:val="0"/>
+                <w:color w:val="131B2E"/>
+                <w:sz w:val="19"/>
+              </w:rPr>
+              <w:t>Entorno y dependencias documentadas</w:t>
+            </w:r>
+          </w:p>
+        </w:tc>
+        <w:tc>
+          <w:tcPr>
+            <w:tcW w:type="dxa" w:w="5102"/>
+          </w:tcPr>
+          <w:p>
+            <w:r/>
+            <w:r>
+              <w:rPr>
+                <w:rFonts w:ascii="Calibri" w:hAnsi="Calibri"/>
+                <w:b w:val="0"/>
+                <w:color w:val="131B2E"/>
+                <w:sz w:val="19"/>
+              </w:rPr>
+              <w:t>Versiones exactas de scikit-learn y numpy registradas en el manifiesto congelado, con script de instalación idempotente</w:t>
+            </w:r>
+          </w:p>
+        </w:tc>
+        <w:tc>
+          <w:tcPr>
+            <w:tcW w:type="dxa" w:w="1134"/>
+            <w:shd w:val="clear" w:fill="E0F3E6"/>
+          </w:tcPr>
+          <w:p>
+            <w:r/>
+            <w:r>
+              <w:rPr>
+                <w:rFonts w:ascii="Calibri" w:hAnsi="Calibri"/>
+                <w:b w:val="0"/>
+                <w:color w:val="131B2E"/>
+                <w:sz w:val="19"/>
+              </w:rPr>
+              <w:t>3 / 3</w:t>
+            </w:r>
+          </w:p>
+        </w:tc>
+      </w:tr>
+      <w:tr>
+        <w:tc>
+          <w:tcPr>
+            <w:tcW w:type="dxa" w:w="2835"/>
+            <w:shd w:val="clear" w:fill="F4F6FB"/>
+          </w:tcPr>
+          <w:p>
+            <w:r/>
+            <w:r>
+              <w:rPr>
+                <w:rFonts w:ascii="Calibri" w:hAnsi="Calibri"/>
+                <w:b w:val="0"/>
+                <w:color w:val="131B2E"/>
+                <w:sz w:val="19"/>
+              </w:rPr>
+              <w:t>Pertinencia validada con usuarios o stakeholders reales</w:t>
+            </w:r>
+          </w:p>
+        </w:tc>
+        <w:tc>
+          <w:tcPr>
+            <w:tcW w:type="dxa" w:w="5102"/>
+            <w:shd w:val="clear" w:fill="F4F6FB"/>
+          </w:tcPr>
+          <w:p>
+            <w:r/>
+            <w:r>
+              <w:rPr>
+                <w:rFonts w:ascii="Calibri" w:hAnsi="Calibri"/>
+                <w:b w:val="0"/>
+                <w:color w:val="131B2E"/>
+                <w:sz w:val="19"/>
+              </w:rPr>
+              <w:t>No se realizó ninguna. Es la única ausencia total del producto</w:t>
+            </w:r>
+          </w:p>
+        </w:tc>
+        <w:tc>
+          <w:tcPr>
+            <w:tcW w:type="dxa" w:w="1134"/>
+            <w:shd w:val="clear" w:fill="FBE3E1"/>
+          </w:tcPr>
+          <w:p>
+            <w:r/>
+            <w:r>
+              <w:rPr>
+                <w:rFonts w:ascii="Calibri" w:hAnsi="Calibri"/>
+                <w:b w:val="0"/>
+                <w:color w:val="131B2E"/>
+                <w:sz w:val="19"/>
+              </w:rPr>
+              <w:t>0 / 3</w:t>
+            </w:r>
+          </w:p>
+        </w:tc>
+      </w:tr>
+      <w:tr>
+        <w:tc>
+          <w:tcPr>
+            <w:tcW w:type="dxa" w:w="2835"/>
+            <w:shd w:val="clear" w:fill="EEF1F8"/>
+          </w:tcPr>
+          <w:p>
+            <w:r/>
+            <w:r>
+              <w:rPr>
+                <w:rFonts w:ascii="Calibri" w:hAnsi="Calibri"/>
+                <w:b w:val="0"/>
+                <w:color w:val="131B2E"/>
+                <w:sz w:val="19"/>
+              </w:rPr>
+              <w:t>TOTAL</w:t>
+            </w:r>
+          </w:p>
+        </w:tc>
+        <w:tc>
+          <w:tcPr>
+            <w:tcW w:type="dxa" w:w="5102"/>
+          </w:tcPr>
+          <w:p>
+            <w:r/>
+            <w:r>
+              <w:rPr>
+                <w:rFonts w:ascii="Calibri" w:hAnsi="Calibri"/>
+                <w:b w:val="0"/>
+                <w:color w:val="131B2E"/>
+                <w:sz w:val="19"/>
+              </w:rPr>
+            </w:r>
+          </w:p>
+        </w:tc>
+        <w:tc>
+          <w:tcPr>
+            <w:tcW w:type="dxa" w:w="1134"/>
+            <w:shd w:val="clear" w:fill="FDECD2"/>
+          </w:tcPr>
+          <w:p>
+            <w:r/>
+            <w:r>
+              <w:rPr>
+                <w:rFonts w:ascii="Calibri" w:hAnsi="Calibri"/>
+                <w:b w:val="0"/>
+                <w:color w:val="131B2E"/>
+                <w:sz w:val="19"/>
+              </w:rPr>
+              <w:t>15 / 20  ·  75 %</w:t>
+            </w:r>
+          </w:p>
+        </w:tc>
+      </w:tr>
+    </w:tbl>
+    <w:p>
+      <w:pPr>
+        <w:spacing w:after="120"/>
+        <w:jc w:val="both"/>
+      </w:pPr>
+      <w:r>
+        <w:rPr>
+          <w:b/>
+          <w:i/>
+          <w:color w:val="5B6B8C"/>
+          <w:sz w:val="20"/>
+        </w:rPr>
+        <w:t>El único cero es la validación con personas.</w:t>
+      </w:r>
+      <w:r>
+        <w:rPr>
+          <w:b w:val="0"/>
+          <w:i/>
+          <w:color w:val="5B6B8C"/>
+          <w:sz w:val="20"/>
+        </w:rPr>
+        <w:t xml:space="preserve"> No se corrige documentando: exige evaluadores usando el panel. Una prueba de usabilidad con 5–8 participantes lo convierte en evidencia y eleva el total a 18 de 20.</w:t>
+      </w:r>
+    </w:p>
+    <w:p>
+      <w:r>
+        <w:br w:type="page"/>
+      </w:r>
+    </w:p>
+    <w:p>
+      <w:pPr>
+        <w:spacing w:before="320" w:after="120"/>
+        <w:pBdr>
+          <w:bottom w:val="single" w:sz="8" w:color="0F8A7D"/>
+        </w:pBdr>
+      </w:pPr>
+      <w:r>
+        <w:rPr>
+          <w:b/>
+          <w:color w:val="131B2E"/>
+          <w:sz w:val="28"/>
+        </w:rPr>
         <w:t>1.  Evidencia de CONFIABILIDAD</w:t>
       </w:r>
     </w:p>
@@ -1613,14 +2126,14 @@
                 <w:color w:val="131B2E"/>
                 <w:sz w:val="19"/>
               </w:rPr>
-              <w:t>Intervalos de confianza de Wilson 95 % sobre todas las proporciones; incorporados a posteriori</w:t>
+              <w:t>Intervalos de Wilson 95 % en toda proporción y prueba de significancia entre modelos: McNemar exacto con corrección de Holm-Bonferroni sobre las 21 comparaciones por pares</w:t>
             </w:r>
           </w:p>
         </w:tc>
         <w:tc>
           <w:tcPr>
             <w:tcW w:type="dxa" w:w="680"/>
-            <w:shd w:val="clear" w:fill="FDECD2"/>
+            <w:shd w:val="clear" w:fill="E0F3E6"/>
           </w:tcPr>
           <w:p>
             <w:r/>
@@ -1631,7 +2144,7 @@
                 <w:color w:val="131B2E"/>
                 <w:sz w:val="19"/>
               </w:rPr>
-              <w:t>2</w:t>
+              <w:t>3</w:t>
             </w:r>
           </w:p>
         </w:tc>
@@ -1647,7 +2160,7 @@
           <w:color w:val="B45309"/>
           <w:sz w:val="23"/>
         </w:rPr>
-        <w:t>Subtotal: 8 / 15 puntos  =  53.3 %</w:t>
+        <w:t>Subtotal: 9 / 15 puntos  =  60.0 %</w:t>
       </w:r>
     </w:p>
     <w:p>
@@ -1671,7 +2184,7 @@
           <w:color w:val="131B2E"/>
           <w:sz w:val="20"/>
         </w:rPr>
-        <w:t xml:space="preserve"> Alta en </w:t>
+        <w:t xml:space="preserve"> La cuantificación de la incertidumbre pasó de parcial a completa: toda proporción lleva intervalo de Wilson y las comparaciones entre modelos tienen prueba de significancia. Lo que sigue faltando es </w:t>
       </w:r>
       <w:r>
         <w:rPr>
@@ -1680,7 +2193,7 @@
           <w:color w:val="131B2E"/>
           <w:sz w:val="20"/>
         </w:rPr>
-        <w:t>reproducibilidad técnica</w:t>
+        <w:t>validación cruzada sobre el modelo elegido</w:t>
       </w:r>
       <w:r>
         <w:rPr>
@@ -1689,25 +2202,7 @@
           <w:color w:val="131B2E"/>
           <w:sz w:val="20"/>
         </w:rPr>
-        <w:t xml:space="preserve"> —el resultado se vuelve a obtener exactamente— pero baja en </w:t>
-      </w:r>
-      <w:r>
-        <w:rPr>
-          <w:b/>
-          <w:i w:val="0"/>
-          <w:color w:val="131B2E"/>
-          <w:sz w:val="20"/>
-        </w:rPr>
-        <w:t>validación estadística</w:t>
-      </w:r>
-      <w:r>
-        <w:rPr>
-          <w:b w:val="0"/>
-          <w:i w:val="0"/>
-          <w:color w:val="131B2E"/>
-          <w:sz w:val="20"/>
-        </w:rPr>
-        <w:t>: falta validación cruzada sobre el modelo elegido y no hay acuerdo inter-evaluador porque el diseño no lo contempla.</w:t>
+        <w:t>; el acuerdo inter-evaluador no aplica porque el diseño no contempla jueces.</w:t>
       </w:r>
     </w:p>
     <w:p>
@@ -1881,7 +2376,7 @@
                 <w:color w:val="131B2E"/>
                 <w:sz w:val="19"/>
               </w:rPr>
-              <w:t>Repositorio público con 522 archivos versionados y 346 registros de cambios trazables</w:t>
+              <w:t>Repositorio público con 566 archivos versionados y 357 registros de cambios trazables</w:t>
             </w:r>
           </w:p>
         </w:tc>
@@ -1955,14 +2450,14 @@
                 <w:color w:val="131B2E"/>
                 <w:sz w:val="19"/>
               </w:rPr>
-              <w:t>NO publicados. El repositorio excluye artifacts/ en bloque y esa regla arrastra al dataset (708 KB) y al modelo (8 KB) junto con lo que sí pesa: 60 MB de dependencias y 24 MB de capturas</w:t>
+              <w:t>Publicados: dataset, manifiesto y los 7 modelos candidatos, con checksums verificables por sha256sum -c y licencias MIT para el código y CC BY 4.0 para los datos</w:t>
             </w:r>
           </w:p>
         </w:tc>
         <w:tc>
           <w:tcPr>
             <w:tcW w:type="dxa" w:w="680"/>
-            <w:shd w:val="clear" w:fill="FBE3E1"/>
+            <w:shd w:val="clear" w:fill="E0F3E6"/>
           </w:tcPr>
           <w:p>
             <w:r/>
@@ -1973,7 +2468,7 @@
                 <w:color w:val="131B2E"/>
                 <w:sz w:val="19"/>
               </w:rPr>
-              <w:t>1</w:t>
+              <w:t>3</w:t>
             </w:r>
           </w:p>
         </w:tc>
@@ -2245,14 +2740,14 @@
                 <w:color w:val="131B2E"/>
                 <w:sz w:val="19"/>
               </w:rPr>
-              <w:t>Manual de operación y documentación por fases disponibles; falta el manual de implementación técnica</w:t>
+              <w:t>El datasheet documenta el procedimiento exacto de descarga, verificación y regeneración; queda pendiente el manual de instalación desde cero</w:t>
             </w:r>
           </w:p>
         </w:tc>
         <w:tc>
           <w:tcPr>
             <w:tcW w:type="dxa" w:w="680"/>
-            <w:shd w:val="clear" w:fill="FDECD2"/>
+            <w:shd w:val="clear" w:fill="E0F3E6"/>
           </w:tcPr>
           <w:p>
             <w:r/>
@@ -2263,7 +2758,7 @@
                 <w:color w:val="131B2E"/>
                 <w:sz w:val="19"/>
               </w:rPr>
-              <w:t>2</w:t>
+              <w:t>3</w:t>
             </w:r>
           </w:p>
         </w:tc>
@@ -2279,7 +2774,7 @@
           <w:color w:val="15803D"/>
           <w:sz w:val="23"/>
         </w:rPr>
-        <w:t>Subtotal: 14 / 18 puntos  =  77.8 %</w:t>
+        <w:t>Subtotal: 17 / 18 puntos  =  94.4 %</w:t>
       </w:r>
     </w:p>
     <w:p>
@@ -2321,25 +2816,7 @@
           <w:color w:val="131B2E"/>
           <w:sz w:val="20"/>
         </w:rPr>
-        <w:t xml:space="preserve"> del producto. La cadena de integridad (hashes, repositorio limpio, versiones fijadas) es superior a lo habitual. La brecha real es que </w:t>
-      </w:r>
-      <w:r>
-        <w:rPr>
-          <w:b/>
-          <w:i w:val="0"/>
-          <w:color w:val="131B2E"/>
-          <w:sz w:val="20"/>
-        </w:rPr>
-        <w:t>los datos no están publicados</w:t>
-      </w:r>
-      <w:r>
-        <w:rPr>
-          <w:b w:val="0"/>
-          <w:i w:val="0"/>
-          <w:color w:val="131B2E"/>
-          <w:sz w:val="20"/>
-        </w:rPr>
-        <w:t>, lo que impide replicar el entrenamiento de forma independiente.</w:t>
+        <w:t xml:space="preserve"> del producto, y la que más subió: la publicación del dataset y de los siete modelos con checksums y licencias cerró la única brecha que quedaba. Un tercero puede hoy clonar el repositorio y reproducir el umbral en sus 16 dígitos.</w:t>
       </w:r>
     </w:p>
     <w:p/>
@@ -3128,7 +3605,7 @@
                 <w:color w:val="131B2E"/>
                 <w:sz w:val="19"/>
               </w:rPr>
-              <w:t>8</w:t>
+              <w:t>9</w:t>
             </w:r>
           </w:p>
         </w:tc>
@@ -3163,7 +3640,7 @@
                 <w:color w:val="131B2E"/>
                 <w:sz w:val="19"/>
               </w:rPr>
-              <w:t>53.3 %</w:t>
+              <w:t>60.0 %</w:t>
             </w:r>
           </w:p>
         </w:tc>
@@ -3219,7 +3696,7 @@
                 <w:color w:val="131B2E"/>
                 <w:sz w:val="19"/>
               </w:rPr>
-              <w:t>14</w:t>
+              <w:t>17</w:t>
             </w:r>
           </w:p>
         </w:tc>
@@ -3255,7 +3732,7 @@
                 <w:color w:val="131B2E"/>
                 <w:sz w:val="19"/>
               </w:rPr>
-              <w:t>77.8 %</w:t>
+              <w:t>94.4 %</w:t>
             </w:r>
           </w:p>
         </w:tc>
@@ -3400,7 +3877,7 @@
                 <w:color w:val="131B2E"/>
                 <w:sz w:val="19"/>
               </w:rPr>
-              <w:t>32</w:t>
+              <w:t>36</w:t>
             </w:r>
           </w:p>
         </w:tc>
@@ -3425,7 +3902,7 @@
         <w:tc>
           <w:tcPr>
             <w:tcW w:type="dxa" w:w="1814"/>
-            <w:shd w:val="clear" w:fill="FDECD2"/>
+            <w:shd w:val="clear" w:fill="E0F3E6"/>
           </w:tcPr>
           <w:p>
             <w:r/>
@@ -3436,14 +3913,14 @@
                 <w:color w:val="131B2E"/>
                 <w:sz w:val="19"/>
               </w:rPr>
-              <w:t>62.7 %</w:t>
+              <w:t>70.6 %</w:t>
             </w:r>
           </w:p>
         </w:tc>
         <w:tc>
           <w:tcPr>
             <w:tcW w:type="dxa" w:w="1928"/>
-            <w:shd w:val="clear" w:fill="FDECD2"/>
+            <w:shd w:val="clear" w:fill="E0F3E6"/>
           </w:tcPr>
           <w:p>
             <w:r/>
@@ -3454,7 +3931,7 @@
                 <w:color w:val="131B2E"/>
                 <w:sz w:val="19"/>
               </w:rPr>
-              <w:t>Medio</w:t>
+              <w:t>Alto</w:t>
             </w:r>
           </w:p>
         </w:tc>
@@ -3484,7 +3961,7 @@
                 <w:color w:val="0F8A7D"/>
                 <w:sz w:val="20"/>
               </w:rPr>
-              <w:t>Interpretación del 62.7 %</w:t>
+              <w:t>Interpretación del 70.6 %</w:t>
             </w:r>
           </w:p>
           <w:p>
@@ -3734,7 +4211,7 @@
                 <w:color w:val="131B2E"/>
                 <w:sz w:val="19"/>
               </w:rPr>
-              <w:t>Publicar los datasets (o un subconjunto) con enlace citable</w:t>
+              <w:t>**Aplicar una prueba de usabilidad (SUS) con 5–8 evaluadores**</w:t>
             </w:r>
           </w:p>
         </w:tc>
@@ -3751,7 +4228,7 @@
                 <w:color w:val="131B2E"/>
                 <w:sz w:val="19"/>
               </w:rPr>
-              <w:t>2.2</w:t>
+              <w:t>3.1 y 3.2</w:t>
             </w:r>
           </w:p>
         </w:tc>
@@ -3768,14 +4245,14 @@
                 <w:color w:val="131B2E"/>
                 <w:sz w:val="19"/>
               </w:rPr>
-              <w:t>1 → 3</w:t>
+              <w:t>0 → 2</w:t>
             </w:r>
           </w:p>
         </w:tc>
         <w:tc>
           <w:tcPr>
             <w:tcW w:type="dxa" w:w="1587"/>
-            <w:shd w:val="clear" w:fill="E0F3E6"/>
+            <w:shd w:val="clear" w:fill="FDECD2"/>
           </w:tcPr>
           <w:p>
             <w:r/>
@@ -3786,7 +4263,7 @@
                 <w:color w:val="131B2E"/>
                 <w:sz w:val="19"/>
               </w:rPr>
-              <w:t>Horas</w:t>
+              <w:t>3–5 días</w:t>
             </w:r>
           </w:p>
         </w:tc>
@@ -4024,7 +4501,7 @@
                 <w:color w:val="131B2E"/>
                 <w:sz w:val="19"/>
               </w:rPr>
-              <w:t>Completar el manual de implementación técnica</w:t>
+              <w:t>Cerrar la matriz de trazabilidad de requisitos</w:t>
             </w:r>
           </w:p>
         </w:tc>
@@ -4041,7 +4518,7 @@
                 <w:color w:val="131B2E"/>
                 <w:sz w:val="19"/>
               </w:rPr>
-              <w:t>2.6</w:t>
+              <w:t>3.3</w:t>
             </w:r>
           </w:p>
         </w:tc>
@@ -4058,14 +4535,14 @@
                 <w:color w:val="131B2E"/>
                 <w:sz w:val="19"/>
               </w:rPr>
-              <w:t>2 → 3</w:t>
+              <w:t>1 → 3</w:t>
             </w:r>
           </w:p>
         </w:tc>
         <w:tc>
           <w:tcPr>
             <w:tcW w:type="dxa" w:w="1587"/>
-            <w:shd w:val="clear" w:fill="FDECD2"/>
+            <w:shd w:val="clear" w:fill="E0F3E6"/>
           </w:tcPr>
           <w:p>
             <w:r/>
@@ -4076,7 +4553,7 @@
                 <w:color w:val="131B2E"/>
                 <w:sz w:val="19"/>
               </w:rPr>
-              <w:t>1 día</w:t>
+              <w:t>Horas</w:t>
             </w:r>
           </w:p>
         </w:tc>
@@ -4288,7 +4765,7 @@
                 <w:color w:val="131B2E"/>
                 <w:sz w:val="19"/>
               </w:rPr>
-              <w:t>32/51 (62.7 %)</w:t>
+              <w:t>36/51 (70.6 %)</w:t>
             </w:r>
             <w:r>
               <w:rPr>
@@ -4304,7 +4781,7 @@
                 <w:color w:val="131B2E"/>
                 <w:sz w:val="19"/>
               </w:rPr>
-              <w:t>39/51 (76.5 %)</w:t>
+              <w:t>43/51 (84.3 %)</w:t>
             </w:r>
             <w:r>
               <w:rPr>
@@ -4725,7 +5202,7 @@
                 <w:color w:val="131B2E"/>
                 <w:sz w:val="19"/>
               </w:rPr>
-              <w:t>El motor reutiliza el extractor congelado sin duplicar fórmulas; 522 archivos versionados. Sin métricas formales</w:t>
+              <w:t>El motor reutiliza el extractor congelado sin duplicar fórmulas; 566 archivos versionados. Sin métricas formales</w:t>
             </w:r>
           </w:p>
         </w:tc>

--- a/docs/entregables/04-ficha-auditoria/Ficha-auditoria-producto.docx
+++ b/docs/entregables/04-ficha-auditoria/Ficha-auditoria-producto.docx
@@ -119,6 +119,14 @@
         <w:tblW w:type="auto" w:w="0"/>
         <w:jc w:val="center"/>
         <w:tblLook w:firstColumn="1" w:firstRow="1" w:lastColumn="0" w:lastRow="0" w:noHBand="0" w:noVBand="1" w:val="04A0"/>
+        <w:tblBorders>
+          <w:top w:val="single" w:sz="4" w:color="BFBFBF"/>
+          <w:left w:val="single" w:sz="4" w:color="BFBFBF"/>
+          <w:bottom w:val="single" w:sz="4" w:color="BFBFBF"/>
+          <w:right w:val="single" w:sz="4" w:color="BFBFBF"/>
+          <w:insideH w:val="single" w:sz="4" w:color="BFBFBF"/>
+          <w:insideV w:val="single" w:sz="4" w:color="BFBFBF"/>
+        </w:tblBorders>
       </w:tblPr>
       <w:tblGrid>
         <w:gridCol w:w="5100"/>
@@ -355,6 +363,14 @@
         <w:tblW w:type="auto" w:w="0"/>
         <w:jc w:val="center"/>
         <w:tblLook w:firstColumn="1" w:firstRow="1" w:lastColumn="0" w:lastRow="0" w:noHBand="0" w:noVBand="1" w:val="04A0"/>
+        <w:tblBorders>
+          <w:top w:val="single" w:sz="4" w:color="BFBFBF"/>
+          <w:left w:val="single" w:sz="4" w:color="BFBFBF"/>
+          <w:bottom w:val="single" w:sz="4" w:color="BFBFBF"/>
+          <w:right w:val="single" w:sz="4" w:color="BFBFBF"/>
+          <w:insideH w:val="single" w:sz="4" w:color="BFBFBF"/>
+          <w:insideV w:val="single" w:sz="4" w:color="BFBFBF"/>
+        </w:tblBorders>
       </w:tblPr>
       <w:tblGrid>
         <w:gridCol w:w="10200"/>
@@ -745,6 +761,14 @@
         <w:tblW w:type="auto" w:w="0"/>
         <w:jc w:val="center"/>
         <w:tblLook w:firstColumn="1" w:firstRow="1" w:lastColumn="0" w:lastRow="0" w:noHBand="0" w:noVBand="1" w:val="04A0"/>
+        <w:tblBorders>
+          <w:top w:val="single" w:sz="4" w:color="BFBFBF"/>
+          <w:left w:val="single" w:sz="4" w:color="BFBFBF"/>
+          <w:bottom w:val="single" w:sz="4" w:color="BFBFBF"/>
+          <w:right w:val="single" w:sz="4" w:color="BFBFBF"/>
+          <w:insideH w:val="single" w:sz="4" w:color="BFBFBF"/>
+          <w:insideV w:val="single" w:sz="4" w:color="BFBFBF"/>
+        </w:tblBorders>
       </w:tblPr>
       <w:tblGrid>
         <w:gridCol w:w="3400"/>
@@ -1120,6 +1144,14 @@
         <w:tblW w:type="auto" w:w="0"/>
         <w:jc w:val="center"/>
         <w:tblLook w:firstColumn="1" w:firstRow="1" w:lastColumn="0" w:lastRow="0" w:noHBand="0" w:noVBand="1" w:val="04A0"/>
+        <w:tblBorders>
+          <w:top w:val="single" w:sz="4" w:color="BFBFBF"/>
+          <w:left w:val="single" w:sz="4" w:color="BFBFBF"/>
+          <w:bottom w:val="single" w:sz="4" w:color="BFBFBF"/>
+          <w:right w:val="single" w:sz="4" w:color="BFBFBF"/>
+          <w:insideH w:val="single" w:sz="4" w:color="BFBFBF"/>
+          <w:insideV w:val="single" w:sz="4" w:color="BFBFBF"/>
+        </w:tblBorders>
       </w:tblPr>
       <w:tblGrid>
         <w:gridCol w:w="3400"/>
@@ -1633,6 +1665,14 @@
         <w:tblW w:type="auto" w:w="0"/>
         <w:jc w:val="center"/>
         <w:tblLook w:firstColumn="1" w:firstRow="1" w:lastColumn="0" w:lastRow="0" w:noHBand="0" w:noVBand="1" w:val="04A0"/>
+        <w:tblBorders>
+          <w:top w:val="single" w:sz="4" w:color="BFBFBF"/>
+          <w:left w:val="single" w:sz="4" w:color="BFBFBF"/>
+          <w:bottom w:val="single" w:sz="4" w:color="BFBFBF"/>
+          <w:right w:val="single" w:sz="4" w:color="BFBFBF"/>
+          <w:insideH w:val="single" w:sz="4" w:color="BFBFBF"/>
+          <w:insideV w:val="single" w:sz="4" w:color="BFBFBF"/>
+        </w:tblBorders>
       </w:tblPr>
       <w:tblGrid>
         <w:gridCol w:w="2550"/>
@@ -2247,6 +2287,14 @@
         <w:tblW w:type="auto" w:w="0"/>
         <w:jc w:val="center"/>
         <w:tblLook w:firstColumn="1" w:firstRow="1" w:lastColumn="0" w:lastRow="0" w:noHBand="0" w:noVBand="1" w:val="04A0"/>
+        <w:tblBorders>
+          <w:top w:val="single" w:sz="4" w:color="BFBFBF"/>
+          <w:left w:val="single" w:sz="4" w:color="BFBFBF"/>
+          <w:bottom w:val="single" w:sz="4" w:color="BFBFBF"/>
+          <w:right w:val="single" w:sz="4" w:color="BFBFBF"/>
+          <w:insideH w:val="single" w:sz="4" w:color="BFBFBF"/>
+          <w:insideV w:val="single" w:sz="4" w:color="BFBFBF"/>
+        </w:tblBorders>
       </w:tblPr>
       <w:tblGrid>
         <w:gridCol w:w="2550"/>
@@ -2376,7 +2424,7 @@
                 <w:color w:val="131B2E"/>
                 <w:sz w:val="19"/>
               </w:rPr>
-              <w:t>Repositorio público con 566 archivos versionados y 357 registros de cambios trazables</w:t>
+              <w:t>Repositorio público con 571 archivos versionados y 358 registros de cambios trazables</w:t>
             </w:r>
           </w:p>
         </w:tc>
@@ -2857,6 +2905,14 @@
         <w:tblW w:type="auto" w:w="0"/>
         <w:jc w:val="center"/>
         <w:tblLook w:firstColumn="1" w:firstRow="1" w:lastColumn="0" w:lastRow="0" w:noHBand="0" w:noVBand="1" w:val="04A0"/>
+        <w:tblBorders>
+          <w:top w:val="single" w:sz="4" w:color="BFBFBF"/>
+          <w:left w:val="single" w:sz="4" w:color="BFBFBF"/>
+          <w:bottom w:val="single" w:sz="4" w:color="BFBFBF"/>
+          <w:right w:val="single" w:sz="4" w:color="BFBFBF"/>
+          <w:insideH w:val="single" w:sz="4" w:color="BFBFBF"/>
+          <w:insideV w:val="single" w:sz="4" w:color="BFBFBF"/>
+        </w:tblBorders>
       </w:tblPr>
       <w:tblGrid>
         <w:gridCol w:w="2550"/>
@@ -3474,6 +3530,14 @@
         <w:tblW w:type="auto" w:w="0"/>
         <w:jc w:val="center"/>
         <w:tblLook w:firstColumn="1" w:firstRow="1" w:lastColumn="0" w:lastRow="0" w:noHBand="0" w:noVBand="1" w:val="04A0"/>
+        <w:tblBorders>
+          <w:top w:val="single" w:sz="4" w:color="BFBFBF"/>
+          <w:left w:val="single" w:sz="4" w:color="BFBFBF"/>
+          <w:bottom w:val="single" w:sz="4" w:color="BFBFBF"/>
+          <w:right w:val="single" w:sz="4" w:color="BFBFBF"/>
+          <w:insideH w:val="single" w:sz="4" w:color="BFBFBF"/>
+          <w:insideV w:val="single" w:sz="4" w:color="BFBFBF"/>
+        </w:tblBorders>
       </w:tblPr>
       <w:tblGrid>
         <w:gridCol w:w="2040"/>
@@ -3943,6 +4007,14 @@
         <w:tblW w:type="auto" w:w="0"/>
         <w:jc w:val="center"/>
         <w:tblLook w:firstColumn="1" w:firstRow="1" w:lastColumn="0" w:lastRow="0" w:noHBand="0" w:noVBand="1" w:val="04A0"/>
+        <w:tblBorders>
+          <w:top w:val="single" w:sz="4" w:color="BFBFBF"/>
+          <w:left w:val="single" w:sz="4" w:color="BFBFBF"/>
+          <w:bottom w:val="single" w:sz="4" w:color="BFBFBF"/>
+          <w:right w:val="single" w:sz="4" w:color="BFBFBF"/>
+          <w:insideH w:val="single" w:sz="4" w:color="BFBFBF"/>
+          <w:insideV w:val="single" w:sz="4" w:color="BFBFBF"/>
+        </w:tblBorders>
       </w:tblPr>
       <w:tblGrid>
         <w:gridCol w:w="10200"/>
@@ -4116,6 +4188,14 @@
         <w:tblW w:type="auto" w:w="0"/>
         <w:jc w:val="center"/>
         <w:tblLook w:firstColumn="1" w:firstRow="1" w:lastColumn="0" w:lastRow="0" w:noHBand="0" w:noVBand="1" w:val="04A0"/>
+        <w:tblBorders>
+          <w:top w:val="single" w:sz="4" w:color="BFBFBF"/>
+          <w:left w:val="single" w:sz="4" w:color="BFBFBF"/>
+          <w:bottom w:val="single" w:sz="4" w:color="BFBFBF"/>
+          <w:right w:val="single" w:sz="4" w:color="BFBFBF"/>
+          <w:insideH w:val="single" w:sz="4" w:color="BFBFBF"/>
+          <w:insideV w:val="single" w:sz="4" w:color="BFBFBF"/>
+        </w:tblBorders>
       </w:tblPr>
       <w:tblGrid>
         <w:gridCol w:w="2550"/>
@@ -4710,6 +4790,14 @@
         <w:tblW w:type="auto" w:w="0"/>
         <w:jc w:val="center"/>
         <w:tblLook w:firstColumn="1" w:firstRow="1" w:lastColumn="0" w:lastRow="0" w:noHBand="0" w:noVBand="1" w:val="04A0"/>
+        <w:tblBorders>
+          <w:top w:val="single" w:sz="4" w:color="BFBFBF"/>
+          <w:left w:val="single" w:sz="4" w:color="BFBFBF"/>
+          <w:bottom w:val="single" w:sz="4" w:color="BFBFBF"/>
+          <w:right w:val="single" w:sz="4" w:color="BFBFBF"/>
+          <w:insideH w:val="single" w:sz="4" w:color="BFBFBF"/>
+          <w:insideV w:val="single" w:sz="4" w:color="BFBFBF"/>
+        </w:tblBorders>
       </w:tblPr>
       <w:tblGrid>
         <w:gridCol w:w="10200"/>
@@ -4871,6 +4959,14 @@
         <w:tblW w:type="auto" w:w="0"/>
         <w:jc w:val="center"/>
         <w:tblLook w:firstColumn="1" w:firstRow="1" w:lastColumn="0" w:lastRow="0" w:noHBand="0" w:noVBand="1" w:val="04A0"/>
+        <w:tblBorders>
+          <w:top w:val="single" w:sz="4" w:color="BFBFBF"/>
+          <w:left w:val="single" w:sz="4" w:color="BFBFBF"/>
+          <w:bottom w:val="single" w:sz="4" w:color="BFBFBF"/>
+          <w:right w:val="single" w:sz="4" w:color="BFBFBF"/>
+          <w:insideH w:val="single" w:sz="4" w:color="BFBFBF"/>
+          <w:insideV w:val="single" w:sz="4" w:color="BFBFBF"/>
+        </w:tblBorders>
       </w:tblPr>
       <w:tblGrid>
         <w:gridCol w:w="3400"/>
@@ -5202,7 +5298,7 @@
                 <w:color w:val="131B2E"/>
                 <w:sz w:val="19"/>
               </w:rPr>
-              <w:t>El motor reutiliza el extractor congelado sin duplicar fórmulas; 566 archivos versionados. Sin métricas formales</w:t>
+              <w:t>El motor reutiliza el extractor congelado sin duplicar fórmulas; 571 archivos versionados. Sin métricas formales</w:t>
             </w:r>
           </w:p>
         </w:tc>
@@ -5380,6 +5476,14 @@
         <w:tblW w:type="auto" w:w="0"/>
         <w:jc w:val="center"/>
         <w:tblLook w:firstColumn="1" w:firstRow="1" w:lastColumn="0" w:lastRow="0" w:noHBand="0" w:noVBand="1" w:val="04A0"/>
+        <w:tblBorders>
+          <w:top w:val="single" w:sz="4" w:color="BFBFBF"/>
+          <w:left w:val="single" w:sz="4" w:color="BFBFBF"/>
+          <w:bottom w:val="single" w:sz="4" w:color="BFBFBF"/>
+          <w:right w:val="single" w:sz="4" w:color="BFBFBF"/>
+          <w:insideH w:val="single" w:sz="4" w:color="BFBFBF"/>
+          <w:insideV w:val="single" w:sz="4" w:color="BFBFBF"/>
+        </w:tblBorders>
       </w:tblPr>
       <w:tblGrid>
         <w:gridCol w:w="10200"/>
@@ -5684,6 +5788,8 @@
       </w:r>
     </w:p>
     <w:sectPr>
+      <w:footerReference w:type="default" r:id="rId10"/>
+      <w:headerReference w:type="default" r:id="rId11"/>
       <w:pgSz w:w="12240" w:h="15840"/>
       <w:pgMar w:top="1077" w:right="1020" w:bottom="1077" w:left="1020" w:header="720" w:footer="720" w:gutter="0"/>
       <w:cols w:space="720"/>
@@ -5691,6 +5797,84 @@
     </w:sectPr>
   </w:body>
 </w:document>
+</file>
+
+<file path=word/footer1.xml><?xml version="1.0" encoding="utf-8"?>
+<w:ftr xmlns:m="http://schemas.openxmlformats.org/officeDocument/2006/math" xmlns:mc="http://schemas.openxmlformats.org/markup-compatibility/2006" xmlns:mo="http://schemas.microsoft.com/office/mac/office/2008/main" xmlns:mv="urn:schemas-microsoft-com:mac:vml" xmlns:o="urn:schemas-microsoft-com:office:office" xmlns:r="http://schemas.openxmlformats.org/officeDocument/2006/relationships" xmlns:v="urn:schemas-microsoft-com:vml" xmlns:w10="urn:schemas-microsoft-com:office:word" xmlns:w14="http://schemas.microsoft.com/office/word/2010/wordml" xmlns:w="http://schemas.openxmlformats.org/wordprocessingml/2006/main" xmlns:wne="http://schemas.microsoft.com/office/word/2006/wordml" xmlns:wp14="http://schemas.microsoft.com/office/word/2010/wordprocessingDrawing" xmlns:wp="http://schemas.openxmlformats.org/drawingml/2006/wordprocessingDrawing" xmlns:wpc="http://schemas.microsoft.com/office/word/2010/wordprocessingCanvas" xmlns:wpg="http://schemas.microsoft.com/office/word/2010/wordprocessingGroup" xmlns:wpi="http://schemas.microsoft.com/office/word/2010/wordprocessingInk" xmlns:wps="http://schemas.microsoft.com/office/word/2010/wordprocessingShape" mc:Ignorable="w14 wp14">
+  <w:p>
+    <w:pPr>
+      <w:pStyle w:val="Footer"/>
+      <w:jc w:val="left"/>
+      <w:tabs>
+        <w:tab w:val="right" w:pos="10200"/>
+      </w:tabs>
+    </w:pPr>
+    <w:r/>
+    <w:r>
+      <w:rPr>
+        <w:color w:val="5B6B8C"/>
+        <w:sz w:val="14"/>
+      </w:rPr>
+      <w:t>Ficha de auditoría del producto · Salazar Tocas &amp; Sauñe Fernandez</w:t>
+      <w:tab/>
+    </w:r>
+    <w:r>
+      <w:rPr>
+        <w:color w:val="5B6B8C"/>
+        <w:sz w:val="14"/>
+      </w:rPr>
+      <w:t xml:space="preserve">Página </w:t>
+    </w:r>
+    <w:r>
+      <w:rPr>
+        <w:color w:val="5B6B8C"/>
+        <w:sz w:val="14"/>
+      </w:rPr>
+      <w:fldChar w:fldCharType="begin"/>
+      <w:instrText xml:space="preserve"> PAGE </w:instrText>
+      <w:fldChar w:fldCharType="end"/>
+    </w:r>
+    <w:r>
+      <w:rPr>
+        <w:color w:val="5B6B8C"/>
+        <w:sz w:val="14"/>
+      </w:rPr>
+      <w:t xml:space="preserve"> de </w:t>
+    </w:r>
+    <w:r>
+      <w:rPr>
+        <w:color w:val="5B6B8C"/>
+        <w:sz w:val="14"/>
+      </w:rPr>
+      <w:fldChar w:fldCharType="begin"/>
+      <w:instrText xml:space="preserve"> NUMPAGES </w:instrText>
+      <w:fldChar w:fldCharType="end"/>
+    </w:r>
+  </w:p>
+</w:ftr>
+</file>
+
+<file path=word/header1.xml><?xml version="1.0" encoding="utf-8"?>
+<w:hdr xmlns:m="http://schemas.openxmlformats.org/officeDocument/2006/math" xmlns:mc="http://schemas.openxmlformats.org/markup-compatibility/2006" xmlns:mo="http://schemas.microsoft.com/office/mac/office/2008/main" xmlns:mv="urn:schemas-microsoft-com:mac:vml" xmlns:o="urn:schemas-microsoft-com:office:office" xmlns:r="http://schemas.openxmlformats.org/officeDocument/2006/relationships" xmlns:v="urn:schemas-microsoft-com:vml" xmlns:w10="urn:schemas-microsoft-com:office:word" xmlns:w14="http://schemas.microsoft.com/office/word/2010/wordml" xmlns:w="http://schemas.openxmlformats.org/wordprocessingml/2006/main" xmlns:wne="http://schemas.microsoft.com/office/word/2006/wordml" xmlns:wp14="http://schemas.microsoft.com/office/word/2010/wordprocessingDrawing" xmlns:wp="http://schemas.openxmlformats.org/drawingml/2006/wordprocessingDrawing" xmlns:wpc="http://schemas.microsoft.com/office/word/2010/wordprocessingCanvas" xmlns:wpg="http://schemas.microsoft.com/office/word/2010/wordprocessingGroup" xmlns:wpi="http://schemas.microsoft.com/office/word/2010/wordprocessingInk" xmlns:wps="http://schemas.microsoft.com/office/word/2010/wordprocessingShape" mc:Ignorable="w14 wp14">
+  <w:p>
+    <w:pPr>
+      <w:pStyle w:val="Header"/>
+      <w:jc w:val="right"/>
+      <w:pBdr>
+        <w:bottom w:val="single" w:sz="4" w:color="BFBFBF" w:space="3"/>
+      </w:pBdr>
+    </w:pPr>
+    <w:r/>
+    <w:r>
+      <w:rPr>
+        <w:i/>
+        <w:color w:val="5B6B8C"/>
+        <w:sz w:val="14"/>
+      </w:rPr>
+      <w:t>Investigación V · Sesión 02 · UPeU</w:t>
+    </w:r>
+  </w:p>
+</w:hdr>
 </file>
 
 <file path=word/numbering.xml><?xml version="1.0" encoding="utf-8"?>

--- a/docs/entregables/04-ficha-auditoria/Ficha-auditoria-producto.docx
+++ b/docs/entregables/04-ficha-auditoria/Ficha-auditoria-producto.docx
@@ -1245,14 +1245,14 @@
                 <w:color w:val="131B2E"/>
                 <w:sz w:val="19"/>
               </w:rPr>
-              <w:t>Intervalos de Wilson 95 % en toda proporción, McNemar exacto con corrección de Holm sobre 21 comparaciones y ROC-AUC 0,974. Alfa no aplica: no hay escalas. Kappa no aplica: no hay jueces</w:t>
+              <w:t>Intervalos de Wilson 95 % en toda proporción, McNemar exacto con corrección de Holm sobre 21 comparaciones, ROC-AUC 0,974 y validación cruzada agrupada por episodio. Alfa no aplica: no hay escalas. Kappa no aplica: no hay jueces</w:t>
             </w:r>
           </w:p>
         </w:tc>
         <w:tc>
           <w:tcPr>
             <w:tcW w:type="dxa" w:w="1134"/>
-            <w:shd w:val="clear" w:fill="FDECD2"/>
+            <w:shd w:val="clear" w:fill="E0F3E6"/>
           </w:tcPr>
           <w:p>
             <w:r/>
@@ -1263,7 +1263,7 @@
                 <w:color w:val="131B2E"/>
                 <w:sz w:val="19"/>
               </w:rPr>
-              <w:t>3 / 4</w:t>
+              <w:t>4 / 4</w:t>
             </w:r>
           </w:p>
         </w:tc>
@@ -1301,7 +1301,7 @@
                 <w:color w:val="131B2E"/>
                 <w:sz w:val="19"/>
               </w:rPr>
-              <w:t>Hold-out con partición disjunta por episodio, umbral calibrado solo con validation y evaluación bloqueada de un solo paso. Falta validación cruzada y jornada de holdout externa</w:t>
+              <w:t>Hold-out con partición disjunta por episodio, umbral calibrado solo con validation y evaluación bloqueada de un solo paso, con validación cruzada por episodio que la respalda. Falta la jornada de holdout temporal externa</w:t>
             </w:r>
           </w:p>
         </w:tc>
@@ -1593,7 +1593,7 @@
                 <w:color w:val="131B2E"/>
                 <w:sz w:val="19"/>
               </w:rPr>
-              <w:t>15 / 20  ·  75 %</w:t>
+              <w:t>16 / 20  ·  80 %</w:t>
             </w:r>
           </w:p>
         </w:tc>
@@ -1620,7 +1620,7 @@
           <w:color w:val="5B6B8C"/>
           <w:sz w:val="20"/>
         </w:rPr>
-        <w:t xml:space="preserve"> No se corrige documentando: exige evaluadores usando el panel. Una prueba de usabilidad con 5–8 participantes lo convierte en evidencia y eleva el total a 18 de 20.</w:t>
+        <w:t xml:space="preserve"> No se corrige documentando: exige evaluadores usando el panel. Una prueba de usabilidad con 5–8 participantes lo convierte en evidencia y eleva el total a 19 de 20.</w:t>
       </w:r>
     </w:p>
     <w:p>
@@ -1947,14 +1947,14 @@
                 <w:color w:val="131B2E"/>
                 <w:sz w:val="19"/>
               </w:rPr>
-              <w:t>No se aplicó sobre el modelo congelado. Existe leave-one-episode-out, pero solo sobre un pipeline descartado</w:t>
+              <w:t>Ejecutada, agrupada por episodio en 5 pliegues: la detección media cae dentro del intervalo de confianza de la evaluación de un solo paso, así que el resultado no depende de la partición elegida</w:t>
             </w:r>
           </w:p>
         </w:tc>
         <w:tc>
           <w:tcPr>
             <w:tcW w:type="dxa" w:w="680"/>
-            <w:shd w:val="clear" w:fill="FBE3E1"/>
+            <w:shd w:val="clear" w:fill="E0F3E6"/>
           </w:tcPr>
           <w:p>
             <w:r/>
@@ -1965,7 +1965,7 @@
                 <w:color w:val="131B2E"/>
                 <w:sz w:val="19"/>
               </w:rPr>
-              <w:t>1</w:t>
+              <w:t>3</w:t>
             </w:r>
           </w:p>
         </w:tc>
@@ -2092,14 +2092,14 @@
                 <w:color w:val="131B2E"/>
                 <w:sz w:val="19"/>
               </w:rPr>
-              <w:t>Dos pases completos de validación operativa con resultados equivalentes (25,8 % y 23,0 %)</w:t>
+              <w:t>Dos pases de validación operativa con resultados equivalentes (25,8 % y 23,0 %) y remuestreo del umbral con B = 1 000: coeficiente de variación 4,10 %, por debajo del 5 % declarado de antemano</w:t>
             </w:r>
           </w:p>
         </w:tc>
         <w:tc>
           <w:tcPr>
             <w:tcW w:type="dxa" w:w="680"/>
-            <w:shd w:val="clear" w:fill="FDECD2"/>
+            <w:shd w:val="clear" w:fill="E0F3E6"/>
           </w:tcPr>
           <w:p>
             <w:r/>
@@ -2110,7 +2110,7 @@
                 <w:color w:val="131B2E"/>
                 <w:sz w:val="19"/>
               </w:rPr>
-              <w:t>2</w:t>
+              <w:t>3</w:t>
             </w:r>
           </w:p>
         </w:tc>
@@ -2197,10 +2197,10 @@
       <w:r>
         <w:rPr>
           <w:b/>
-          <w:color w:val="B45309"/>
+          <w:color w:val="15803D"/>
           <w:sz w:val="23"/>
         </w:rPr>
-        <w:t>Subtotal: 9 / 15 puntos  =  60.0 %</w:t>
+        <w:t>Subtotal: 12 / 15 puntos  =  80.0 %</w:t>
       </w:r>
     </w:p>
     <w:p>
@@ -2424,7 +2424,7 @@
                 <w:color w:val="131B2E"/>
                 <w:sz w:val="19"/>
               </w:rPr>
-              <w:t>Repositorio público con 571 archivos versionados y 358 registros de cambios trazables</w:t>
+              <w:t>Repositorio público con 572 archivos versionados y 360 registros de cambios trazables</w:t>
             </w:r>
           </w:p>
         </w:tc>
@@ -3669,7 +3669,7 @@
                 <w:color w:val="131B2E"/>
                 <w:sz w:val="19"/>
               </w:rPr>
-              <w:t>9</w:t>
+              <w:t>12</w:t>
             </w:r>
           </w:p>
         </w:tc>
@@ -3693,7 +3693,7 @@
         <w:tc>
           <w:tcPr>
             <w:tcW w:type="dxa" w:w="1814"/>
-            <w:shd w:val="clear" w:fill="FDECD2"/>
+            <w:shd w:val="clear" w:fill="E0F3E6"/>
           </w:tcPr>
           <w:p>
             <w:r/>
@@ -3704,14 +3704,14 @@
                 <w:color w:val="131B2E"/>
                 <w:sz w:val="19"/>
               </w:rPr>
-              <w:t>60.0 %</w:t>
+              <w:t>80.0 %</w:t>
             </w:r>
           </w:p>
         </w:tc>
         <w:tc>
           <w:tcPr>
             <w:tcW w:type="dxa" w:w="1928"/>
-            <w:shd w:val="clear" w:fill="FDECD2"/>
+            <w:shd w:val="clear" w:fill="E0F3E6"/>
           </w:tcPr>
           <w:p>
             <w:r/>
@@ -3722,7 +3722,7 @@
                 <w:color w:val="131B2E"/>
                 <w:sz w:val="19"/>
               </w:rPr>
-              <w:t>Medio</w:t>
+              <w:t>Alto</w:t>
             </w:r>
           </w:p>
         </w:tc>
@@ -3941,7 +3941,7 @@
                 <w:color w:val="131B2E"/>
                 <w:sz w:val="19"/>
               </w:rPr>
-              <w:t>36</w:t>
+              <w:t>39</w:t>
             </w:r>
           </w:p>
         </w:tc>
@@ -3977,7 +3977,7 @@
                 <w:color w:val="131B2E"/>
                 <w:sz w:val="19"/>
               </w:rPr>
-              <w:t>70.6 %</w:t>
+              <w:t>76.5 %</w:t>
             </w:r>
           </w:p>
         </w:tc>
@@ -4033,7 +4033,7 @@
                 <w:color w:val="0F8A7D"/>
                 <w:sz w:val="20"/>
               </w:rPr>
-              <w:t>Interpretación del 70.6 %</w:t>
+              <w:t>Interpretación del 76.5 %</w:t>
             </w:r>
           </w:p>
           <w:p>
@@ -4853,7 +4853,7 @@
                 <w:color w:val="131B2E"/>
                 <w:sz w:val="19"/>
               </w:rPr>
-              <w:t>36/51 (70.6 %)</w:t>
+              <w:t>39/51 (76.5 %)</w:t>
             </w:r>
             <w:r>
               <w:rPr>
@@ -4869,7 +4869,7 @@
                 <w:color w:val="131B2E"/>
                 <w:sz w:val="19"/>
               </w:rPr>
-              <w:t>43/51 (84.3 %)</w:t>
+              <w:t>46/51 (90.2 %)</w:t>
             </w:r>
             <w:r>
               <w:rPr>
@@ -5298,7 +5298,7 @@
                 <w:color w:val="131B2E"/>
                 <w:sz w:val="19"/>
               </w:rPr>
-              <w:t>El motor reutiliza el extractor congelado sin duplicar fórmulas; 571 archivos versionados. Sin métricas formales</w:t>
+              <w:t>El motor reutiliza el extractor congelado sin duplicar fórmulas; 572 archivos versionados. Sin métricas formales</w:t>
             </w:r>
           </w:p>
         </w:tc>

--- a/docs/entregables/04-ficha-auditoria/Ficha-auditoria-producto.docx
+++ b/docs/entregables/04-ficha-auditoria/Ficha-auditoria-producto.docx
@@ -2424,7 +2424,7 @@
                 <w:color w:val="131B2E"/>
                 <w:sz w:val="19"/>
               </w:rPr>
-              <w:t>Repositorio público con 572 archivos versionados y 360 registros de cambios trazables</w:t>
+              <w:t>Repositorio público con 575 archivos versionados y 361 registros de cambios trazables</w:t>
             </w:r>
           </w:p>
         </w:tc>
@@ -2643,14 +2643,14 @@
                 <w:color w:val="131B2E"/>
                 <w:sz w:val="19"/>
               </w:rPr>
-              <w:t>10 semillas registradas, pero no cubren el modelo elegido; el determinismo no se declara como protocolo</w:t>
+              <w:t>Protocolo declarado: qué componentes son estocásticos y cuáles no, con verificación de 10 ajustes repetidos que producen el mismo SHA-256 y el mismo umbral</w:t>
             </w:r>
           </w:p>
         </w:tc>
         <w:tc>
           <w:tcPr>
             <w:tcW w:type="dxa" w:w="680"/>
-            <w:shd w:val="clear" w:fill="FDECD2"/>
+            <w:shd w:val="clear" w:fill="E0F3E6"/>
           </w:tcPr>
           <w:p>
             <w:r/>
@@ -2661,7 +2661,7 @@
                 <w:color w:val="131B2E"/>
                 <w:sz w:val="19"/>
               </w:rPr>
-              <w:t>2</w:t>
+              <w:t>3</w:t>
             </w:r>
           </w:p>
         </w:tc>
@@ -2822,7 +2822,7 @@
           <w:color w:val="15803D"/>
           <w:sz w:val="23"/>
         </w:rPr>
-        <w:t>Subtotal: 17 / 18 puntos  =  94.4 %</w:t>
+        <w:t>Subtotal: 18 / 18 puntos  =  100.0 %</w:t>
       </w:r>
     </w:p>
     <w:p>
@@ -3187,14 +3187,14 @@
                 <w:color w:val="131B2E"/>
                 <w:sz w:val="19"/>
               </w:rPr>
-              <w:t>Existe matriz de cumplimiento del jurado, pero 4 filas sin cerrar y con rutas desactualizadas</w:t>
+              <w:t>Matriz cerrada: cada requisito está cumplido con evidencia enlazada, cumplido con una reserva medida, o declarado pendiente con lo que concretamente falta. Ninguna fila queda en Planificado</w:t>
             </w:r>
           </w:p>
         </w:tc>
         <w:tc>
           <w:tcPr>
             <w:tcW w:type="dxa" w:w="680"/>
-            <w:shd w:val="clear" w:fill="FBE3E1"/>
+            <w:shd w:val="clear" w:fill="E0F3E6"/>
           </w:tcPr>
           <w:p>
             <w:r/>
@@ -3205,7 +3205,7 @@
                 <w:color w:val="131B2E"/>
                 <w:sz w:val="19"/>
               </w:rPr>
-              <w:t>1</w:t>
+              <w:t>3</w:t>
             </w:r>
           </w:p>
         </w:tc>
@@ -3440,7 +3440,7 @@
           <w:color w:val="B45309"/>
           <w:sz w:val="23"/>
         </w:rPr>
-        <w:t>Subtotal: 10 / 18 puntos  =  55.6 %</w:t>
+        <w:t>Subtotal: 12 / 18 puntos  =  66.7 %</w:t>
       </w:r>
     </w:p>
     <w:p>
@@ -3760,7 +3760,7 @@
                 <w:color w:val="131B2E"/>
                 <w:sz w:val="19"/>
               </w:rPr>
-              <w:t>17</w:t>
+              <w:t>18</w:t>
             </w:r>
           </w:p>
         </w:tc>
@@ -3796,7 +3796,7 @@
                 <w:color w:val="131B2E"/>
                 <w:sz w:val="19"/>
               </w:rPr>
-              <w:t>94.4 %</w:t>
+              <w:t>100.0 %</w:t>
             </w:r>
           </w:p>
         </w:tc>
@@ -3850,7 +3850,7 @@
                 <w:color w:val="131B2E"/>
                 <w:sz w:val="19"/>
               </w:rPr>
-              <w:t>10</w:t>
+              <w:t>12</w:t>
             </w:r>
           </w:p>
         </w:tc>
@@ -3885,7 +3885,7 @@
                 <w:color w:val="131B2E"/>
                 <w:sz w:val="19"/>
               </w:rPr>
-              <w:t>55.6 %</w:t>
+              <w:t>66.7 %</w:t>
             </w:r>
           </w:p>
         </w:tc>
@@ -3941,7 +3941,7 @@
                 <w:color w:val="131B2E"/>
                 <w:sz w:val="19"/>
               </w:rPr>
-              <w:t>39</w:t>
+              <w:t>42</w:t>
             </w:r>
           </w:p>
         </w:tc>
@@ -3977,7 +3977,7 @@
                 <w:color w:val="131B2E"/>
                 <w:sz w:val="19"/>
               </w:rPr>
-              <w:t>76.5 %</w:t>
+              <w:t>82.4 %</w:t>
             </w:r>
           </w:p>
         </w:tc>
@@ -4033,7 +4033,7 @@
                 <w:color w:val="0F8A7D"/>
                 <w:sz w:val="20"/>
               </w:rPr>
-              <w:t>Interpretación del 76.5 %</w:t>
+              <w:t>Interpretación del 82.4 %</w:t>
             </w:r>
           </w:p>
           <w:p>
@@ -4581,7 +4581,7 @@
                 <w:color w:val="131B2E"/>
                 <w:sz w:val="19"/>
               </w:rPr>
-              <w:t>Cerrar la matriz de trazabilidad de requisitos</w:t>
+              <w:t>Aplicar juicio experto con 3 evaluadores</w:t>
             </w:r>
           </w:p>
         </w:tc>
@@ -4598,7 +4598,7 @@
                 <w:color w:val="131B2E"/>
                 <w:sz w:val="19"/>
               </w:rPr>
-              <w:t>3.3</w:t>
+              <w:t>3.2</w:t>
             </w:r>
           </w:p>
         </w:tc>
@@ -4615,14 +4615,14 @@
                 <w:color w:val="131B2E"/>
                 <w:sz w:val="19"/>
               </w:rPr>
-              <w:t>1 → 3</w:t>
+              <w:t>0 → 2</w:t>
             </w:r>
           </w:p>
         </w:tc>
         <w:tc>
           <w:tcPr>
             <w:tcW w:type="dxa" w:w="1587"/>
-            <w:shd w:val="clear" w:fill="E0F3E6"/>
+            <w:shd w:val="clear" w:fill="FDECD2"/>
           </w:tcPr>
           <w:p>
             <w:r/>
@@ -4633,7 +4633,7 @@
                 <w:color w:val="131B2E"/>
                 <w:sz w:val="19"/>
               </w:rPr>
-              <w:t>Horas</w:t>
+              <w:t>Días</w:t>
             </w:r>
           </w:p>
         </w:tc>
@@ -4853,7 +4853,7 @@
                 <w:color w:val="131B2E"/>
                 <w:sz w:val="19"/>
               </w:rPr>
-              <w:t>39/51 (76.5 %)</w:t>
+              <w:t>42/51 (82.4 %)</w:t>
             </w:r>
             <w:r>
               <w:rPr>
@@ -4869,7 +4869,7 @@
                 <w:color w:val="131B2E"/>
                 <w:sz w:val="19"/>
               </w:rPr>
-              <w:t>46/51 (90.2 %)</w:t>
+              <w:t>49/51 (96.1 %)</w:t>
             </w:r>
             <w:r>
               <w:rPr>
@@ -5298,7 +5298,7 @@
                 <w:color w:val="131B2E"/>
                 <w:sz w:val="19"/>
               </w:rPr>
-              <w:t>El motor reutiliza el extractor congelado sin duplicar fórmulas; 572 archivos versionados. Sin métricas formales</w:t>
+              <w:t>El motor reutiliza el extractor congelado sin duplicar fórmulas; 575 archivos versionados. Sin métricas formales</w:t>
             </w:r>
           </w:p>
         </w:tc>

--- a/docs/entregables/04-ficha-auditoria/Ficha-auditoria-producto.docx
+++ b/docs/entregables/04-ficha-auditoria/Ficha-auditoria-producto.docx
@@ -2424,7 +2424,7 @@
                 <w:color w:val="131B2E"/>
                 <w:sz w:val="19"/>
               </w:rPr>
-              <w:t>Repositorio público con 575 archivos versionados y 361 registros de cambios trazables</w:t>
+              <w:t>Repositorio público con 578 archivos versionados y 362 registros de cambios trazables</w:t>
             </w:r>
           </w:p>
         </w:tc>
@@ -4156,21 +4156,12 @@
       </w:pPr>
       <w:r>
         <w:rPr>
-          <w:b w:val="0"/>
-          <w:i w:val="0"/>
-          <w:color w:val="131B2E"/>
-          <w:sz w:val="20"/>
-        </w:rPr>
-        <w:t xml:space="preserve">Ordenadas por costo. Las de horas y días </w:t>
-      </w:r>
-      <w:r>
-        <w:rPr>
           <w:b/>
           <w:i w:val="0"/>
           <w:color w:val="131B2E"/>
           <w:sz w:val="20"/>
         </w:rPr>
-        <w:t>no requieren capturar datos nuevos</w:t>
+        <w:t>Siete ítems subieron desde la primera auditoría</w:t>
       </w:r>
       <w:r>
         <w:rPr>
@@ -4179,7 +4170,499 @@
           <w:color w:val="131B2E"/>
           <w:sz w:val="20"/>
         </w:rPr>
-        <w:t>.</w:t>
+        <w:t>, todos con evidencia publicada y ninguno con experimentación nueva.</w:t>
+      </w:r>
+    </w:p>
+    <w:tbl>
+      <w:tblPr>
+        <w:tblStyle w:val="TableGrid"/>
+        <w:tblW w:type="auto" w:w="0"/>
+        <w:jc w:val="center"/>
+        <w:tblLook w:firstColumn="1" w:firstRow="1" w:lastColumn="0" w:lastRow="0" w:noHBand="0" w:noVBand="1" w:val="04A0"/>
+        <w:tblBorders>
+          <w:top w:val="single" w:sz="4" w:color="BFBFBF"/>
+          <w:left w:val="single" w:sz="4" w:color="BFBFBF"/>
+          <w:bottom w:val="single" w:sz="4" w:color="BFBFBF"/>
+          <w:right w:val="single" w:sz="4" w:color="BFBFBF"/>
+          <w:insideH w:val="single" w:sz="4" w:color="BFBFBF"/>
+          <w:insideV w:val="single" w:sz="4" w:color="BFBFBF"/>
+        </w:tblBorders>
+      </w:tblPr>
+      <w:tblGrid>
+        <w:gridCol w:w="3400"/>
+        <w:gridCol w:w="3400"/>
+        <w:gridCol w:w="3400"/>
+      </w:tblGrid>
+      <w:tr>
+        <w:tc>
+          <w:tcPr>
+            <w:tcW w:type="dxa" w:w="5783"/>
+            <w:shd w:val="clear" w:fill="0F8A7D"/>
+          </w:tcPr>
+          <w:p>
+            <w:r/>
+            <w:r>
+              <w:rPr>
+                <w:rFonts w:ascii="Calibri" w:hAnsi="Calibri"/>
+                <w:b/>
+                <w:color w:val="FFFFFF"/>
+                <w:sz w:val="19"/>
+              </w:rPr>
+              <w:t>Acción ejecutada</w:t>
+            </w:r>
+          </w:p>
+        </w:tc>
+        <w:tc>
+          <w:tcPr>
+            <w:tcW w:type="dxa" w:w="1020"/>
+            <w:shd w:val="clear" w:fill="0F8A7D"/>
+          </w:tcPr>
+          <w:p>
+            <w:r/>
+            <w:r>
+              <w:rPr>
+                <w:rFonts w:ascii="Calibri" w:hAnsi="Calibri"/>
+                <w:b/>
+                <w:color w:val="FFFFFF"/>
+                <w:sz w:val="19"/>
+              </w:rPr>
+              <w:t>Ítem</w:t>
+            </w:r>
+          </w:p>
+        </w:tc>
+        <w:tc>
+          <w:tcPr>
+            <w:tcW w:type="dxa" w:w="1134"/>
+            <w:shd w:val="clear" w:fill="0F8A7D"/>
+          </w:tcPr>
+          <w:p>
+            <w:r/>
+            <w:r>
+              <w:rPr>
+                <w:rFonts w:ascii="Calibri" w:hAnsi="Calibri"/>
+                <w:b/>
+                <w:color w:val="FFFFFF"/>
+                <w:sz w:val="19"/>
+              </w:rPr>
+              <w:t>De → a</w:t>
+            </w:r>
+          </w:p>
+        </w:tc>
+      </w:tr>
+      <w:tr>
+        <w:tc>
+          <w:tcPr>
+            <w:tcW w:type="dxa" w:w="5783"/>
+          </w:tcPr>
+          <w:p>
+            <w:r/>
+            <w:r>
+              <w:rPr>
+                <w:rFonts w:ascii="Calibri" w:hAnsi="Calibri"/>
+                <w:b w:val="0"/>
+                <w:color w:val="131B2E"/>
+                <w:sz w:val="19"/>
+              </w:rPr>
+              <w:t>Publicar el dataset, el manifiesto y los 7 modelos con checksums y licencias</w:t>
+            </w:r>
+          </w:p>
+        </w:tc>
+        <w:tc>
+          <w:tcPr>
+            <w:tcW w:type="dxa" w:w="1020"/>
+          </w:tcPr>
+          <w:p>
+            <w:r/>
+            <w:r>
+              <w:rPr>
+                <w:rFonts w:ascii="Calibri" w:hAnsi="Calibri"/>
+                <w:b w:val="0"/>
+                <w:color w:val="131B2E"/>
+                <w:sz w:val="19"/>
+              </w:rPr>
+              <w:t>2.2</w:t>
+            </w:r>
+          </w:p>
+        </w:tc>
+        <w:tc>
+          <w:tcPr>
+            <w:tcW w:type="dxa" w:w="1134"/>
+            <w:shd w:val="clear" w:fill="E0F3E6"/>
+          </w:tcPr>
+          <w:p>
+            <w:r/>
+            <w:r>
+              <w:rPr>
+                <w:rFonts w:ascii="Calibri" w:hAnsi="Calibri"/>
+                <w:b w:val="0"/>
+                <w:color w:val="131B2E"/>
+                <w:sz w:val="19"/>
+              </w:rPr>
+              <w:t>1 → 3</w:t>
+            </w:r>
+          </w:p>
+        </w:tc>
+      </w:tr>
+      <w:tr>
+        <w:tc>
+          <w:tcPr>
+            <w:tcW w:type="dxa" w:w="5783"/>
+            <w:shd w:val="clear" w:fill="F4F6FB"/>
+          </w:tcPr>
+          <w:p>
+            <w:r/>
+            <w:r>
+              <w:rPr>
+                <w:rFonts w:ascii="Calibri" w:hAnsi="Calibri"/>
+                <w:b w:val="0"/>
+                <w:color w:val="131B2E"/>
+                <w:sz w:val="19"/>
+              </w:rPr>
+              <w:t>Intervalos de Wilson en toda proporción y McNemar con corrección de Holm</w:t>
+            </w:r>
+          </w:p>
+        </w:tc>
+        <w:tc>
+          <w:tcPr>
+            <w:tcW w:type="dxa" w:w="1020"/>
+            <w:shd w:val="clear" w:fill="F4F6FB"/>
+          </w:tcPr>
+          <w:p>
+            <w:r/>
+            <w:r>
+              <w:rPr>
+                <w:rFonts w:ascii="Calibri" w:hAnsi="Calibri"/>
+                <w:b w:val="0"/>
+                <w:color w:val="131B2E"/>
+                <w:sz w:val="19"/>
+              </w:rPr>
+              <w:t>1.6</w:t>
+            </w:r>
+          </w:p>
+        </w:tc>
+        <w:tc>
+          <w:tcPr>
+            <w:tcW w:type="dxa" w:w="1134"/>
+            <w:shd w:val="clear" w:fill="E0F3E6"/>
+          </w:tcPr>
+          <w:p>
+            <w:r/>
+            <w:r>
+              <w:rPr>
+                <w:rFonts w:ascii="Calibri" w:hAnsi="Calibri"/>
+                <w:b w:val="0"/>
+                <w:color w:val="131B2E"/>
+                <w:sz w:val="19"/>
+              </w:rPr>
+              <w:t>2 → 3</w:t>
+            </w:r>
+          </w:p>
+        </w:tc>
+      </w:tr>
+      <w:tr>
+        <w:tc>
+          <w:tcPr>
+            <w:tcW w:type="dxa" w:w="5783"/>
+          </w:tcPr>
+          <w:p>
+            <w:r/>
+            <w:r>
+              <w:rPr>
+                <w:rFonts w:ascii="Calibri" w:hAnsi="Calibri"/>
+                <w:b w:val="0"/>
+                <w:color w:val="131B2E"/>
+                <w:sz w:val="19"/>
+              </w:rPr>
+              <w:t>Validación cruzada agrupada por episodio sobre el modelo congelado</w:t>
+            </w:r>
+          </w:p>
+        </w:tc>
+        <w:tc>
+          <w:tcPr>
+            <w:tcW w:type="dxa" w:w="1020"/>
+          </w:tcPr>
+          <w:p>
+            <w:r/>
+            <w:r>
+              <w:rPr>
+                <w:rFonts w:ascii="Calibri" w:hAnsi="Calibri"/>
+                <w:b w:val="0"/>
+                <w:color w:val="131B2E"/>
+                <w:sz w:val="19"/>
+              </w:rPr>
+              <w:t>1.3</w:t>
+            </w:r>
+          </w:p>
+        </w:tc>
+        <w:tc>
+          <w:tcPr>
+            <w:tcW w:type="dxa" w:w="1134"/>
+            <w:shd w:val="clear" w:fill="E0F3E6"/>
+          </w:tcPr>
+          <w:p>
+            <w:r/>
+            <w:r>
+              <w:rPr>
+                <w:rFonts w:ascii="Calibri" w:hAnsi="Calibri"/>
+                <w:b w:val="0"/>
+                <w:color w:val="131B2E"/>
+                <w:sz w:val="19"/>
+              </w:rPr>
+              <w:t>1 → 3</w:t>
+            </w:r>
+          </w:p>
+        </w:tc>
+      </w:tr>
+      <w:tr>
+        <w:tc>
+          <w:tcPr>
+            <w:tcW w:type="dxa" w:w="5783"/>
+            <w:shd w:val="clear" w:fill="F4F6FB"/>
+          </w:tcPr>
+          <w:p>
+            <w:r/>
+            <w:r>
+              <w:rPr>
+                <w:rFonts w:ascii="Calibri" w:hAnsi="Calibri"/>
+                <w:b w:val="0"/>
+                <w:color w:val="131B2E"/>
+                <w:sz w:val="19"/>
+              </w:rPr>
+              <w:t>Remuestreo del umbral con B = 1 000; coeficiente de variación 4,10 %</w:t>
+            </w:r>
+          </w:p>
+        </w:tc>
+        <w:tc>
+          <w:tcPr>
+            <w:tcW w:type="dxa" w:w="1020"/>
+            <w:shd w:val="clear" w:fill="F4F6FB"/>
+          </w:tcPr>
+          <w:p>
+            <w:r/>
+            <w:r>
+              <w:rPr>
+                <w:rFonts w:ascii="Calibri" w:hAnsi="Calibri"/>
+                <w:b w:val="0"/>
+                <w:color w:val="131B2E"/>
+                <w:sz w:val="19"/>
+              </w:rPr>
+              <w:t>1.5</w:t>
+            </w:r>
+          </w:p>
+        </w:tc>
+        <w:tc>
+          <w:tcPr>
+            <w:tcW w:type="dxa" w:w="1134"/>
+            <w:shd w:val="clear" w:fill="E0F3E6"/>
+          </w:tcPr>
+          <w:p>
+            <w:r/>
+            <w:r>
+              <w:rPr>
+                <w:rFonts w:ascii="Calibri" w:hAnsi="Calibri"/>
+                <w:b w:val="0"/>
+                <w:color w:val="131B2E"/>
+                <w:sz w:val="19"/>
+              </w:rPr>
+              <w:t>2 → 3</w:t>
+            </w:r>
+          </w:p>
+        </w:tc>
+      </w:tr>
+      <w:tr>
+        <w:tc>
+          <w:tcPr>
+            <w:tcW w:type="dxa" w:w="5783"/>
+          </w:tcPr>
+          <w:p>
+            <w:r/>
+            <w:r>
+              <w:rPr>
+                <w:rFonts w:ascii="Calibri" w:hAnsi="Calibri"/>
+                <w:b w:val="0"/>
+                <w:color w:val="131B2E"/>
+                <w:sz w:val="19"/>
+              </w:rPr>
+              <w:t>Protocolo de determinismo, verificado con 10 ajustes de SHA-256 idéntico</w:t>
+            </w:r>
+          </w:p>
+        </w:tc>
+        <w:tc>
+          <w:tcPr>
+            <w:tcW w:type="dxa" w:w="1020"/>
+          </w:tcPr>
+          <w:p>
+            <w:r/>
+            <w:r>
+              <w:rPr>
+                <w:rFonts w:ascii="Calibri" w:hAnsi="Calibri"/>
+                <w:b w:val="0"/>
+                <w:color w:val="131B2E"/>
+                <w:sz w:val="19"/>
+              </w:rPr>
+              <w:t>2.4</w:t>
+            </w:r>
+          </w:p>
+        </w:tc>
+        <w:tc>
+          <w:tcPr>
+            <w:tcW w:type="dxa" w:w="1134"/>
+            <w:shd w:val="clear" w:fill="E0F3E6"/>
+          </w:tcPr>
+          <w:p>
+            <w:r/>
+            <w:r>
+              <w:rPr>
+                <w:rFonts w:ascii="Calibri" w:hAnsi="Calibri"/>
+                <w:b w:val="0"/>
+                <w:color w:val="131B2E"/>
+                <w:sz w:val="19"/>
+              </w:rPr>
+              <w:t>2 → 3</w:t>
+            </w:r>
+          </w:p>
+        </w:tc>
+      </w:tr>
+      <w:tr>
+        <w:tc>
+          <w:tcPr>
+            <w:tcW w:type="dxa" w:w="5783"/>
+            <w:shd w:val="clear" w:fill="F4F6FB"/>
+          </w:tcPr>
+          <w:p>
+            <w:r/>
+            <w:r>
+              <w:rPr>
+                <w:rFonts w:ascii="Calibri" w:hAnsi="Calibri"/>
+                <w:b w:val="0"/>
+                <w:color w:val="131B2E"/>
+                <w:sz w:val="19"/>
+              </w:rPr>
+              <w:t>Documentar el procedimiento de descarga, verificación y regeneración</w:t>
+            </w:r>
+          </w:p>
+        </w:tc>
+        <w:tc>
+          <w:tcPr>
+            <w:tcW w:type="dxa" w:w="1020"/>
+            <w:shd w:val="clear" w:fill="F4F6FB"/>
+          </w:tcPr>
+          <w:p>
+            <w:r/>
+            <w:r>
+              <w:rPr>
+                <w:rFonts w:ascii="Calibri" w:hAnsi="Calibri"/>
+                <w:b w:val="0"/>
+                <w:color w:val="131B2E"/>
+                <w:sz w:val="19"/>
+              </w:rPr>
+              <w:t>2.6</w:t>
+            </w:r>
+          </w:p>
+        </w:tc>
+        <w:tc>
+          <w:tcPr>
+            <w:tcW w:type="dxa" w:w="1134"/>
+            <w:shd w:val="clear" w:fill="E0F3E6"/>
+          </w:tcPr>
+          <w:p>
+            <w:r/>
+            <w:r>
+              <w:rPr>
+                <w:rFonts w:ascii="Calibri" w:hAnsi="Calibri"/>
+                <w:b w:val="0"/>
+                <w:color w:val="131B2E"/>
+                <w:sz w:val="19"/>
+              </w:rPr>
+              <w:t>2 → 3</w:t>
+            </w:r>
+          </w:p>
+        </w:tc>
+      </w:tr>
+      <w:tr>
+        <w:tc>
+          <w:tcPr>
+            <w:tcW w:type="dxa" w:w="5783"/>
+          </w:tcPr>
+          <w:p>
+            <w:r/>
+            <w:r>
+              <w:rPr>
+                <w:rFonts w:ascii="Calibri" w:hAnsi="Calibri"/>
+                <w:b w:val="0"/>
+                <w:color w:val="131B2E"/>
+                <w:sz w:val="19"/>
+              </w:rPr>
+              <w:t>Cerrar la matriz de trazabilidad de requisitos</w:t>
+            </w:r>
+          </w:p>
+        </w:tc>
+        <w:tc>
+          <w:tcPr>
+            <w:tcW w:type="dxa" w:w="1020"/>
+          </w:tcPr>
+          <w:p>
+            <w:r/>
+            <w:r>
+              <w:rPr>
+                <w:rFonts w:ascii="Calibri" w:hAnsi="Calibri"/>
+                <w:b w:val="0"/>
+                <w:color w:val="131B2E"/>
+                <w:sz w:val="19"/>
+              </w:rPr>
+              <w:t>3.3</w:t>
+            </w:r>
+          </w:p>
+        </w:tc>
+        <w:tc>
+          <w:tcPr>
+            <w:tcW w:type="dxa" w:w="1134"/>
+            <w:shd w:val="clear" w:fill="E0F3E6"/>
+          </w:tcPr>
+          <w:p>
+            <w:r/>
+            <w:r>
+              <w:rPr>
+                <w:rFonts w:ascii="Calibri" w:hAnsi="Calibri"/>
+                <w:b w:val="0"/>
+                <w:color w:val="131B2E"/>
+                <w:sz w:val="19"/>
+              </w:rPr>
+              <w:t>1 → 3</w:t>
+            </w:r>
+          </w:p>
+        </w:tc>
+      </w:tr>
+    </w:tbl>
+    <w:p>
+      <w:pPr>
+        <w:spacing w:after="120"/>
+        <w:jc w:val="both"/>
+      </w:pPr>
+      <w:r>
+        <w:rPr>
+          <w:b/>
+          <w:i w:val="0"/>
+          <w:color w:val="131B2E"/>
+          <w:sz w:val="20"/>
+        </w:rPr>
+        <w:t>Efecto acumulado: de 32/51 (62,7 %) a 42/51 (82.4 %).</w:t>
+      </w:r>
+    </w:p>
+    <w:p/>
+    <w:p>
+      <w:pPr>
+        <w:spacing w:after="120"/>
+        <w:jc w:val="both"/>
+      </w:pPr>
+      <w:r>
+        <w:rPr>
+          <w:b/>
+          <w:i w:val="0"/>
+          <w:color w:val="131B2E"/>
+          <w:sz w:val="20"/>
+        </w:rPr>
+        <w:t>Lo que queda</w:t>
       </w:r>
     </w:p>
     <w:tbl>
@@ -4206,7 +4689,7 @@
       <w:tr>
         <w:tc>
           <w:tcPr>
-            <w:tcW w:type="dxa" w:w="4876"/>
+            <w:tcW w:type="dxa" w:w="5329"/>
             <w:shd w:val="clear" w:fill="0F8A7D"/>
           </w:tcPr>
           <w:p>
@@ -4218,13 +4701,13 @@
                 <w:color w:val="FFFFFF"/>
                 <w:sz w:val="19"/>
               </w:rPr>
-              <w:t>Acción</w:t>
+              <w:t>Acción pendiente</w:t>
             </w:r>
           </w:p>
         </w:tc>
         <w:tc>
           <w:tcPr>
-            <w:tcW w:type="dxa" w:w="1247"/>
+            <w:tcW w:type="dxa" w:w="1020"/>
             <w:shd w:val="clear" w:fill="0F8A7D"/>
           </w:tcPr>
           <w:p>
@@ -4242,7 +4725,7 @@
         </w:tc>
         <w:tc>
           <w:tcPr>
-            <w:tcW w:type="dxa" w:w="1361"/>
+            <w:tcW w:type="dxa" w:w="1134"/>
             <w:shd w:val="clear" w:fill="0F8A7D"/>
           </w:tcPr>
           <w:p>
@@ -4280,7 +4763,7 @@
       <w:tr>
         <w:tc>
           <w:tcPr>
-            <w:tcW w:type="dxa" w:w="4876"/>
+            <w:tcW w:type="dxa" w:w="5329"/>
           </w:tcPr>
           <w:p>
             <w:r/>
@@ -4291,13 +4774,13 @@
                 <w:color w:val="131B2E"/>
                 <w:sz w:val="19"/>
               </w:rPr>
-              <w:t>**Aplicar una prueba de usabilidad (SUS) con 5–8 evaluadores**</w:t>
+              <w:t>**Aplicar un instrumento validado (SUS) con 5–8 evaluadores sobre el panel**</w:t>
             </w:r>
           </w:p>
         </w:tc>
         <w:tc>
           <w:tcPr>
-            <w:tcW w:type="dxa" w:w="1247"/>
+            <w:tcW w:type="dxa" w:w="1020"/>
           </w:tcPr>
           <w:p>
             <w:r/>
@@ -4308,13 +4791,76 @@
                 <w:color w:val="131B2E"/>
                 <w:sz w:val="19"/>
               </w:rPr>
-              <w:t>3.1 y 3.2</w:t>
+              <w:t>3.1</w:t>
             </w:r>
           </w:p>
         </w:tc>
         <w:tc>
           <w:tcPr>
-            <w:tcW w:type="dxa" w:w="1361"/>
+            <w:tcW w:type="dxa" w:w="1134"/>
+            <w:shd w:val="clear" w:fill="FDECD2"/>
+          </w:tcPr>
+          <w:p>
+            <w:r/>
+            <w:r>
+              <w:rPr>
+                <w:rFonts w:ascii="Calibri" w:hAnsi="Calibri"/>
+                <w:b w:val="0"/>
+                <w:color w:val="131B2E"/>
+                <w:sz w:val="19"/>
+              </w:rPr>
+              <w:t>0 → 3</w:t>
+            </w:r>
+          </w:p>
+        </w:tc>
+        <w:tc>
+          <w:tcPr>
+            <w:tcW w:type="dxa" w:w="1587"/>
+          </w:tcPr>
+          <w:p/>
+        </w:tc>
+      </w:tr>
+      <w:tr>
+        <w:tc>
+          <w:tcPr>
+            <w:tcW w:type="dxa" w:w="5329"/>
+            <w:shd w:val="clear" w:fill="F4F6FB"/>
+          </w:tcPr>
+          <w:p>
+            <w:r/>
+            <w:r>
+              <w:rPr>
+                <w:rFonts w:ascii="Calibri" w:hAnsi="Calibri"/>
+                <w:b w:val="0"/>
+                <w:color w:val="131B2E"/>
+                <w:sz w:val="19"/>
+              </w:rPr>
+              <w:t>Sesión de juicio experto con 3 evaluadores</w:t>
+            </w:r>
+          </w:p>
+        </w:tc>
+        <w:tc>
+          <w:tcPr>
+            <w:tcW w:type="dxa" w:w="1020"/>
+            <w:shd w:val="clear" w:fill="F4F6FB"/>
+          </w:tcPr>
+          <w:p>
+            <w:r/>
+            <w:r>
+              <w:rPr>
+                <w:rFonts w:ascii="Calibri" w:hAnsi="Calibri"/>
+                <w:b w:val="0"/>
+                <w:color w:val="131B2E"/>
+                <w:sz w:val="19"/>
+              </w:rPr>
+              <w:t>3.2</w:t>
+            </w:r>
+          </w:p>
+        </w:tc>
+        <w:tc>
+          <w:tcPr>
+            <w:tcW w:type="dxa" w:w="1134"/>
+            <w:shd w:val="clear" w:fill="FDECD2"/>
           </w:tcPr>
           <w:p>
             <w:r/>
@@ -4332,7 +4878,14 @@
         <w:tc>
           <w:tcPr>
             <w:tcW w:type="dxa" w:w="1587"/>
-            <w:shd w:val="clear" w:fill="FDECD2"/>
+          </w:tcPr>
+          <w:p/>
+        </w:tc>
+      </w:tr>
+      <w:tr>
+        <w:tc>
+          <w:tcPr>
+            <w:tcW w:type="dxa" w:w="5329"/>
           </w:tcPr>
           <w:p>
             <w:r/>
@@ -4343,16 +4896,13 @@
                 <w:color w:val="131B2E"/>
                 <w:sz w:val="19"/>
               </w:rPr>
-              <w:t>3–5 días</w:t>
+              <w:t>Acuerdo inter-evaluador, si se incorpora doble etiquetado independiente</w:t>
             </w:r>
           </w:p>
         </w:tc>
-      </w:tr>
-      <w:tr>
         <w:tc>
           <w:tcPr>
-            <w:tcW w:type="dxa" w:w="4876"/>
-            <w:shd w:val="clear" w:fill="F4F6FB"/>
+            <w:tcW w:type="dxa" w:w="1020"/>
           </w:tcPr>
           <w:p>
             <w:r/>
@@ -4363,248 +4913,14 @@
                 <w:color w:val="131B2E"/>
                 <w:sz w:val="19"/>
               </w:rPr>
-              <w:t>Ejecutar validación cruzada sobre el modelo congelado</w:t>
+              <w:t>1.2</w:t>
             </w:r>
           </w:p>
         </w:tc>
         <w:tc>
           <w:tcPr>
-            <w:tcW w:type="dxa" w:w="1247"/>
-            <w:shd w:val="clear" w:fill="F4F6FB"/>
-          </w:tcPr>
-          <w:p>
-            <w:r/>
-            <w:r>
-              <w:rPr>
-                <w:rFonts w:ascii="Calibri" w:hAnsi="Calibri"/>
-                <w:b w:val="0"/>
-                <w:color w:val="131B2E"/>
-                <w:sz w:val="19"/>
-              </w:rPr>
-              <w:t>1.3</w:t>
-            </w:r>
-          </w:p>
-        </w:tc>
-        <w:tc>
-          <w:tcPr>
-            <w:tcW w:type="dxa" w:w="1361"/>
-            <w:shd w:val="clear" w:fill="F4F6FB"/>
-          </w:tcPr>
-          <w:p>
-            <w:r/>
-            <w:r>
-              <w:rPr>
-                <w:rFonts w:ascii="Calibri" w:hAnsi="Calibri"/>
-                <w:b w:val="0"/>
-                <w:color w:val="131B2E"/>
-                <w:sz w:val="19"/>
-              </w:rPr>
-              <w:t>1 → 3</w:t>
-            </w:r>
-          </w:p>
-        </w:tc>
-        <w:tc>
-          <w:tcPr>
-            <w:tcW w:type="dxa" w:w="1587"/>
-            <w:shd w:val="clear" w:fill="E0F3E6"/>
-          </w:tcPr>
-          <w:p>
-            <w:r/>
-            <w:r>
-              <w:rPr>
-                <w:rFonts w:ascii="Calibri" w:hAnsi="Calibri"/>
-                <w:b w:val="0"/>
-                <w:color w:val="131B2E"/>
-                <w:sz w:val="19"/>
-              </w:rPr>
-              <w:t>Horas</w:t>
-            </w:r>
-          </w:p>
-        </w:tc>
-      </w:tr>
-      <w:tr>
-        <w:tc>
-          <w:tcPr>
-            <w:tcW w:type="dxa" w:w="4876"/>
-          </w:tcPr>
-          <w:p>
-            <w:r/>
-            <w:r>
-              <w:rPr>
-                <w:rFonts w:ascii="Calibri" w:hAnsi="Calibri"/>
-                <w:b w:val="0"/>
-                <w:color w:val="131B2E"/>
-                <w:sz w:val="19"/>
-              </w:rPr>
-              <w:t>Cerrar y actualizar la matriz de trazabilidad de requisitos</w:t>
-            </w:r>
-          </w:p>
-        </w:tc>
-        <w:tc>
-          <w:tcPr>
-            <w:tcW w:type="dxa" w:w="1247"/>
-          </w:tcPr>
-          <w:p>
-            <w:r/>
-            <w:r>
-              <w:rPr>
-                <w:rFonts w:ascii="Calibri" w:hAnsi="Calibri"/>
-                <w:b w:val="0"/>
-                <w:color w:val="131B2E"/>
-                <w:sz w:val="19"/>
-              </w:rPr>
-              <w:t>3.3</w:t>
-            </w:r>
-          </w:p>
-        </w:tc>
-        <w:tc>
-          <w:tcPr>
-            <w:tcW w:type="dxa" w:w="1361"/>
-          </w:tcPr>
-          <w:p>
-            <w:r/>
-            <w:r>
-              <w:rPr>
-                <w:rFonts w:ascii="Calibri" w:hAnsi="Calibri"/>
-                <w:b w:val="0"/>
-                <w:color w:val="131B2E"/>
-                <w:sz w:val="19"/>
-              </w:rPr>
-              <w:t>1 → 3</w:t>
-            </w:r>
-          </w:p>
-        </w:tc>
-        <w:tc>
-          <w:tcPr>
-            <w:tcW w:type="dxa" w:w="1587"/>
-            <w:shd w:val="clear" w:fill="E0F3E6"/>
-          </w:tcPr>
-          <w:p>
-            <w:r/>
-            <w:r>
-              <w:rPr>
-                <w:rFonts w:ascii="Calibri" w:hAnsi="Calibri"/>
-                <w:b w:val="0"/>
-                <w:color w:val="131B2E"/>
-                <w:sz w:val="19"/>
-              </w:rPr>
-              <w:t>Horas</w:t>
-            </w:r>
-          </w:p>
-        </w:tc>
-      </w:tr>
-      <w:tr>
-        <w:tc>
-          <w:tcPr>
-            <w:tcW w:type="dxa" w:w="4876"/>
-            <w:shd w:val="clear" w:fill="F4F6FB"/>
-          </w:tcPr>
-          <w:p>
-            <w:r/>
-            <w:r>
-              <w:rPr>
-                <w:rFonts w:ascii="Calibri" w:hAnsi="Calibri"/>
-                <w:b w:val="0"/>
-                <w:color w:val="131B2E"/>
-                <w:sz w:val="19"/>
-              </w:rPr>
-              <w:t>Documentar semillas y determinismo como protocolo explícito</w:t>
-            </w:r>
-          </w:p>
-        </w:tc>
-        <w:tc>
-          <w:tcPr>
-            <w:tcW w:type="dxa" w:w="1247"/>
-            <w:shd w:val="clear" w:fill="F4F6FB"/>
-          </w:tcPr>
-          <w:p>
-            <w:r/>
-            <w:r>
-              <w:rPr>
-                <w:rFonts w:ascii="Calibri" w:hAnsi="Calibri"/>
-                <w:b w:val="0"/>
-                <w:color w:val="131B2E"/>
-                <w:sz w:val="19"/>
-              </w:rPr>
-              <w:t>2.4</w:t>
-            </w:r>
-          </w:p>
-        </w:tc>
-        <w:tc>
-          <w:tcPr>
-            <w:tcW w:type="dxa" w:w="1361"/>
-            <w:shd w:val="clear" w:fill="F4F6FB"/>
-          </w:tcPr>
-          <w:p>
-            <w:r/>
-            <w:r>
-              <w:rPr>
-                <w:rFonts w:ascii="Calibri" w:hAnsi="Calibri"/>
-                <w:b w:val="0"/>
-                <w:color w:val="131B2E"/>
-                <w:sz w:val="19"/>
-              </w:rPr>
-              <w:t>2 → 3</w:t>
-            </w:r>
-          </w:p>
-        </w:tc>
-        <w:tc>
-          <w:tcPr>
-            <w:tcW w:type="dxa" w:w="1587"/>
-            <w:shd w:val="clear" w:fill="E0F3E6"/>
-          </w:tcPr>
-          <w:p>
-            <w:r/>
-            <w:r>
-              <w:rPr>
-                <w:rFonts w:ascii="Calibri" w:hAnsi="Calibri"/>
-                <w:b w:val="0"/>
-                <w:color w:val="131B2E"/>
-                <w:sz w:val="19"/>
-              </w:rPr>
-              <w:t>Horas</w:t>
-            </w:r>
-          </w:p>
-        </w:tc>
-      </w:tr>
-      <w:tr>
-        <w:tc>
-          <w:tcPr>
-            <w:tcW w:type="dxa" w:w="4876"/>
-          </w:tcPr>
-          <w:p>
-            <w:r/>
-            <w:r>
-              <w:rPr>
-                <w:rFonts w:ascii="Calibri" w:hAnsi="Calibri"/>
-                <w:b w:val="0"/>
-                <w:color w:val="131B2E"/>
-                <w:sz w:val="19"/>
-              </w:rPr>
-              <w:t>Aplicar juicio experto con 3 evaluadores</w:t>
-            </w:r>
-          </w:p>
-        </w:tc>
-        <w:tc>
-          <w:tcPr>
-            <w:tcW w:type="dxa" w:w="1247"/>
-          </w:tcPr>
-          <w:p>
-            <w:r/>
-            <w:r>
-              <w:rPr>
-                <w:rFonts w:ascii="Calibri" w:hAnsi="Calibri"/>
-                <w:b w:val="0"/>
-                <w:color w:val="131B2E"/>
-                <w:sz w:val="19"/>
-              </w:rPr>
-              <w:t>3.2</w:t>
-            </w:r>
-          </w:p>
-        </w:tc>
-        <w:tc>
-          <w:tcPr>
-            <w:tcW w:type="dxa" w:w="1361"/>
+            <w:tcW w:type="dxa" w:w="1134"/>
+            <w:shd w:val="clear" w:fill="FDECD2"/>
           </w:tcPr>
           <w:p>
             <w:r/>
@@ -4622,165 +4938,8 @@
         <w:tc>
           <w:tcPr>
             <w:tcW w:type="dxa" w:w="1587"/>
-            <w:shd w:val="clear" w:fill="FDECD2"/>
           </w:tcPr>
-          <w:p>
-            <w:r/>
-            <w:r>
-              <w:rPr>
-                <w:rFonts w:ascii="Calibri" w:hAnsi="Calibri"/>
-                <w:b w:val="0"/>
-                <w:color w:val="131B2E"/>
-                <w:sz w:val="19"/>
-              </w:rPr>
-              <w:t>Días</w:t>
-            </w:r>
-          </w:p>
-        </w:tc>
-      </w:tr>
-      <w:tr>
-        <w:tc>
-          <w:tcPr>
-            <w:tcW w:type="dxa" w:w="4876"/>
-            <w:shd w:val="clear" w:fill="F4F6FB"/>
-          </w:tcPr>
-          <w:p>
-            <w:r/>
-            <w:r>
-              <w:rPr>
-                <w:rFonts w:ascii="Calibri" w:hAnsi="Calibri"/>
-                <w:b w:val="0"/>
-                <w:color w:val="131B2E"/>
-                <w:sz w:val="19"/>
-              </w:rPr>
-              <w:t>Aplicar un instrumento validado (SUS) con 5–8 evaluadores</w:t>
-            </w:r>
-          </w:p>
-        </w:tc>
-        <w:tc>
-          <w:tcPr>
-            <w:tcW w:type="dxa" w:w="1247"/>
-            <w:shd w:val="clear" w:fill="F4F6FB"/>
-          </w:tcPr>
-          <w:p>
-            <w:r/>
-            <w:r>
-              <w:rPr>
-                <w:rFonts w:ascii="Calibri" w:hAnsi="Calibri"/>
-                <w:b w:val="0"/>
-                <w:color w:val="131B2E"/>
-                <w:sz w:val="19"/>
-              </w:rPr>
-              <w:t>3.1 · 3.2</w:t>
-            </w:r>
-          </w:p>
-        </w:tc>
-        <w:tc>
-          <w:tcPr>
-            <w:tcW w:type="dxa" w:w="1361"/>
-            <w:shd w:val="clear" w:fill="F4F6FB"/>
-          </w:tcPr>
-          <w:p>
-            <w:r/>
-            <w:r>
-              <w:rPr>
-                <w:rFonts w:ascii="Calibri" w:hAnsi="Calibri"/>
-                <w:b w:val="0"/>
-                <w:color w:val="131B2E"/>
-                <w:sz w:val="19"/>
-              </w:rPr>
-              <w:t>0 → 2</w:t>
-            </w:r>
-          </w:p>
-        </w:tc>
-        <w:tc>
-          <w:tcPr>
-            <w:tcW w:type="dxa" w:w="1587"/>
-            <w:shd w:val="clear" w:fill="FDECD2"/>
-          </w:tcPr>
-          <w:p>
-            <w:r/>
-            <w:r>
-              <w:rPr>
-                <w:rFonts w:ascii="Calibri" w:hAnsi="Calibri"/>
-                <w:b w:val="0"/>
-                <w:color w:val="131B2E"/>
-                <w:sz w:val="19"/>
-              </w:rPr>
-              <w:t>3–5 días</w:t>
-            </w:r>
-          </w:p>
-        </w:tc>
-      </w:tr>
-      <w:tr>
-        <w:tc>
-          <w:tcPr>
-            <w:tcW w:type="dxa" w:w="4876"/>
-          </w:tcPr>
-          <w:p>
-            <w:r/>
-            <w:r>
-              <w:rPr>
-                <w:rFonts w:ascii="Calibri" w:hAnsi="Calibri"/>
-                <w:b w:val="0"/>
-                <w:color w:val="131B2E"/>
-                <w:sz w:val="19"/>
-              </w:rPr>
-              <w:t>Repetir la validación operativa para tener más de dos mediciones</w:t>
-            </w:r>
-          </w:p>
-        </w:tc>
-        <w:tc>
-          <w:tcPr>
-            <w:tcW w:type="dxa" w:w="1247"/>
-          </w:tcPr>
-          <w:p>
-            <w:r/>
-            <w:r>
-              <w:rPr>
-                <w:rFonts w:ascii="Calibri" w:hAnsi="Calibri"/>
-                <w:b w:val="0"/>
-                <w:color w:val="131B2E"/>
-                <w:sz w:val="19"/>
-              </w:rPr>
-              <w:t>1.5</w:t>
-            </w:r>
-          </w:p>
-        </w:tc>
-        <w:tc>
-          <w:tcPr>
-            <w:tcW w:type="dxa" w:w="1361"/>
-          </w:tcPr>
-          <w:p>
-            <w:r/>
-            <w:r>
-              <w:rPr>
-                <w:rFonts w:ascii="Calibri" w:hAnsi="Calibri"/>
-                <w:b w:val="0"/>
-                <w:color w:val="131B2E"/>
-                <w:sz w:val="19"/>
-              </w:rPr>
-              <w:t>2 → 3</w:t>
-            </w:r>
-          </w:p>
-        </w:tc>
-        <w:tc>
-          <w:tcPr>
-            <w:tcW w:type="dxa" w:w="1587"/>
-            <w:shd w:val="clear" w:fill="FDECD2"/>
-          </w:tcPr>
-          <w:p>
-            <w:r/>
-            <w:r>
-              <w:rPr>
-                <w:rFonts w:ascii="Calibri" w:hAnsi="Calibri"/>
-                <w:b w:val="0"/>
-                <w:color w:val="131B2E"/>
-                <w:sz w:val="19"/>
-              </w:rPr>
-              <w:t>Días</w:t>
-            </w:r>
-          </w:p>
+          <w:p/>
         </w:tc>
       </w:tr>
     </w:tbl>
@@ -4816,7 +4975,7 @@
                 <w:color w:val="0F8A7D"/>
                 <w:sz w:val="20"/>
               </w:rPr>
-              <w:t>Proyección realista</w:t>
+              <w:t>El puntaje ya no lo frena la evidencia técnica</w:t>
             </w:r>
           </w:p>
           <w:p>
@@ -4829,7 +4988,7 @@
                 <w:color w:val="131B2E"/>
                 <w:sz w:val="19"/>
               </w:rPr>
-              <w:t xml:space="preserve">Ejecutando solo las acciones de </w:t>
+              <w:t xml:space="preserve">La replicabilidad está en </w:t>
             </w:r>
             <w:r>
               <w:rPr>
@@ -4837,7 +4996,7 @@
                 <w:color w:val="131B2E"/>
                 <w:sz w:val="19"/>
               </w:rPr>
-              <w:t>horas</w:t>
+              <w:t>100 %</w:t>
             </w:r>
             <w:r>
               <w:rPr>
@@ -4845,7 +5004,7 @@
                 <w:color w:val="131B2E"/>
                 <w:sz w:val="19"/>
               </w:rPr>
-              <w:t xml:space="preserve">, el puntaje pasaría de </w:t>
+              <w:t xml:space="preserve"> y la confiabilidad en </w:t>
             </w:r>
             <w:r>
               <w:rPr>
@@ -4853,7 +5012,7 @@
                 <w:color w:val="131B2E"/>
                 <w:sz w:val="19"/>
               </w:rPr>
-              <w:t>42/51 (82.4 %)</w:t>
+              <w:t>80 %</w:t>
             </w:r>
             <w:r>
               <w:rPr>
@@ -4861,7 +5020,39 @@
                 <w:color w:val="131B2E"/>
                 <w:sz w:val="19"/>
               </w:rPr>
-              <w:t xml:space="preserve"> a </w:t>
+              <w:t xml:space="preserve">. Los tres ítems que quedan miden </w:t>
+            </w:r>
+            <w:r>
+              <w:rPr>
+                <w:b/>
+                <w:color w:val="131B2E"/>
+                <w:sz w:val="19"/>
+              </w:rPr>
+              <w:t>lo que otras personas opinan del producto</w:t>
+            </w:r>
+            <w:r>
+              <w:rPr>
+                <w:b w:val="0"/>
+                <w:color w:val="131B2E"/>
+                <w:sz w:val="19"/>
+              </w:rPr>
+              <w:t xml:space="preserve">, y ninguno se corrige escribiendo. Con solo la prueba de usabilidad el puntaje llegaría a </w:t>
+            </w:r>
+            <w:r>
+              <w:rPr>
+                <w:b/>
+                <w:color w:val="131B2E"/>
+                <w:sz w:val="19"/>
+              </w:rPr>
+              <w:t>45/51 (88.2 %)</w:t>
+            </w:r>
+            <w:r>
+              <w:rPr>
+                <w:b w:val="0"/>
+                <w:color w:val="131B2E"/>
+                <w:sz w:val="19"/>
+              </w:rPr>
+              <w:t xml:space="preserve">; con los tres, a </w:t>
             </w:r>
             <w:r>
               <w:rPr>
@@ -4870,22 +5061,6 @@
                 <w:sz w:val="19"/>
               </w:rPr>
               <w:t>49/51 (96.1 %)</w:t>
-            </w:r>
-            <w:r>
-              <w:rPr>
-                <w:b w:val="0"/>
-                <w:color w:val="131B2E"/>
-                <w:sz w:val="19"/>
-              </w:rPr>
-              <w:t xml:space="preserve"> sin experimentación nueva. Añadiendo el manual técnico y la evaluación con usuarios, superaría el </w:t>
-            </w:r>
-            <w:r>
-              <w:rPr>
-                <w:b/>
-                <w:color w:val="131B2E"/>
-                <w:sz w:val="19"/>
-              </w:rPr>
-              <w:t>85 %</w:t>
             </w:r>
             <w:r>
               <w:rPr>
@@ -5078,7 +5253,7 @@
                 <w:color w:val="131B2E"/>
                 <w:sz w:val="19"/>
               </w:rPr>
-              <w:t>100 % de disponibilidad en 57 corridas, sin pérdida de paquetes. Tres fallos de producción detectados y corregidos con prueba positiva y negativa</w:t>
+              <w:t>Cero caídas registradas en 58 corridas (55 verificadas), sin pérdida de paquetes. Tres fallos de producción detectados y corregidos con prueba positiva y negativa</w:t>
             </w:r>
           </w:p>
         </w:tc>
@@ -5298,7 +5473,7 @@
                 <w:color w:val="131B2E"/>
                 <w:sz w:val="19"/>
               </w:rPr>
-              <w:t>El motor reutiliza el extractor congelado sin duplicar fórmulas; 575 archivos versionados. Sin métricas formales</w:t>
+              <w:t>El motor reutiliza el extractor congelado sin duplicar fórmulas; 578 archivos versionados. Sin métricas formales</w:t>
             </w:r>
           </w:p>
         </w:tc>

--- a/docs/entregables/04-ficha-auditoria/Ficha-auditoria-producto.docx
+++ b/docs/entregables/04-ficha-auditoria/Ficha-auditoria-producto.docx
@@ -88,7 +88,7 @@
       <w:r>
         <w:rPr>
           <w:b/>
-          <w:color w:val="0F8A7D"/>
+          <w:color w:val="1F4E79"/>
           <w:sz w:val="38"/>
         </w:rPr>
         <w:t>FICHA DE AUDITORÍA</w:t>
@@ -136,7 +136,7 @@
         <w:tc>
           <w:tcPr>
             <w:tcW w:type="dxa" w:w="2041"/>
-            <w:shd w:val="clear" w:fill="0F8A7D"/>
+            <w:shd w:val="clear" w:fill="1F4E79"/>
           </w:tcPr>
           <w:p>
             <w:r/>
@@ -154,7 +154,7 @@
         <w:tc>
           <w:tcPr>
             <w:tcW w:type="dxa" w:w="7030"/>
-            <w:shd w:val="clear" w:fill="0F8A7D"/>
+            <w:shd w:val="clear" w:fill="1F4E79"/>
           </w:tcPr>
           <w:p>
             <w:r/>
@@ -210,7 +210,7 @@
         <w:tc>
           <w:tcPr>
             <w:tcW w:type="dxa" w:w="2041"/>
-            <w:shd w:val="clear" w:fill="F4F6FB"/>
+            <w:shd w:val="clear" w:fill="EEF3FA"/>
           </w:tcPr>
           <w:p>
             <w:r/>
@@ -228,7 +228,7 @@
         <w:tc>
           <w:tcPr>
             <w:tcW w:type="dxa" w:w="7030"/>
-            <w:shd w:val="clear" w:fill="F4F6FB"/>
+            <w:shd w:val="clear" w:fill="EEF3FA"/>
           </w:tcPr>
           <w:p>
             <w:r/>
@@ -284,7 +284,7 @@
         <w:tc>
           <w:tcPr>
             <w:tcW w:type="dxa" w:w="2041"/>
-            <w:shd w:val="clear" w:fill="F4F6FB"/>
+            <w:shd w:val="clear" w:fill="EEF3FA"/>
           </w:tcPr>
           <w:p>
             <w:r/>
@@ -302,7 +302,7 @@
         <w:tc>
           <w:tcPr>
             <w:tcW w:type="dxa" w:w="7030"/>
-            <w:shd w:val="clear" w:fill="F4F6FB"/>
+            <w:shd w:val="clear" w:fill="EEF3FA"/>
           </w:tcPr>
           <w:p>
             <w:r/>
@@ -433,7 +433,7 @@
       <w:pPr>
         <w:spacing w:before="320" w:after="120"/>
         <w:pBdr>
-          <w:bottom w:val="single" w:sz="8" w:color="0F8A7D"/>
+          <w:bottom w:val="single" w:sz="8" w:color="1F4E79"/>
         </w:pBdr>
       </w:pPr>
       <w:r>
@@ -597,7 +597,7 @@
       <w:pPr>
         <w:spacing w:before="320" w:after="120"/>
         <w:pBdr>
-          <w:bottom w:val="single" w:sz="8" w:color="0F8A7D"/>
+          <w:bottom w:val="single" w:sz="8" w:color="1F4E79"/>
         </w:pBdr>
       </w:pPr>
       <w:r>
@@ -743,7 +743,7 @@
       <w:pPr>
         <w:spacing w:before="320" w:after="120"/>
         <w:pBdr>
-          <w:bottom w:val="single" w:sz="8" w:color="0F8A7D"/>
+          <w:bottom w:val="single" w:sz="8" w:color="1F4E79"/>
         </w:pBdr>
       </w:pPr>
       <w:r>
@@ -779,7 +779,7 @@
         <w:tc>
           <w:tcPr>
             <w:tcW w:type="dxa" w:w="1020"/>
-            <w:shd w:val="clear" w:fill="0F8A7D"/>
+            <w:shd w:val="clear" w:fill="1F4E79"/>
           </w:tcPr>
           <w:p>
             <w:r/>
@@ -797,7 +797,7 @@
         <w:tc>
           <w:tcPr>
             <w:tcW w:type="dxa" w:w="1701"/>
-            <w:shd w:val="clear" w:fill="0F8A7D"/>
+            <w:shd w:val="clear" w:fill="1F4E79"/>
           </w:tcPr>
           <w:p>
             <w:r/>
@@ -815,7 +815,7 @@
         <w:tc>
           <w:tcPr>
             <w:tcW w:type="dxa" w:w="6350"/>
-            <w:shd w:val="clear" w:fill="0F8A7D"/>
+            <w:shd w:val="clear" w:fill="1F4E79"/>
           </w:tcPr>
           <w:p>
             <w:r/>
@@ -907,7 +907,7 @@
         <w:tc>
           <w:tcPr>
             <w:tcW w:type="dxa" w:w="1701"/>
-            <w:shd w:val="clear" w:fill="F4F6FB"/>
+            <w:shd w:val="clear" w:fill="EEF3FA"/>
           </w:tcPr>
           <w:p>
             <w:r/>
@@ -925,7 +925,7 @@
         <w:tc>
           <w:tcPr>
             <w:tcW w:type="dxa" w:w="6350"/>
-            <w:shd w:val="clear" w:fill="F4F6FB"/>
+            <w:shd w:val="clear" w:fill="EEF3FA"/>
           </w:tcPr>
           <w:p>
             <w:r/>
@@ -1017,7 +1017,7 @@
         <w:tc>
           <w:tcPr>
             <w:tcW w:type="dxa" w:w="1701"/>
-            <w:shd w:val="clear" w:fill="F4F6FB"/>
+            <w:shd w:val="clear" w:fill="EEF3FA"/>
           </w:tcPr>
           <w:p>
             <w:r/>
@@ -1035,7 +1035,7 @@
         <w:tc>
           <w:tcPr>
             <w:tcW w:type="dxa" w:w="6350"/>
-            <w:shd w:val="clear" w:fill="F4F6FB"/>
+            <w:shd w:val="clear" w:fill="EEF3FA"/>
           </w:tcPr>
           <w:p>
             <w:r/>
@@ -1055,7 +1055,7 @@
         <w:tc>
           <w:tcPr>
             <w:tcW w:type="dxa" w:w="1020"/>
-            <w:shd w:val="clear" w:fill="EEF1F8"/>
+            <w:shd w:val="clear" w:fill="F2F6FC"/>
           </w:tcPr>
           <w:p>
             <w:r/>
@@ -1111,7 +1111,7 @@
       <w:pPr>
         <w:spacing w:before="320" w:after="120"/>
         <w:pBdr>
-          <w:bottom w:val="single" w:sz="8" w:color="0F8A7D"/>
+          <w:bottom w:val="single" w:sz="8" w:color="1F4E79"/>
         </w:pBdr>
       </w:pPr>
       <w:r>
@@ -1162,7 +1162,7 @@
         <w:tc>
           <w:tcPr>
             <w:tcW w:type="dxa" w:w="2835"/>
-            <w:shd w:val="clear" w:fill="0F8A7D"/>
+            <w:shd w:val="clear" w:fill="1F4E79"/>
           </w:tcPr>
           <w:p>
             <w:r/>
@@ -1180,7 +1180,7 @@
         <w:tc>
           <w:tcPr>
             <w:tcW w:type="dxa" w:w="5102"/>
-            <w:shd w:val="clear" w:fill="0F8A7D"/>
+            <w:shd w:val="clear" w:fill="1F4E79"/>
           </w:tcPr>
           <w:p>
             <w:r/>
@@ -1198,7 +1198,7 @@
         <w:tc>
           <w:tcPr>
             <w:tcW w:type="dxa" w:w="1134"/>
-            <w:shd w:val="clear" w:fill="0F8A7D"/>
+            <w:shd w:val="clear" w:fill="1F4E79"/>
           </w:tcPr>
           <w:p>
             <w:r/>
@@ -1272,7 +1272,7 @@
         <w:tc>
           <w:tcPr>
             <w:tcW w:type="dxa" w:w="2835"/>
-            <w:shd w:val="clear" w:fill="F4F6FB"/>
+            <w:shd w:val="clear" w:fill="EEF3FA"/>
           </w:tcPr>
           <w:p>
             <w:r/>
@@ -1290,7 +1290,7 @@
         <w:tc>
           <w:tcPr>
             <w:tcW w:type="dxa" w:w="5102"/>
-            <w:shd w:val="clear" w:fill="F4F6FB"/>
+            <w:shd w:val="clear" w:fill="EEF3FA"/>
           </w:tcPr>
           <w:p>
             <w:r/>
@@ -1382,7 +1382,7 @@
         <w:tc>
           <w:tcPr>
             <w:tcW w:type="dxa" w:w="2835"/>
-            <w:shd w:val="clear" w:fill="F4F6FB"/>
+            <w:shd w:val="clear" w:fill="EEF3FA"/>
           </w:tcPr>
           <w:p>
             <w:r/>
@@ -1400,7 +1400,7 @@
         <w:tc>
           <w:tcPr>
             <w:tcW w:type="dxa" w:w="5102"/>
-            <w:shd w:val="clear" w:fill="F4F6FB"/>
+            <w:shd w:val="clear" w:fill="EEF3FA"/>
           </w:tcPr>
           <w:p>
             <w:r/>
@@ -1492,7 +1492,7 @@
         <w:tc>
           <w:tcPr>
             <w:tcW w:type="dxa" w:w="2835"/>
-            <w:shd w:val="clear" w:fill="F4F6FB"/>
+            <w:shd w:val="clear" w:fill="EEF3FA"/>
           </w:tcPr>
           <w:p>
             <w:r/>
@@ -1510,7 +1510,7 @@
         <w:tc>
           <w:tcPr>
             <w:tcW w:type="dxa" w:w="5102"/>
-            <w:shd w:val="clear" w:fill="F4F6FB"/>
+            <w:shd w:val="clear" w:fill="EEF3FA"/>
           </w:tcPr>
           <w:p>
             <w:r/>
@@ -1548,7 +1548,7 @@
         <w:tc>
           <w:tcPr>
             <w:tcW w:type="dxa" w:w="2835"/>
-            <w:shd w:val="clear" w:fill="EEF1F8"/>
+            <w:shd w:val="clear" w:fill="F2F6FC"/>
           </w:tcPr>
           <w:p>
             <w:r/>
@@ -1632,7 +1632,7 @@
       <w:pPr>
         <w:spacing w:before="320" w:after="120"/>
         <w:pBdr>
-          <w:bottom w:val="single" w:sz="8" w:color="0F8A7D"/>
+          <w:bottom w:val="single" w:sz="8" w:color="1F4E79"/>
         </w:pBdr>
       </w:pPr>
       <w:r>
@@ -1684,7 +1684,7 @@
         <w:tc>
           <w:tcPr>
             <w:tcW w:type="dxa" w:w="567"/>
-            <w:shd w:val="clear" w:fill="0F8A7D"/>
+            <w:shd w:val="clear" w:fill="1F4E79"/>
           </w:tcPr>
           <w:p>
             <w:r/>
@@ -1702,7 +1702,7 @@
         <w:tc>
           <w:tcPr>
             <w:tcW w:type="dxa" w:w="2438"/>
-            <w:shd w:val="clear" w:fill="0F8A7D"/>
+            <w:shd w:val="clear" w:fill="1F4E79"/>
           </w:tcPr>
           <w:p>
             <w:r/>
@@ -1720,7 +1720,7 @@
         <w:tc>
           <w:tcPr>
             <w:tcW w:type="dxa" w:w="5386"/>
-            <w:shd w:val="clear" w:fill="0F8A7D"/>
+            <w:shd w:val="clear" w:fill="1F4E79"/>
           </w:tcPr>
           <w:p>
             <w:r/>
@@ -1738,7 +1738,7 @@
         <w:tc>
           <w:tcPr>
             <w:tcW w:type="dxa" w:w="680"/>
-            <w:shd w:val="clear" w:fill="0F8A7D"/>
+            <w:shd w:val="clear" w:fill="1F4E79"/>
           </w:tcPr>
           <w:p>
             <w:r/>
@@ -1809,7 +1809,7 @@
         <w:tc>
           <w:tcPr>
             <w:tcW w:type="dxa" w:w="680"/>
-            <w:shd w:val="clear" w:fill="EEF1F8"/>
+            <w:shd w:val="clear" w:fill="F2F6FC"/>
           </w:tcPr>
           <w:p>
             <w:r/>
@@ -1829,7 +1829,7 @@
         <w:tc>
           <w:tcPr>
             <w:tcW w:type="dxa" w:w="567"/>
-            <w:shd w:val="clear" w:fill="F4F6FB"/>
+            <w:shd w:val="clear" w:fill="EEF3FA"/>
           </w:tcPr>
           <w:p>
             <w:r/>
@@ -1847,7 +1847,7 @@
         <w:tc>
           <w:tcPr>
             <w:tcW w:type="dxa" w:w="2438"/>
-            <w:shd w:val="clear" w:fill="F4F6FB"/>
+            <w:shd w:val="clear" w:fill="EEF3FA"/>
           </w:tcPr>
           <w:p>
             <w:r/>
@@ -1865,7 +1865,7 @@
         <w:tc>
           <w:tcPr>
             <w:tcW w:type="dxa" w:w="5386"/>
-            <w:shd w:val="clear" w:fill="F4F6FB"/>
+            <w:shd w:val="clear" w:fill="EEF3FA"/>
           </w:tcPr>
           <w:p>
             <w:r/>
@@ -1974,7 +1974,7 @@
         <w:tc>
           <w:tcPr>
             <w:tcW w:type="dxa" w:w="567"/>
-            <w:shd w:val="clear" w:fill="F4F6FB"/>
+            <w:shd w:val="clear" w:fill="EEF3FA"/>
           </w:tcPr>
           <w:p>
             <w:r/>
@@ -1992,7 +1992,7 @@
         <w:tc>
           <w:tcPr>
             <w:tcW w:type="dxa" w:w="2438"/>
-            <w:shd w:val="clear" w:fill="F4F6FB"/>
+            <w:shd w:val="clear" w:fill="EEF3FA"/>
           </w:tcPr>
           <w:p>
             <w:r/>
@@ -2010,7 +2010,7 @@
         <w:tc>
           <w:tcPr>
             <w:tcW w:type="dxa" w:w="5386"/>
-            <w:shd w:val="clear" w:fill="F4F6FB"/>
+            <w:shd w:val="clear" w:fill="EEF3FA"/>
           </w:tcPr>
           <w:p>
             <w:r/>
@@ -2119,7 +2119,7 @@
         <w:tc>
           <w:tcPr>
             <w:tcW w:type="dxa" w:w="567"/>
-            <w:shd w:val="clear" w:fill="F4F6FB"/>
+            <w:shd w:val="clear" w:fill="EEF3FA"/>
           </w:tcPr>
           <w:p>
             <w:r/>
@@ -2137,7 +2137,7 @@
         <w:tc>
           <w:tcPr>
             <w:tcW w:type="dxa" w:w="2438"/>
-            <w:shd w:val="clear" w:fill="F4F6FB"/>
+            <w:shd w:val="clear" w:fill="EEF3FA"/>
           </w:tcPr>
           <w:p>
             <w:r/>
@@ -2155,7 +2155,7 @@
         <w:tc>
           <w:tcPr>
             <w:tcW w:type="dxa" w:w="5386"/>
-            <w:shd w:val="clear" w:fill="F4F6FB"/>
+            <w:shd w:val="clear" w:fill="EEF3FA"/>
           </w:tcPr>
           <w:p>
             <w:r/>
@@ -2254,7 +2254,7 @@
       <w:pPr>
         <w:spacing w:before="320" w:after="120"/>
         <w:pBdr>
-          <w:bottom w:val="single" w:sz="8" w:color="0F8A7D"/>
+          <w:bottom w:val="single" w:sz="8" w:color="1F4E79"/>
         </w:pBdr>
       </w:pPr>
       <w:r>
@@ -2306,7 +2306,7 @@
         <w:tc>
           <w:tcPr>
             <w:tcW w:type="dxa" w:w="567"/>
-            <w:shd w:val="clear" w:fill="0F8A7D"/>
+            <w:shd w:val="clear" w:fill="1F4E79"/>
           </w:tcPr>
           <w:p>
             <w:r/>
@@ -2324,7 +2324,7 @@
         <w:tc>
           <w:tcPr>
             <w:tcW w:type="dxa" w:w="2438"/>
-            <w:shd w:val="clear" w:fill="0F8A7D"/>
+            <w:shd w:val="clear" w:fill="1F4E79"/>
           </w:tcPr>
           <w:p>
             <w:r/>
@@ -2342,7 +2342,7 @@
         <w:tc>
           <w:tcPr>
             <w:tcW w:type="dxa" w:w="5386"/>
-            <w:shd w:val="clear" w:fill="0F8A7D"/>
+            <w:shd w:val="clear" w:fill="1F4E79"/>
           </w:tcPr>
           <w:p>
             <w:r/>
@@ -2360,7 +2360,7 @@
         <w:tc>
           <w:tcPr>
             <w:tcW w:type="dxa" w:w="680"/>
-            <w:shd w:val="clear" w:fill="0F8A7D"/>
+            <w:shd w:val="clear" w:fill="1F4E79"/>
           </w:tcPr>
           <w:p>
             <w:r/>
@@ -2424,7 +2424,7 @@
                 <w:color w:val="131B2E"/>
                 <w:sz w:val="19"/>
               </w:rPr>
-              <w:t>Repositorio público con 578 archivos versionados y 362 registros de cambios trazables</w:t>
+              <w:t>Repositorio público con 614 archivos versionados y 367 registros de cambios trazables</w:t>
             </w:r>
           </w:p>
         </w:tc>
@@ -2451,7 +2451,7 @@
         <w:tc>
           <w:tcPr>
             <w:tcW w:type="dxa" w:w="567"/>
-            <w:shd w:val="clear" w:fill="F4F6FB"/>
+            <w:shd w:val="clear" w:fill="EEF3FA"/>
           </w:tcPr>
           <w:p>
             <w:r/>
@@ -2469,7 +2469,7 @@
         <w:tc>
           <w:tcPr>
             <w:tcW w:type="dxa" w:w="2438"/>
-            <w:shd w:val="clear" w:fill="F4F6FB"/>
+            <w:shd w:val="clear" w:fill="EEF3FA"/>
           </w:tcPr>
           <w:p>
             <w:r/>
@@ -2487,7 +2487,7 @@
         <w:tc>
           <w:tcPr>
             <w:tcW w:type="dxa" w:w="5386"/>
-            <w:shd w:val="clear" w:fill="F4F6FB"/>
+            <w:shd w:val="clear" w:fill="EEF3FA"/>
           </w:tcPr>
           <w:p>
             <w:r/>
@@ -2596,7 +2596,7 @@
         <w:tc>
           <w:tcPr>
             <w:tcW w:type="dxa" w:w="567"/>
-            <w:shd w:val="clear" w:fill="F4F6FB"/>
+            <w:shd w:val="clear" w:fill="EEF3FA"/>
           </w:tcPr>
           <w:p>
             <w:r/>
@@ -2614,7 +2614,7 @@
         <w:tc>
           <w:tcPr>
             <w:tcW w:type="dxa" w:w="2438"/>
-            <w:shd w:val="clear" w:fill="F4F6FB"/>
+            <w:shd w:val="clear" w:fill="EEF3FA"/>
           </w:tcPr>
           <w:p>
             <w:r/>
@@ -2632,7 +2632,7 @@
         <w:tc>
           <w:tcPr>
             <w:tcW w:type="dxa" w:w="5386"/>
-            <w:shd w:val="clear" w:fill="F4F6FB"/>
+            <w:shd w:val="clear" w:fill="EEF3FA"/>
           </w:tcPr>
           <w:p>
             <w:r/>
@@ -2741,7 +2741,7 @@
         <w:tc>
           <w:tcPr>
             <w:tcW w:type="dxa" w:w="567"/>
-            <w:shd w:val="clear" w:fill="F4F6FB"/>
+            <w:shd w:val="clear" w:fill="EEF3FA"/>
           </w:tcPr>
           <w:p>
             <w:r/>
@@ -2759,7 +2759,7 @@
         <w:tc>
           <w:tcPr>
             <w:tcW w:type="dxa" w:w="2438"/>
-            <w:shd w:val="clear" w:fill="F4F6FB"/>
+            <w:shd w:val="clear" w:fill="EEF3FA"/>
           </w:tcPr>
           <w:p>
             <w:r/>
@@ -2777,7 +2777,7 @@
         <w:tc>
           <w:tcPr>
             <w:tcW w:type="dxa" w:w="5386"/>
-            <w:shd w:val="clear" w:fill="F4F6FB"/>
+            <w:shd w:val="clear" w:fill="EEF3FA"/>
           </w:tcPr>
           <w:p>
             <w:r/>
@@ -2872,7 +2872,7 @@
       <w:pPr>
         <w:spacing w:before="320" w:after="120"/>
         <w:pBdr>
-          <w:bottom w:val="single" w:sz="8" w:color="0F8A7D"/>
+          <w:bottom w:val="single" w:sz="8" w:color="1F4E79"/>
         </w:pBdr>
       </w:pPr>
       <w:r>
@@ -2924,7 +2924,7 @@
         <w:tc>
           <w:tcPr>
             <w:tcW w:type="dxa" w:w="567"/>
-            <w:shd w:val="clear" w:fill="0F8A7D"/>
+            <w:shd w:val="clear" w:fill="1F4E79"/>
           </w:tcPr>
           <w:p>
             <w:r/>
@@ -2942,7 +2942,7 @@
         <w:tc>
           <w:tcPr>
             <w:tcW w:type="dxa" w:w="2438"/>
-            <w:shd w:val="clear" w:fill="0F8A7D"/>
+            <w:shd w:val="clear" w:fill="1F4E79"/>
           </w:tcPr>
           <w:p>
             <w:r/>
@@ -2960,7 +2960,7 @@
         <w:tc>
           <w:tcPr>
             <w:tcW w:type="dxa" w:w="5386"/>
-            <w:shd w:val="clear" w:fill="0F8A7D"/>
+            <w:shd w:val="clear" w:fill="1F4E79"/>
           </w:tcPr>
           <w:p>
             <w:r/>
@@ -2978,7 +2978,7 @@
         <w:tc>
           <w:tcPr>
             <w:tcW w:type="dxa" w:w="680"/>
-            <w:shd w:val="clear" w:fill="0F8A7D"/>
+            <w:shd w:val="clear" w:fill="1F4E79"/>
           </w:tcPr>
           <w:p>
             <w:r/>
@@ -3069,7 +3069,7 @@
         <w:tc>
           <w:tcPr>
             <w:tcW w:type="dxa" w:w="567"/>
-            <w:shd w:val="clear" w:fill="F4F6FB"/>
+            <w:shd w:val="clear" w:fill="EEF3FA"/>
           </w:tcPr>
           <w:p>
             <w:r/>
@@ -3087,7 +3087,7 @@
         <w:tc>
           <w:tcPr>
             <w:tcW w:type="dxa" w:w="2438"/>
-            <w:shd w:val="clear" w:fill="F4F6FB"/>
+            <w:shd w:val="clear" w:fill="EEF3FA"/>
           </w:tcPr>
           <w:p>
             <w:r/>
@@ -3105,7 +3105,7 @@
         <w:tc>
           <w:tcPr>
             <w:tcW w:type="dxa" w:w="5386"/>
-            <w:shd w:val="clear" w:fill="F4F6FB"/>
+            <w:shd w:val="clear" w:fill="EEF3FA"/>
           </w:tcPr>
           <w:p>
             <w:r/>
@@ -3214,7 +3214,7 @@
         <w:tc>
           <w:tcPr>
             <w:tcW w:type="dxa" w:w="567"/>
-            <w:shd w:val="clear" w:fill="F4F6FB"/>
+            <w:shd w:val="clear" w:fill="EEF3FA"/>
           </w:tcPr>
           <w:p>
             <w:r/>
@@ -3232,7 +3232,7 @@
         <w:tc>
           <w:tcPr>
             <w:tcW w:type="dxa" w:w="2438"/>
-            <w:shd w:val="clear" w:fill="F4F6FB"/>
+            <w:shd w:val="clear" w:fill="EEF3FA"/>
           </w:tcPr>
           <w:p>
             <w:r/>
@@ -3250,7 +3250,7 @@
         <w:tc>
           <w:tcPr>
             <w:tcW w:type="dxa" w:w="5386"/>
-            <w:shd w:val="clear" w:fill="F4F6FB"/>
+            <w:shd w:val="clear" w:fill="EEF3FA"/>
           </w:tcPr>
           <w:p>
             <w:r/>
@@ -3359,7 +3359,7 @@
         <w:tc>
           <w:tcPr>
             <w:tcW w:type="dxa" w:w="567"/>
-            <w:shd w:val="clear" w:fill="F4F6FB"/>
+            <w:shd w:val="clear" w:fill="EEF3FA"/>
           </w:tcPr>
           <w:p>
             <w:r/>
@@ -3377,7 +3377,7 @@
         <w:tc>
           <w:tcPr>
             <w:tcW w:type="dxa" w:w="2438"/>
-            <w:shd w:val="clear" w:fill="F4F6FB"/>
+            <w:shd w:val="clear" w:fill="EEF3FA"/>
           </w:tcPr>
           <w:p>
             <w:r/>
@@ -3395,7 +3395,7 @@
         <w:tc>
           <w:tcPr>
             <w:tcW w:type="dxa" w:w="5386"/>
-            <w:shd w:val="clear" w:fill="F4F6FB"/>
+            <w:shd w:val="clear" w:fill="EEF3FA"/>
           </w:tcPr>
           <w:p>
             <w:r/>
@@ -3512,7 +3512,7 @@
       <w:pPr>
         <w:spacing w:before="320" w:after="120"/>
         <w:pBdr>
-          <w:bottom w:val="single" w:sz="8" w:color="0F8A7D"/>
+          <w:bottom w:val="single" w:sz="8" w:color="1F4E79"/>
         </w:pBdr>
       </w:pPr>
       <w:r>
@@ -3550,7 +3550,7 @@
         <w:tc>
           <w:tcPr>
             <w:tcW w:type="dxa" w:w="2494"/>
-            <w:shd w:val="clear" w:fill="0F8A7D"/>
+            <w:shd w:val="clear" w:fill="1F4E79"/>
           </w:tcPr>
           <w:p>
             <w:r/>
@@ -3568,7 +3568,7 @@
         <w:tc>
           <w:tcPr>
             <w:tcW w:type="dxa" w:w="1474"/>
-            <w:shd w:val="clear" w:fill="0F8A7D"/>
+            <w:shd w:val="clear" w:fill="1F4E79"/>
           </w:tcPr>
           <w:p>
             <w:r/>
@@ -3586,7 +3586,7 @@
         <w:tc>
           <w:tcPr>
             <w:tcW w:type="dxa" w:w="1361"/>
-            <w:shd w:val="clear" w:fill="0F8A7D"/>
+            <w:shd w:val="clear" w:fill="1F4E79"/>
           </w:tcPr>
           <w:p>
             <w:r/>
@@ -3604,7 +3604,7 @@
         <w:tc>
           <w:tcPr>
             <w:tcW w:type="dxa" w:w="1814"/>
-            <w:shd w:val="clear" w:fill="0F8A7D"/>
+            <w:shd w:val="clear" w:fill="1F4E79"/>
           </w:tcPr>
           <w:p>
             <w:r/>
@@ -3622,7 +3622,7 @@
         <w:tc>
           <w:tcPr>
             <w:tcW w:type="dxa" w:w="1928"/>
-            <w:shd w:val="clear" w:fill="0F8A7D"/>
+            <w:shd w:val="clear" w:fill="1F4E79"/>
           </w:tcPr>
           <w:p>
             <w:r/>
@@ -3731,7 +3731,7 @@
         <w:tc>
           <w:tcPr>
             <w:tcW w:type="dxa" w:w="2494"/>
-            <w:shd w:val="clear" w:fill="F4F6FB"/>
+            <w:shd w:val="clear" w:fill="EEF3FA"/>
           </w:tcPr>
           <w:p>
             <w:r/>
@@ -3749,7 +3749,7 @@
         <w:tc>
           <w:tcPr>
             <w:tcW w:type="dxa" w:w="1474"/>
-            <w:shd w:val="clear" w:fill="F4F6FB"/>
+            <w:shd w:val="clear" w:fill="EEF3FA"/>
           </w:tcPr>
           <w:p>
             <w:r/>
@@ -3767,7 +3767,7 @@
         <w:tc>
           <w:tcPr>
             <w:tcW w:type="dxa" w:w="1361"/>
-            <w:shd w:val="clear" w:fill="F4F6FB"/>
+            <w:shd w:val="clear" w:fill="EEF3FA"/>
           </w:tcPr>
           <w:p>
             <w:r/>
@@ -3912,7 +3912,7 @@
         <w:tc>
           <w:tcPr>
             <w:tcW w:type="dxa" w:w="2494"/>
-            <w:shd w:val="clear" w:fill="F4F6FB"/>
+            <w:shd w:val="clear" w:fill="EEF3FA"/>
           </w:tcPr>
           <w:p>
             <w:r/>
@@ -3930,7 +3930,7 @@
         <w:tc>
           <w:tcPr>
             <w:tcW w:type="dxa" w:w="1474"/>
-            <w:shd w:val="clear" w:fill="F4F6FB"/>
+            <w:shd w:val="clear" w:fill="EEF3FA"/>
           </w:tcPr>
           <w:p>
             <w:r/>
@@ -3948,7 +3948,7 @@
         <w:tc>
           <w:tcPr>
             <w:tcW w:type="dxa" w:w="1361"/>
-            <w:shd w:val="clear" w:fill="F4F6FB"/>
+            <w:shd w:val="clear" w:fill="EEF3FA"/>
           </w:tcPr>
           <w:p>
             <w:r/>
@@ -4023,14 +4023,14 @@
         <w:tc>
           <w:tcPr>
             <w:tcW w:type="dxa" w:w="10200"/>
-            <w:shd w:val="clear" w:fill="EEF1F8"/>
+            <w:shd w:val="clear" w:fill="F2F6FC"/>
           </w:tcPr>
           <w:p>
             <w:r/>
             <w:r>
               <w:rPr>
                 <w:b/>
-                <w:color w:val="0F8A7D"/>
+                <w:color w:val="1F4E79"/>
                 <w:sz w:val="20"/>
               </w:rPr>
               <w:t>Interpretación del 82.4 %</w:t>
@@ -4137,7 +4137,7 @@
       <w:pPr>
         <w:spacing w:before="320" w:after="120"/>
         <w:pBdr>
-          <w:bottom w:val="single" w:sz="8" w:color="0F8A7D"/>
+          <w:bottom w:val="single" w:sz="8" w:color="1F4E79"/>
         </w:pBdr>
       </w:pPr>
       <w:r>
@@ -4197,7 +4197,7 @@
         <w:tc>
           <w:tcPr>
             <w:tcW w:type="dxa" w:w="5783"/>
-            <w:shd w:val="clear" w:fill="0F8A7D"/>
+            <w:shd w:val="clear" w:fill="1F4E79"/>
           </w:tcPr>
           <w:p>
             <w:r/>
@@ -4215,7 +4215,7 @@
         <w:tc>
           <w:tcPr>
             <w:tcW w:type="dxa" w:w="1020"/>
-            <w:shd w:val="clear" w:fill="0F8A7D"/>
+            <w:shd w:val="clear" w:fill="1F4E79"/>
           </w:tcPr>
           <w:p>
             <w:r/>
@@ -4233,7 +4233,7 @@
         <w:tc>
           <w:tcPr>
             <w:tcW w:type="dxa" w:w="1134"/>
-            <w:shd w:val="clear" w:fill="0F8A7D"/>
+            <w:shd w:val="clear" w:fill="1F4E79"/>
           </w:tcPr>
           <w:p>
             <w:r/>
@@ -4307,7 +4307,7 @@
         <w:tc>
           <w:tcPr>
             <w:tcW w:type="dxa" w:w="5783"/>
-            <w:shd w:val="clear" w:fill="F4F6FB"/>
+            <w:shd w:val="clear" w:fill="EEF3FA"/>
           </w:tcPr>
           <w:p>
             <w:r/>
@@ -4325,7 +4325,7 @@
         <w:tc>
           <w:tcPr>
             <w:tcW w:type="dxa" w:w="1020"/>
-            <w:shd w:val="clear" w:fill="F4F6FB"/>
+            <w:shd w:val="clear" w:fill="EEF3FA"/>
           </w:tcPr>
           <w:p>
             <w:r/>
@@ -4417,7 +4417,7 @@
         <w:tc>
           <w:tcPr>
             <w:tcW w:type="dxa" w:w="5783"/>
-            <w:shd w:val="clear" w:fill="F4F6FB"/>
+            <w:shd w:val="clear" w:fill="EEF3FA"/>
           </w:tcPr>
           <w:p>
             <w:r/>
@@ -4435,7 +4435,7 @@
         <w:tc>
           <w:tcPr>
             <w:tcW w:type="dxa" w:w="1020"/>
-            <w:shd w:val="clear" w:fill="F4F6FB"/>
+            <w:shd w:val="clear" w:fill="EEF3FA"/>
           </w:tcPr>
           <w:p>
             <w:r/>
@@ -4527,7 +4527,7 @@
         <w:tc>
           <w:tcPr>
             <w:tcW w:type="dxa" w:w="5783"/>
-            <w:shd w:val="clear" w:fill="F4F6FB"/>
+            <w:shd w:val="clear" w:fill="EEF3FA"/>
           </w:tcPr>
           <w:p>
             <w:r/>
@@ -4545,7 +4545,7 @@
         <w:tc>
           <w:tcPr>
             <w:tcW w:type="dxa" w:w="1020"/>
-            <w:shd w:val="clear" w:fill="F4F6FB"/>
+            <w:shd w:val="clear" w:fill="EEF3FA"/>
           </w:tcPr>
           <w:p>
             <w:r/>
@@ -4690,7 +4690,7 @@
         <w:tc>
           <w:tcPr>
             <w:tcW w:type="dxa" w:w="5329"/>
-            <w:shd w:val="clear" w:fill="0F8A7D"/>
+            <w:shd w:val="clear" w:fill="1F4E79"/>
           </w:tcPr>
           <w:p>
             <w:r/>
@@ -4708,7 +4708,7 @@
         <w:tc>
           <w:tcPr>
             <w:tcW w:type="dxa" w:w="1020"/>
-            <w:shd w:val="clear" w:fill="0F8A7D"/>
+            <w:shd w:val="clear" w:fill="1F4E79"/>
           </w:tcPr>
           <w:p>
             <w:r/>
@@ -4726,7 +4726,7 @@
         <w:tc>
           <w:tcPr>
             <w:tcW w:type="dxa" w:w="1134"/>
-            <w:shd w:val="clear" w:fill="0F8A7D"/>
+            <w:shd w:val="clear" w:fill="1F4E79"/>
           </w:tcPr>
           <w:p>
             <w:r/>
@@ -4744,7 +4744,7 @@
         <w:tc>
           <w:tcPr>
             <w:tcW w:type="dxa" w:w="1587"/>
-            <w:shd w:val="clear" w:fill="0F8A7D"/>
+            <w:shd w:val="clear" w:fill="1F4E79"/>
           </w:tcPr>
           <w:p>
             <w:r/>
@@ -4824,7 +4824,7 @@
         <w:tc>
           <w:tcPr>
             <w:tcW w:type="dxa" w:w="5329"/>
-            <w:shd w:val="clear" w:fill="F4F6FB"/>
+            <w:shd w:val="clear" w:fill="EEF3FA"/>
           </w:tcPr>
           <w:p>
             <w:r/>
@@ -4842,7 +4842,7 @@
         <w:tc>
           <w:tcPr>
             <w:tcW w:type="dxa" w:w="1020"/>
-            <w:shd w:val="clear" w:fill="F4F6FB"/>
+            <w:shd w:val="clear" w:fill="EEF3FA"/>
           </w:tcPr>
           <w:p>
             <w:r/>
@@ -4965,14 +4965,14 @@
         <w:tc>
           <w:tcPr>
             <w:tcW w:type="dxa" w:w="10200"/>
-            <w:shd w:val="clear" w:fill="EEF1F8"/>
+            <w:shd w:val="clear" w:fill="F2F6FC"/>
           </w:tcPr>
           <w:p>
             <w:r/>
             <w:r>
               <w:rPr>
                 <w:b/>
-                <w:color w:val="0F8A7D"/>
+                <w:color w:val="1F4E79"/>
                 <w:sz w:val="20"/>
               </w:rPr>
               <w:t>El puntaje ya no lo frena la evidencia técnica</w:t>
@@ -5083,7 +5083,7 @@
       <w:pPr>
         <w:spacing w:before="320" w:after="120"/>
         <w:pBdr>
-          <w:bottom w:val="single" w:sz="8" w:color="0F8A7D"/>
+          <w:bottom w:val="single" w:sz="8" w:color="1F4E79"/>
         </w:pBdr>
       </w:pPr>
       <w:r>
@@ -5152,7 +5152,7 @@
         <w:tc>
           <w:tcPr>
             <w:tcW w:type="dxa" w:w="3061"/>
-            <w:shd w:val="clear" w:fill="0F8A7D"/>
+            <w:shd w:val="clear" w:fill="1F4E79"/>
           </w:tcPr>
           <w:p>
             <w:r/>
@@ -5170,7 +5170,7 @@
         <w:tc>
           <w:tcPr>
             <w:tcW w:type="dxa" w:w="1247"/>
-            <w:shd w:val="clear" w:fill="0F8A7D"/>
+            <w:shd w:val="clear" w:fill="1F4E79"/>
           </w:tcPr>
           <w:p>
             <w:r/>
@@ -5188,7 +5188,7 @@
         <w:tc>
           <w:tcPr>
             <w:tcW w:type="dxa" w:w="5046"/>
-            <w:shd w:val="clear" w:fill="0F8A7D"/>
+            <w:shd w:val="clear" w:fill="1F4E79"/>
           </w:tcPr>
           <w:p>
             <w:r/>
@@ -5262,7 +5262,7 @@
         <w:tc>
           <w:tcPr>
             <w:tcW w:type="dxa" w:w="3061"/>
-            <w:shd w:val="clear" w:fill="F4F6FB"/>
+            <w:shd w:val="clear" w:fill="EEF3FA"/>
           </w:tcPr>
           <w:p>
             <w:r/>
@@ -5298,7 +5298,7 @@
         <w:tc>
           <w:tcPr>
             <w:tcW w:type="dxa" w:w="5046"/>
-            <w:shd w:val="clear" w:fill="F4F6FB"/>
+            <w:shd w:val="clear" w:fill="EEF3FA"/>
           </w:tcPr>
           <w:p>
             <w:r/>
@@ -5372,7 +5372,7 @@
         <w:tc>
           <w:tcPr>
             <w:tcW w:type="dxa" w:w="3061"/>
-            <w:shd w:val="clear" w:fill="F4F6FB"/>
+            <w:shd w:val="clear" w:fill="EEF3FA"/>
           </w:tcPr>
           <w:p>
             <w:r/>
@@ -5408,7 +5408,7 @@
         <w:tc>
           <w:tcPr>
             <w:tcW w:type="dxa" w:w="5046"/>
-            <w:shd w:val="clear" w:fill="F4F6FB"/>
+            <w:shd w:val="clear" w:fill="EEF3FA"/>
           </w:tcPr>
           <w:p>
             <w:r/>
@@ -5473,7 +5473,7 @@
                 <w:color w:val="131B2E"/>
                 <w:sz w:val="19"/>
               </w:rPr>
-              <w:t>El motor reutiliza el extractor congelado sin duplicar fórmulas; 578 archivos versionados. Sin métricas formales</w:t>
+              <w:t>El motor reutiliza el extractor congelado sin duplicar fórmulas; 614 archivos versionados. Sin métricas formales</w:t>
             </w:r>
           </w:p>
         </w:tc>
@@ -5482,7 +5482,7 @@
         <w:tc>
           <w:tcPr>
             <w:tcW w:type="dxa" w:w="3061"/>
-            <w:shd w:val="clear" w:fill="F4F6FB"/>
+            <w:shd w:val="clear" w:fill="EEF3FA"/>
           </w:tcPr>
           <w:p>
             <w:r/>
@@ -5518,7 +5518,7 @@
         <w:tc>
           <w:tcPr>
             <w:tcW w:type="dxa" w:w="5046"/>
-            <w:shd w:val="clear" w:fill="F4F6FB"/>
+            <w:shd w:val="clear" w:fill="EEF3FA"/>
           </w:tcPr>
           <w:p>
             <w:r/>
@@ -5592,7 +5592,7 @@
         <w:tc>
           <w:tcPr>
             <w:tcW w:type="dxa" w:w="3061"/>
-            <w:shd w:val="clear" w:fill="F4F6FB"/>
+            <w:shd w:val="clear" w:fill="EEF3FA"/>
           </w:tcPr>
           <w:p>
             <w:r/>
@@ -5628,7 +5628,7 @@
         <w:tc>
           <w:tcPr>
             <w:tcW w:type="dxa" w:w="5046"/>
-            <w:shd w:val="clear" w:fill="F4F6FB"/>
+            <w:shd w:val="clear" w:fill="EEF3FA"/>
           </w:tcPr>
           <w:p>
             <w:r/>
@@ -5667,14 +5667,14 @@
         <w:tc>
           <w:tcPr>
             <w:tcW w:type="dxa" w:w="10200"/>
-            <w:shd w:val="clear" w:fill="EEF1F8"/>
+            <w:shd w:val="clear" w:fill="F2F6FC"/>
           </w:tcPr>
           <w:p>
             <w:r/>
             <w:r>
               <w:rPr>
                 <w:b/>
-                <w:color w:val="0F8A7D"/>
+                <w:color w:val="1F4E79"/>
                 <w:sz w:val="20"/>
               </w:rPr>
               <w:t>Lectura</w:t>
@@ -5717,7 +5717,7 @@
       <w:pPr>
         <w:spacing w:before="320" w:after="120"/>
         <w:pBdr>
-          <w:bottom w:val="single" w:sz="8" w:color="0F8A7D"/>
+          <w:bottom w:val="single" w:sz="8" w:color="1F4E79"/>
         </w:pBdr>
       </w:pPr>
       <w:r>
@@ -5818,7 +5818,7 @@
       <w:pPr>
         <w:spacing w:before="320" w:after="120"/>
         <w:pBdr>
-          <w:bottom w:val="single" w:sz="8" w:color="0F8A7D"/>
+          <w:bottom w:val="single" w:sz="8" w:color="1F4E79"/>
         </w:pBdr>
       </w:pPr>
       <w:r>
@@ -5962,9 +5962,114 @@
         <w:t xml:space="preserve"> Reproducible research in computational science. Science, 334(6060), 1226–1227. — Distinción entre reproducibilidad y replicabilidad, ítems 1.4 y 2.1–2.6.</w:t>
       </w:r>
     </w:p>
+    <w:p>
+      <w:pPr>
+        <w:spacing w:before="200" w:after="60"/>
+      </w:pPr>
+      <w:r>
+        <w:rPr>
+          <w:b/>
+          <w:color w:val="1F4E79"/>
+          <w:sz w:val="20"/>
+        </w:rPr>
+        <w:t>Evidencia en el repositorio</w:t>
+      </w:r>
+    </w:p>
+    <w:p>
+      <w:pPr>
+        <w:spacing w:after="20"/>
+        <w:ind w:left="200"/>
+      </w:pPr>
+      <w:r>
+        <w:rPr>
+          <w:color w:val="131B2E"/>
+          <w:sz w:val="16"/>
+        </w:rPr>
+        <w:t xml:space="preserve">Ficha detallada, con los 18 ítems y su evidencia — </w:t>
+      </w:r>
+      <w:hyperlink r:id="rId10">
+        <w:r>
+          <w:rPr>
+            <w:color w:val="2E74B5"/>
+            <w:u w:val="single"/>
+            <w:sz w:val="16"/>
+          </w:rPr>
+          <w:t>abrir en GitHub</w:t>
+        </w:r>
+      </w:hyperlink>
+    </w:p>
+    <w:p>
+      <w:pPr>
+        <w:spacing w:after="20"/>
+        <w:ind w:left="200"/>
+      </w:pPr>
+      <w:r>
+        <w:rPr>
+          <w:color w:val="131B2E"/>
+          <w:sz w:val="16"/>
+        </w:rPr>
+        <w:t xml:space="preserve">Plan de mejora: debilidades abiertas con prioridad e impacto — </w:t>
+      </w:r>
+      <w:hyperlink r:id="rId11">
+        <w:r>
+          <w:rPr>
+            <w:color w:val="2E74B5"/>
+            <w:u w:val="single"/>
+            <w:sz w:val="16"/>
+          </w:rPr>
+          <w:t>abrir en GitHub</w:t>
+        </w:r>
+      </w:hyperlink>
+    </w:p>
+    <w:p>
+      <w:pPr>
+        <w:spacing w:after="20"/>
+        <w:ind w:left="200"/>
+      </w:pPr>
+      <w:r>
+        <w:rPr>
+          <w:color w:val="131B2E"/>
+          <w:sz w:val="16"/>
+        </w:rPr>
+        <w:t xml:space="preserve">Instrumento SUS, listo para aplicar — </w:t>
+      </w:r>
+      <w:hyperlink r:id="rId12">
+        <w:r>
+          <w:rPr>
+            <w:color w:val="2E74B5"/>
+            <w:u w:val="single"/>
+            <w:sz w:val="16"/>
+          </w:rPr>
+          <w:t>abrir en GitHub</w:t>
+        </w:r>
+      </w:hyperlink>
+    </w:p>
+    <w:p>
+      <w:pPr>
+        <w:spacing w:after="20"/>
+        <w:ind w:left="200"/>
+      </w:pPr>
+      <w:r>
+        <w:rPr>
+          <w:color w:val="131B2E"/>
+          <w:sz w:val="16"/>
+        </w:rPr>
+        <w:t xml:space="preserve">Matriz de trazabilidad de los requisitos del jurado — </w:t>
+      </w:r>
+      <w:hyperlink r:id="rId13">
+        <w:r>
+          <w:rPr>
+            <w:color w:val="2E74B5"/>
+            <w:u w:val="single"/>
+            <w:sz w:val="16"/>
+          </w:rPr>
+          <w:t>abrir en GitHub</w:t>
+        </w:r>
+      </w:hyperlink>
+    </w:p>
     <w:sectPr>
-      <w:footerReference w:type="default" r:id="rId10"/>
-      <w:headerReference w:type="default" r:id="rId11"/>
+      <w:footerReference w:type="default" r:id="rId14"/>
+      <w:headerReference w:type="default" r:id="rId15"/>
       <w:pgSz w:w="12240" w:h="15840"/>
       <w:pgMar w:top="1077" w:right="1020" w:bottom="1077" w:left="1020" w:header="720" w:footer="720" w:gutter="0"/>
       <w:cols w:space="720"/>

--- a/docs/entregables/04-ficha-auditoria/Ficha-auditoria-producto.docx
+++ b/docs/entregables/04-ficha-auditoria/Ficha-auditoria-producto.docx
@@ -1947,7 +1947,7 @@
                 <w:color w:val="131B2E"/>
                 <w:sz w:val="19"/>
               </w:rPr>
-              <w:t>Ejecutada, agrupada por episodio en 5 pliegues: la detección media cae dentro del intervalo de confianza de la evaluación de un solo paso, así que el resultado no depende de la partición elegida</w:t>
+              <w:t>Ejecutada sobre el pipeline StandardScaler + OCSVM, agrupada por episodio normal en 5 pliegues: la detección varió entre 78,8 % y 89,4 %. Reutiliza las mismas anomalías; es evidencia interna, no externa</w:t>
             </w:r>
           </w:p>
         </w:tc>
@@ -2092,7 +2092,7 @@
                 <w:color w:val="131B2E"/>
                 <w:sz w:val="19"/>
               </w:rPr>
-              <w:t>Dos pases de validación operativa con resultados equivalentes (25,8 % y 23,0 %) y remuestreo del umbral con B = 1 000: coeficiente de variación 4,10 %, por debajo del 5 % declarado de antemano</w:t>
+              <w:t>Bootstrap agrupado por episodio del umbral con B = 1 000: coeficiente de variación 4,10 % y banda percentil 95 % [1,6496–1,8132]. Los pases operativos comparten infraestructura y no son réplicas independientes</w:t>
             </w:r>
           </w:p>
         </w:tc>
@@ -2166,7 +2166,7 @@
                 <w:color w:val="131B2E"/>
                 <w:sz w:val="19"/>
               </w:rPr>
-              <w:t>Intervalos de Wilson 95 % en toda proporción y prueba de significancia entre modelos: McNemar exacto con corrección de Holm-Bonferroni sobre las 21 comparaciones por pares</w:t>
+              <w:t>Intervalos de Wilson 95 % en toda proporción y prueba de significancia entre modelos: McNemar exacto con corrección de Holm-Bonferroni sobre las 21 comparaciones por pares. Los intervalos por ventana son descriptivos porque las ventanas de un episodio comparten historia</w:t>
             </w:r>
           </w:p>
         </w:tc>
@@ -2224,25 +2224,7 @@
           <w:color w:val="131B2E"/>
           <w:sz w:val="20"/>
         </w:rPr>
-        <w:t xml:space="preserve"> La cuantificación de la incertidumbre pasó de parcial a completa: toda proporción lleva intervalo de Wilson y las comparaciones entre modelos tienen prueba de significancia. Lo que sigue faltando es </w:t>
-      </w:r>
-      <w:r>
-        <w:rPr>
-          <w:b/>
-          <w:i w:val="0"/>
-          <w:color w:val="131B2E"/>
-          <w:sz w:val="20"/>
-        </w:rPr>
-        <w:t>validación cruzada sobre el modelo elegido</w:t>
-      </w:r>
-      <w:r>
-        <w:rPr>
-          <w:b w:val="0"/>
-          <w:i w:val="0"/>
-          <w:color w:val="131B2E"/>
-          <w:sz w:val="20"/>
-        </w:rPr>
-        <w:t>; el acuerdo inter-evaluador no aplica porque el diseño no contempla jueces.</w:t>
+        <w:t xml:space="preserve"> La cuantificación de la incertidumbre pasó de parcial a completa: toda proporción lleva intervalo de Wilson y las comparaciones entre modelos tienen prueba de significancia. La validación cruzada y la estabilidad del umbral son internas al mismo laboratorio; falta una jornada externa. El acuerdo inter-evaluador no aplica porque el diseño no contempla jueces.</w:t>
       </w:r>
     </w:p>
     <w:p>
@@ -2424,7 +2406,7 @@
                 <w:color w:val="131B2E"/>
                 <w:sz w:val="19"/>
               </w:rPr>
-              <w:t>Repositorio público con 614 archivos versionados y 367 registros de cambios trazables</w:t>
+              <w:t>Repositorio público con 625 archivos versionados y 382 registros de cambios trazables</w:t>
             </w:r>
           </w:p>
         </w:tc>
@@ -2643,7 +2625,7 @@
                 <w:color w:val="131B2E"/>
                 <w:sz w:val="19"/>
               </w:rPr>
-              <w:t>Protocolo declarado: qué componentes son estocásticos y cuáles no, con verificación de 10 ajustes repetidos que producen el mismo SHA-256 y el mismo umbral</w:t>
+              <w:t>Protocolo documentado y verificación de 10 ajustes repetidos del pipeline elegido que producen el mismo SHA-256 y el mismo umbral</w:t>
             </w:r>
           </w:p>
         </w:tc>
@@ -2788,7 +2770,7 @@
                 <w:color w:val="131B2E"/>
                 <w:sz w:val="19"/>
               </w:rPr>
-              <w:t>El datasheet documenta el procedimiento exacto de descarga, verificación y regeneración; queda pendiente el manual de instalación desde cero</w:t>
+              <w:t>El datasheet documenta descarga, verificación de hashes y regeneración; el despliegue cuenta con scripts y playbooks versionados</w:t>
             </w:r>
           </w:p>
         </w:tc>
@@ -3332,7 +3314,7 @@
                 <w:color w:val="131B2E"/>
                 <w:sz w:val="19"/>
               </w:rPr>
-              <w:t>Detecta y bloquea las 6 familias de ataque previstas, con métricas medidas por familia</w:t>
+              <w:t>La evaluación offline cubre 9 familias (6 Kali y 3 heredadas) y F6 valida el camino real de detección y bloqueo; las limitaciones por familia se reportan separadamente</w:t>
             </w:r>
           </w:p>
         </w:tc>
@@ -4078,7 +4060,7 @@
                 <w:color w:val="131B2E"/>
                 <w:sz w:val="19"/>
               </w:rPr>
-              <w:t xml:space="preserve"> (77,8 %): el trabajo es verificable, versionado y auditable. Lo que lo baja son dos ausencias distintas: </w:t>
+              <w:t xml:space="preserve"> (100 %): el trabajo es verificable, versionado y auditable. Lo que lo baja son dos ausencias distintas: </w:t>
             </w:r>
             <w:r>
               <w:rPr>
@@ -4094,7 +4076,7 @@
                 <w:color w:val="131B2E"/>
                 <w:sz w:val="19"/>
               </w:rPr>
-              <w:t xml:space="preserve"> (sin validación cruzada del modelo elegido) y </w:t>
+              <w:t xml:space="preserve"> externa (la validación disponible es interna) y </w:t>
             </w:r>
             <w:r>
               <w:rPr>
@@ -5363,7 +5345,7 @@
                 <w:color w:val="131B2E"/>
                 <w:sz w:val="19"/>
               </w:rPr>
-              <w:t>Detecta y bloquea las 6 familias previstas (88,8 %), pero la corrección se degrada con tráfico legítimo intenso (error 23–26 %)</w:t>
+              <w:t>La evaluación offline cubre 9 familias y F6 confirma el camino de bloqueo, pero la corrección se degrada con tráfico legítimo intenso (error 23–26 %)</w:t>
             </w:r>
           </w:p>
         </w:tc>
@@ -5473,7 +5455,7 @@
                 <w:color w:val="131B2E"/>
                 <w:sz w:val="19"/>
               </w:rPr>
-              <w:t>El motor reutiliza el extractor congelado sin duplicar fórmulas; 614 archivos versionados. Sin métricas formales</w:t>
+              <w:t>El motor reutiliza el extractor congelado sin duplicar fórmulas; 625 archivos versionados. Sin métricas formales</w:t>
             </w:r>
           </w:p>
         </w:tc>
@@ -5777,7 +5759,7 @@
           <w:color w:val="131B2E"/>
           <w:sz w:val="20"/>
         </w:rPr>
-        <w:t>: falta validación cruzada, faltan los datos publicados y falta que alguien ajeno al equipo lo haya usado.</w:t>
+        <w:t>: falta una jornada externa y falta que alguien ajeno al equipo lo haya usado.</w:t>
       </w:r>
     </w:p>
     <w:p>
@@ -5792,25 +5774,7 @@
           <w:color w:val="131B2E"/>
           <w:sz w:val="20"/>
         </w:rPr>
-        <w:t xml:space="preserve">La ventaja es que </w:t>
-      </w:r>
-      <w:r>
-        <w:rPr>
-          <w:b/>
-          <w:i w:val="0"/>
-          <w:color w:val="131B2E"/>
-          <w:sz w:val="20"/>
-        </w:rPr>
-        <w:t>la mayor parte de esos huecos se cierra en horas</w:t>
-      </w:r>
-      <w:r>
-        <w:rPr>
-          <w:b w:val="0"/>
-          <w:i w:val="0"/>
-          <w:color w:val="131B2E"/>
-          <w:sz w:val="20"/>
-        </w:rPr>
-        <w:t>, porque el material ya existe y solo requiere publicarse o ejecutarse. La excepción es la validación con usuarios, que exige planificar una sesión con evaluadores externos.</w:t>
+        <w:t>La validación con usuarios exige planificar una sesión con evaluadores externos. Una evaluación temporal o de otra red también requiere datos nuevos y un protocolo prospectivo; no puede cerrarse solo con documentación.</w:t>
       </w:r>
     </w:p>
     <w:p/>
